--- a/Раздел_1.3_исправленный.docx
+++ b/Раздел_1.3_исправленный.docx
@@ -19,7 +19,7 @@
     </w:p>
     <w:p>
       <w:pPr>
-        <w:ind w:firstLine="709"/>
+        <w:ind w:firstLine="425"/>
         <w:jc w:val="both"/>
       </w:pPr>
       <w:r>
@@ -49,7 +49,7 @@
     </w:p>
     <w:p>
       <w:pPr>
-        <w:ind w:firstLine="709"/>
+        <w:ind w:firstLine="425"/>
         <w:jc w:val="both"/>
       </w:pPr>
       <w:r>
@@ -64,7 +64,7 @@
     </w:p>
     <w:p>
       <w:pPr>
-        <w:ind w:firstLine="709"/>
+        <w:ind w:firstLine="425"/>
         <w:jc w:val="both"/>
       </w:pPr>
       <w:r>
@@ -94,7 +94,7 @@
     </w:p>
     <w:p>
       <w:pPr>
-        <w:ind w:firstLine="709"/>
+        <w:ind w:firstLine="425"/>
         <w:jc w:val="both"/>
       </w:pPr>
       <w:r>
@@ -124,7 +124,7 @@
     </w:p>
     <w:p>
       <w:pPr>
-        <w:ind w:firstLine="709"/>
+        <w:ind w:firstLine="425"/>
         <w:jc w:val="both"/>
       </w:pPr>
       <w:r>
@@ -188,14 +188,14 @@
           <w:rFonts w:ascii="Times New Roman" w:hAnsi="Times New Roman" w:eastAsia="Times New Roman"/>
           <w:b w:val="0"/>
           <w:i w:val="0"/>
-          <w:sz w:val="26"/>
+          <w:sz w:val="28"/>
         </w:rPr>
         <w:t>Рисунок 1 – Общая схема процесса обработки информации</w:t>
       </w:r>
     </w:p>
     <w:p>
       <w:pPr>
-        <w:ind w:firstLine="709"/>
+        <w:ind w:firstLine="425"/>
         <w:jc w:val="both"/>
       </w:pPr>
       <w:r>
@@ -258,7 +258,7 @@
           <w:p>
             <w:pPr>
               <w:spacing w:line="240" w:lineRule="auto" w:after="0"/>
-              <w:jc w:val="center"/>
+              <w:jc w:val="left"/>
             </w:pPr>
             <w:r/>
             <w:r>
@@ -280,7 +280,7 @@
           <w:p>
             <w:pPr>
               <w:spacing w:line="240" w:lineRule="auto" w:after="0"/>
-              <w:jc w:val="center"/>
+              <w:jc w:val="left"/>
             </w:pPr>
             <w:r/>
             <w:r>
@@ -303,6 +303,7 @@
           <w:p>
             <w:pPr>
               <w:spacing w:line="240" w:lineRule="auto" w:after="0"/>
+              <w:jc w:val="left"/>
             </w:pPr>
             <w:r/>
             <w:r>
@@ -323,6 +324,7 @@
           <w:p>
             <w:pPr>
               <w:spacing w:line="240" w:lineRule="auto" w:after="0"/>
+              <w:jc w:val="left"/>
             </w:pPr>
             <w:r/>
             <w:r>
@@ -345,6 +347,7 @@
           <w:p>
             <w:pPr>
               <w:spacing w:line="240" w:lineRule="auto" w:after="0"/>
+              <w:jc w:val="left"/>
             </w:pPr>
             <w:r/>
             <w:r>
@@ -365,6 +368,7 @@
           <w:p>
             <w:pPr>
               <w:spacing w:line="240" w:lineRule="auto" w:after="0"/>
+              <w:jc w:val="left"/>
             </w:pPr>
             <w:r/>
             <w:r>
@@ -387,6 +391,7 @@
           <w:p>
             <w:pPr>
               <w:spacing w:line="240" w:lineRule="auto" w:after="0"/>
+              <w:jc w:val="left"/>
             </w:pPr>
             <w:r/>
             <w:r>
@@ -407,6 +412,7 @@
           <w:p>
             <w:pPr>
               <w:spacing w:line="240" w:lineRule="auto" w:after="0"/>
+              <w:jc w:val="left"/>
             </w:pPr>
             <w:r/>
             <w:r>
@@ -444,7 +450,7 @@
     </w:p>
     <w:p>
       <w:pPr>
-        <w:ind w:firstLine="709"/>
+        <w:ind w:firstLine="425"/>
         <w:jc w:val="both"/>
       </w:pPr>
       <w:r>
@@ -508,14 +514,14 @@
           <w:rFonts w:ascii="Times New Roman" w:hAnsi="Times New Roman" w:eastAsia="Times New Roman"/>
           <w:b w:val="0"/>
           <w:i w:val="0"/>
-          <w:sz w:val="26"/>
+          <w:sz w:val="28"/>
         </w:rPr>
         <w:t>Рисунок 2 – Структура XML-метамодели E3Core</w:t>
       </w:r>
     </w:p>
     <w:p>
       <w:pPr>
-        <w:ind w:firstLine="709"/>
+        <w:ind w:firstLine="425"/>
         <w:jc w:val="both"/>
       </w:pPr>
       <w:r>
@@ -578,7 +584,7 @@
           <w:p>
             <w:pPr>
               <w:spacing w:line="240" w:lineRule="auto" w:after="0"/>
-              <w:jc w:val="center"/>
+              <w:jc w:val="left"/>
             </w:pPr>
             <w:r/>
             <w:r>
@@ -600,7 +606,7 @@
           <w:p>
             <w:pPr>
               <w:spacing w:line="240" w:lineRule="auto" w:after="0"/>
-              <w:jc w:val="center"/>
+              <w:jc w:val="left"/>
             </w:pPr>
             <w:r/>
             <w:r>
@@ -623,6 +629,7 @@
           <w:p>
             <w:pPr>
               <w:spacing w:line="240" w:lineRule="auto" w:after="0"/>
+              <w:jc w:val="left"/>
             </w:pPr>
             <w:r/>
             <w:r>
@@ -643,6 +650,7 @@
           <w:p>
             <w:pPr>
               <w:spacing w:line="240" w:lineRule="auto" w:after="0"/>
+              <w:jc w:val="left"/>
             </w:pPr>
             <w:r/>
             <w:r>
@@ -665,6 +673,7 @@
           <w:p>
             <w:pPr>
               <w:spacing w:line="240" w:lineRule="auto" w:after="0"/>
+              <w:jc w:val="left"/>
             </w:pPr>
             <w:r/>
             <w:r>
@@ -685,6 +694,7 @@
           <w:p>
             <w:pPr>
               <w:spacing w:line="240" w:lineRule="auto" w:after="0"/>
+              <w:jc w:val="left"/>
             </w:pPr>
             <w:r/>
             <w:r>
@@ -707,6 +717,7 @@
           <w:p>
             <w:pPr>
               <w:spacing w:line="240" w:lineRule="auto" w:after="0"/>
+              <w:jc w:val="left"/>
             </w:pPr>
             <w:r/>
             <w:r>
@@ -727,6 +738,7 @@
           <w:p>
             <w:pPr>
               <w:spacing w:line="240" w:lineRule="auto" w:after="0"/>
+              <w:jc w:val="left"/>
             </w:pPr>
             <w:r/>
             <w:r>
@@ -749,6 +761,7 @@
           <w:p>
             <w:pPr>
               <w:spacing w:line="240" w:lineRule="auto" w:after="0"/>
+              <w:jc w:val="left"/>
             </w:pPr>
             <w:r/>
             <w:r>
@@ -769,6 +782,7 @@
           <w:p>
             <w:pPr>
               <w:spacing w:line="240" w:lineRule="auto" w:after="0"/>
+              <w:jc w:val="left"/>
             </w:pPr>
             <w:r/>
             <w:r>
@@ -791,6 +805,7 @@
           <w:p>
             <w:pPr>
               <w:spacing w:line="240" w:lineRule="auto" w:after="0"/>
+              <w:jc w:val="left"/>
             </w:pPr>
             <w:r/>
             <w:r>
@@ -811,6 +826,7 @@
           <w:p>
             <w:pPr>
               <w:spacing w:line="240" w:lineRule="auto" w:after="0"/>
+              <w:jc w:val="left"/>
             </w:pPr>
             <w:r/>
             <w:r>
@@ -833,6 +849,7 @@
           <w:p>
             <w:pPr>
               <w:spacing w:line="240" w:lineRule="auto" w:after="0"/>
+              <w:jc w:val="left"/>
             </w:pPr>
             <w:r/>
             <w:r>
@@ -853,6 +870,7 @@
           <w:p>
             <w:pPr>
               <w:spacing w:line="240" w:lineRule="auto" w:after="0"/>
+              <w:jc w:val="left"/>
             </w:pPr>
             <w:r/>
             <w:r>
@@ -875,6 +893,7 @@
           <w:p>
             <w:pPr>
               <w:spacing w:line="240" w:lineRule="auto" w:after="0"/>
+              <w:jc w:val="left"/>
             </w:pPr>
             <w:r/>
             <w:r>
@@ -895,6 +914,7 @@
           <w:p>
             <w:pPr>
               <w:spacing w:line="240" w:lineRule="auto" w:after="0"/>
+              <w:jc w:val="left"/>
             </w:pPr>
             <w:r/>
             <w:r>
@@ -917,7 +937,7 @@
     </w:p>
     <w:p>
       <w:pPr>
-        <w:ind w:firstLine="709"/>
+        <w:ind w:firstLine="425"/>
         <w:jc w:val="both"/>
       </w:pPr>
       <w:r>
@@ -1245,7 +1265,7 @@
     </w:p>
     <w:p>
       <w:pPr>
-        <w:ind w:firstLine="709"/>
+        <w:ind w:firstLine="425"/>
         <w:jc w:val="both"/>
       </w:pPr>
       <w:r>
@@ -1260,7 +1280,7 @@
     </w:p>
     <w:p>
       <w:pPr>
-        <w:ind w:firstLine="709"/>
+        <w:ind w:firstLine="425"/>
         <w:jc w:val="both"/>
       </w:pPr>
       <w:r>
@@ -1324,7 +1344,7 @@
           <w:rFonts w:ascii="Times New Roman" w:hAnsi="Times New Roman" w:eastAsia="Times New Roman"/>
           <w:b w:val="0"/>
           <w:i w:val="0"/>
-          <w:sz w:val="26"/>
+          <w:sz w:val="28"/>
         </w:rPr>
         <w:t>Рисунок 3 – Алгоритм потокового разбора XML-модели</w:t>
       </w:r>
@@ -1346,7 +1366,7 @@
     </w:p>
     <w:p>
       <w:pPr>
-        <w:ind w:firstLine="709"/>
+        <w:ind w:firstLine="425"/>
         <w:jc w:val="both"/>
       </w:pPr>
       <w:r>
@@ -1410,7 +1430,7 @@
           <w:p>
             <w:pPr>
               <w:spacing w:line="240" w:lineRule="auto" w:after="0"/>
-              <w:jc w:val="center"/>
+              <w:jc w:val="left"/>
             </w:pPr>
             <w:r/>
             <w:r>
@@ -1432,7 +1452,7 @@
           <w:p>
             <w:pPr>
               <w:spacing w:line="240" w:lineRule="auto" w:after="0"/>
-              <w:jc w:val="center"/>
+              <w:jc w:val="left"/>
             </w:pPr>
             <w:r/>
             <w:r>
@@ -1454,7 +1474,7 @@
           <w:p>
             <w:pPr>
               <w:spacing w:line="240" w:lineRule="auto" w:after="0"/>
-              <w:jc w:val="center"/>
+              <w:jc w:val="left"/>
             </w:pPr>
             <w:r/>
             <w:r>
@@ -1477,6 +1497,7 @@
           <w:p>
             <w:pPr>
               <w:spacing w:line="240" w:lineRule="auto" w:after="0"/>
+              <w:jc w:val="left"/>
             </w:pPr>
             <w:r/>
             <w:r>
@@ -1499,6 +1520,7 @@
           <w:p>
             <w:pPr>
               <w:spacing w:line="240" w:lineRule="auto" w:after="0"/>
+              <w:jc w:val="left"/>
             </w:pPr>
             <w:r/>
             <w:r>
@@ -1519,6 +1541,7 @@
           <w:p>
             <w:pPr>
               <w:spacing w:line="240" w:lineRule="auto" w:after="0"/>
+              <w:jc w:val="left"/>
             </w:pPr>
             <w:r/>
             <w:r>
@@ -1541,6 +1564,7 @@
           <w:p>
             <w:pPr>
               <w:spacing w:line="240" w:lineRule="auto" w:after="0"/>
+              <w:jc w:val="left"/>
             </w:pPr>
             <w:r/>
             <w:r>
@@ -1563,6 +1587,7 @@
           <w:p>
             <w:pPr>
               <w:spacing w:line="240" w:lineRule="auto" w:after="0"/>
+              <w:jc w:val="left"/>
             </w:pPr>
             <w:r/>
             <w:r>
@@ -1583,6 +1608,7 @@
           <w:p>
             <w:pPr>
               <w:spacing w:line="240" w:lineRule="auto" w:after="0"/>
+              <w:jc w:val="left"/>
             </w:pPr>
             <w:r/>
             <w:r>
@@ -1605,6 +1631,7 @@
           <w:p>
             <w:pPr>
               <w:spacing w:line="240" w:lineRule="auto" w:after="0"/>
+              <w:jc w:val="left"/>
             </w:pPr>
             <w:r/>
             <w:r>
@@ -1629,6 +1656,7 @@
           <w:p>
             <w:pPr>
               <w:spacing w:line="240" w:lineRule="auto" w:after="0"/>
+              <w:jc w:val="left"/>
             </w:pPr>
             <w:r/>
             <w:r>
@@ -1649,6 +1677,7 @@
           <w:p>
             <w:pPr>
               <w:spacing w:line="240" w:lineRule="auto" w:after="0"/>
+              <w:jc w:val="left"/>
             </w:pPr>
             <w:r/>
             <w:r>
@@ -1671,7 +1700,7 @@
     </w:p>
     <w:p>
       <w:pPr>
-        <w:ind w:firstLine="709"/>
+        <w:ind w:firstLine="425"/>
         <w:jc w:val="both"/>
       </w:pPr>
       <w:r>
@@ -1735,7 +1764,7 @@
           <w:rFonts w:ascii="Times New Roman" w:hAnsi="Times New Roman" w:eastAsia="Times New Roman"/>
           <w:b w:val="0"/>
           <w:i w:val="0"/>
-          <w:sz w:val="26"/>
+          <w:sz w:val="28"/>
         </w:rPr>
         <w:t>Рисунок 4 – Алгоритм классификации сущностей</w:t>
       </w:r>
@@ -1757,7 +1786,7 @@
     </w:p>
     <w:p>
       <w:pPr>
-        <w:ind w:firstLine="709"/>
+        <w:ind w:firstLine="425"/>
         <w:jc w:val="both"/>
       </w:pPr>
       <w:r>
@@ -1821,14 +1850,14 @@
           <w:rFonts w:ascii="Times New Roman" w:hAnsi="Times New Roman" w:eastAsia="Times New Roman"/>
           <w:b w:val="0"/>
           <w:i w:val="0"/>
-          <w:sz w:val="26"/>
+          <w:sz w:val="28"/>
         </w:rPr>
         <w:t>Рисунок 5 – Взаимодействие компонентов по паттерну Page Object</w:t>
       </w:r>
     </w:p>
     <w:p>
       <w:pPr>
-        <w:ind w:firstLine="709"/>
+        <w:ind w:firstLine="425"/>
         <w:jc w:val="both"/>
       </w:pPr>
       <w:r>
@@ -1858,7 +1887,7 @@
     </w:p>
     <w:p>
       <w:pPr>
-        <w:ind w:firstLine="709"/>
+        <w:ind w:firstLine="425"/>
         <w:jc w:val="both"/>
       </w:pPr>
       <w:r>
@@ -1922,14 +1951,14 @@
           <w:rFonts w:ascii="Times New Roman" w:hAnsi="Times New Roman" w:eastAsia="Times New Roman"/>
           <w:b w:val="0"/>
           <w:i w:val="0"/>
-          <w:sz w:val="26"/>
+          <w:sz w:val="28"/>
         </w:rPr>
         <w:t>Рисунок 6 – Алгоритм генерации тестового проекта</w:t>
       </w:r>
     </w:p>
     <w:p>
       <w:pPr>
-        <w:ind w:firstLine="709"/>
+        <w:ind w:firstLine="425"/>
         <w:jc w:val="both"/>
       </w:pPr>
       <w:r>
@@ -1944,7 +1973,7 @@
     </w:p>
     <w:p>
       <w:pPr>
-        <w:ind w:firstLine="709"/>
+        <w:ind w:firstLine="425"/>
         <w:jc w:val="both"/>
       </w:pPr>
       <w:r>
@@ -1974,7 +2003,7 @@
     </w:p>
     <w:p>
       <w:pPr>
-        <w:ind w:firstLine="709"/>
+        <w:ind w:firstLine="425"/>
         <w:jc w:val="both"/>
       </w:pPr>
       <w:r>
@@ -2038,14 +2067,14 @@
           <w:rFonts w:ascii="Times New Roman" w:hAnsi="Times New Roman" w:eastAsia="Times New Roman"/>
           <w:b w:val="0"/>
           <w:i w:val="0"/>
-          <w:sz w:val="26"/>
+          <w:sz w:val="28"/>
         </w:rPr>
         <w:t>Рисунок 7 – Алгоритм подбора тестовых данных по типу и маске</w:t>
       </w:r>
     </w:p>
     <w:p>
       <w:pPr>
-        <w:ind w:firstLine="709"/>
+        <w:ind w:firstLine="425"/>
         <w:jc w:val="both"/>
       </w:pPr>
       <w:r>
@@ -2075,7 +2104,7 @@
     </w:p>
     <w:p>
       <w:pPr>
-        <w:ind w:firstLine="709"/>
+        <w:ind w:firstLine="425"/>
         <w:jc w:val="both"/>
       </w:pPr>
       <w:r>
@@ -2139,7 +2168,7 @@
           <w:p>
             <w:pPr>
               <w:spacing w:line="240" w:lineRule="auto" w:after="0"/>
-              <w:jc w:val="center"/>
+              <w:jc w:val="left"/>
             </w:pPr>
             <w:r/>
             <w:r>
@@ -2161,7 +2190,7 @@
           <w:p>
             <w:pPr>
               <w:spacing w:line="240" w:lineRule="auto" w:after="0"/>
-              <w:jc w:val="center"/>
+              <w:jc w:val="left"/>
             </w:pPr>
             <w:r/>
             <w:r>
@@ -2183,7 +2212,7 @@
           <w:p>
             <w:pPr>
               <w:spacing w:line="240" w:lineRule="auto" w:after="0"/>
-              <w:jc w:val="center"/>
+              <w:jc w:val="left"/>
             </w:pPr>
             <w:r/>
             <w:r>
@@ -2206,6 +2235,7 @@
           <w:p>
             <w:pPr>
               <w:spacing w:line="240" w:lineRule="auto" w:after="0"/>
+              <w:jc w:val="left"/>
             </w:pPr>
             <w:r/>
             <w:r>
@@ -2226,6 +2256,7 @@
           <w:p>
             <w:pPr>
               <w:spacing w:line="240" w:lineRule="auto" w:after="0"/>
+              <w:jc w:val="left"/>
             </w:pPr>
             <w:r/>
             <w:r>
@@ -2246,6 +2277,7 @@
           <w:p>
             <w:pPr>
               <w:spacing w:line="240" w:lineRule="auto" w:after="0"/>
+              <w:jc w:val="left"/>
             </w:pPr>
             <w:r/>
             <w:r>
@@ -2268,6 +2300,7 @@
           <w:p>
             <w:pPr>
               <w:spacing w:line="240" w:lineRule="auto" w:after="0"/>
+              <w:jc w:val="left"/>
             </w:pPr>
             <w:r/>
             <w:r>
@@ -2288,6 +2321,7 @@
           <w:p>
             <w:pPr>
               <w:spacing w:line="240" w:lineRule="auto" w:after="0"/>
+              <w:jc w:val="left"/>
             </w:pPr>
             <w:r/>
             <w:r>
@@ -2308,6 +2342,7 @@
           <w:p>
             <w:pPr>
               <w:spacing w:line="240" w:lineRule="auto" w:after="0"/>
+              <w:jc w:val="left"/>
             </w:pPr>
             <w:r/>
             <w:r>
@@ -2330,6 +2365,7 @@
           <w:p>
             <w:pPr>
               <w:spacing w:line="240" w:lineRule="auto" w:after="0"/>
+              <w:jc w:val="left"/>
             </w:pPr>
             <w:r/>
             <w:r>
@@ -2350,6 +2386,7 @@
           <w:p>
             <w:pPr>
               <w:spacing w:line="240" w:lineRule="auto" w:after="0"/>
+              <w:jc w:val="left"/>
             </w:pPr>
             <w:r/>
             <w:r>
@@ -2370,6 +2407,7 @@
           <w:p>
             <w:pPr>
               <w:spacing w:line="240" w:lineRule="auto" w:after="0"/>
+              <w:jc w:val="left"/>
             </w:pPr>
             <w:r/>
             <w:r>
@@ -2392,6 +2430,7 @@
           <w:p>
             <w:pPr>
               <w:spacing w:line="240" w:lineRule="auto" w:after="0"/>
+              <w:jc w:val="left"/>
             </w:pPr>
             <w:r/>
             <w:r>
@@ -2412,6 +2451,7 @@
           <w:p>
             <w:pPr>
               <w:spacing w:line="240" w:lineRule="auto" w:after="0"/>
+              <w:jc w:val="left"/>
             </w:pPr>
             <w:r/>
             <w:r>
@@ -2432,6 +2472,7 @@
           <w:p>
             <w:pPr>
               <w:spacing w:line="240" w:lineRule="auto" w:after="0"/>
+              <w:jc w:val="left"/>
             </w:pPr>
             <w:r/>
             <w:r>
@@ -2454,6 +2495,7 @@
           <w:p>
             <w:pPr>
               <w:spacing w:line="240" w:lineRule="auto" w:after="0"/>
+              <w:jc w:val="left"/>
             </w:pPr>
             <w:r/>
             <w:r>
@@ -2474,6 +2516,7 @@
           <w:p>
             <w:pPr>
               <w:spacing w:line="240" w:lineRule="auto" w:after="0"/>
+              <w:jc w:val="left"/>
             </w:pPr>
             <w:r/>
             <w:r>
@@ -2494,6 +2537,7 @@
           <w:p>
             <w:pPr>
               <w:spacing w:line="240" w:lineRule="auto" w:after="0"/>
+              <w:jc w:val="left"/>
             </w:pPr>
             <w:r/>
             <w:r>
@@ -2516,6 +2560,7 @@
           <w:p>
             <w:pPr>
               <w:spacing w:line="240" w:lineRule="auto" w:after="0"/>
+              <w:jc w:val="left"/>
             </w:pPr>
             <w:r/>
             <w:r>
@@ -2536,6 +2581,7 @@
           <w:p>
             <w:pPr>
               <w:spacing w:line="240" w:lineRule="auto" w:after="0"/>
+              <w:jc w:val="left"/>
             </w:pPr>
             <w:r/>
             <w:r>
@@ -2556,6 +2602,7 @@
           <w:p>
             <w:pPr>
               <w:spacing w:line="240" w:lineRule="auto" w:after="0"/>
+              <w:jc w:val="left"/>
             </w:pPr>
             <w:r/>
             <w:r>
@@ -2578,6 +2625,7 @@
           <w:p>
             <w:pPr>
               <w:spacing w:line="240" w:lineRule="auto" w:after="0"/>
+              <w:jc w:val="left"/>
             </w:pPr>
             <w:r/>
             <w:r>
@@ -2598,6 +2646,7 @@
           <w:p>
             <w:pPr>
               <w:spacing w:line="240" w:lineRule="auto" w:after="0"/>
+              <w:jc w:val="left"/>
             </w:pPr>
             <w:r/>
             <w:r>
@@ -2618,6 +2667,7 @@
           <w:p>
             <w:pPr>
               <w:spacing w:line="240" w:lineRule="auto" w:after="0"/>
+              <w:jc w:val="left"/>
             </w:pPr>
             <w:r/>
             <w:r>
@@ -2640,6 +2690,7 @@
           <w:p>
             <w:pPr>
               <w:spacing w:line="240" w:lineRule="auto" w:after="0"/>
+              <w:jc w:val="left"/>
             </w:pPr>
             <w:r/>
             <w:r>
@@ -2660,6 +2711,7 @@
           <w:p>
             <w:pPr>
               <w:spacing w:line="240" w:lineRule="auto" w:after="0"/>
+              <w:jc w:val="left"/>
             </w:pPr>
             <w:r/>
             <w:r>
@@ -2680,6 +2732,7 @@
           <w:p>
             <w:pPr>
               <w:spacing w:line="240" w:lineRule="auto" w:after="0"/>
+              <w:jc w:val="left"/>
             </w:pPr>
             <w:r/>
             <w:r>
@@ -2702,6 +2755,7 @@
           <w:p>
             <w:pPr>
               <w:spacing w:line="240" w:lineRule="auto" w:after="0"/>
+              <w:jc w:val="left"/>
             </w:pPr>
             <w:r/>
             <w:r>
@@ -2722,6 +2776,7 @@
           <w:p>
             <w:pPr>
               <w:spacing w:line="240" w:lineRule="auto" w:after="0"/>
+              <w:jc w:val="left"/>
             </w:pPr>
             <w:r/>
             <w:r>
@@ -2742,6 +2797,7 @@
           <w:p>
             <w:pPr>
               <w:spacing w:line="240" w:lineRule="auto" w:after="0"/>
+              <w:jc w:val="left"/>
             </w:pPr>
             <w:r/>
             <w:r>
@@ -2779,7 +2835,7 @@
     </w:p>
     <w:p>
       <w:pPr>
-        <w:ind w:firstLine="709"/>
+        <w:ind w:firstLine="425"/>
         <w:jc w:val="both"/>
       </w:pPr>
       <w:r>
@@ -2794,7 +2850,7 @@
     </w:p>
     <w:p>
       <w:pPr>
-        <w:ind w:firstLine="709"/>
+        <w:ind w:firstLine="425"/>
         <w:jc w:val="both"/>
       </w:pPr>
       <w:r>
@@ -2858,14 +2914,14 @@
           <w:rFonts w:ascii="Times New Roman" w:hAnsi="Times New Roman" w:eastAsia="Times New Roman"/>
           <w:b w:val="0"/>
           <w:i w:val="0"/>
-          <w:sz w:val="26"/>
+          <w:sz w:val="28"/>
         </w:rPr>
         <w:t>Рисунок 8 – Алгоритм запуска тестов и анализа результатов</w:t>
       </w:r>
     </w:p>
     <w:p>
       <w:pPr>
-        <w:ind w:firstLine="709"/>
+        <w:ind w:firstLine="425"/>
         <w:jc w:val="both"/>
       </w:pPr>
       <w:r>
@@ -2880,7 +2936,7 @@
     </w:p>
     <w:p>
       <w:pPr>
-        <w:ind w:firstLine="709"/>
+        <w:ind w:firstLine="425"/>
         <w:jc w:val="both"/>
       </w:pPr>
       <w:r>

--- a/Раздел_1.3_исправленный.docx
+++ b/Раздел_1.3_исправленный.docx
@@ -146,7 +146,7 @@
       <w:r>
         <w:drawing>
           <wp:inline xmlns:a="http://schemas.openxmlformats.org/drawingml/2006/main" xmlns:pic="http://schemas.openxmlformats.org/drawingml/2006/picture">
-            <wp:extent cx="4140000" cy="5248729"/>
+            <wp:extent cx="4140000" cy="4199876"/>
             <wp:docPr id="1" name="Picture 1"/>
             <wp:cNvGraphicFramePr>
               <a:graphicFrameLocks noChangeAspect="1"/>
@@ -167,7 +167,7 @@
                   <pic:spPr>
                     <a:xfrm>
                       <a:off x="0" y="0"/>
-                      <a:ext cx="4140000" cy="5248729"/>
+                      <a:ext cx="4140000" cy="4199876"/>
                     </a:xfrm>
                     <a:prstGeom prst="rect"/>
                   </pic:spPr>
@@ -531,7 +531,7 @@
           <w:i w:val="0"/>
           <w:sz w:val="28"/>
         </w:rPr>
-        <w:t>Назначение основных элементов и атрибутов метамодели приведено в таблице 2.</w:t>
+        <w:t>Все элементы метамодели, показанные на рисунке 2, и их назначение приведены в таблице 2.</w:t>
       </w:r>
     </w:p>
     <w:p>
@@ -578,7 +578,7 @@
       <w:tr>
         <w:tc>
           <w:tcPr>
-            <w:tcW w:type="dxa" w:w="3402"/>
+            <w:tcW w:type="dxa" w:w="2608"/>
             <w:shd w:val="clear" w:color="auto" w:fill="D9D9D9"/>
           </w:tcPr>
           <w:p>
@@ -594,13 +594,13 @@
                 <w:i w:val="0"/>
                 <w:sz w:val="24"/>
               </w:rPr>
-              <w:t>Элемент / атрибут</w:t>
+              <w:t>Элемент</w:t>
             </w:r>
           </w:p>
         </w:tc>
         <w:tc>
           <w:tcPr>
-            <w:tcW w:type="dxa" w:w="5953"/>
+            <w:tcW w:type="dxa" w:w="6746"/>
             <w:shd w:val="clear" w:color="auto" w:fill="D9D9D9"/>
           </w:tcPr>
           <w:p>
@@ -624,7 +624,7 @@
       <w:tr>
         <w:tc>
           <w:tcPr>
-            <w:tcW w:type="dxa" w:w="3402"/>
+            <w:tcW w:type="dxa" w:w="2608"/>
           </w:tcPr>
           <w:p>
             <w:pPr>
@@ -639,13 +639,13 @@
                 <w:i w:val="0"/>
                 <w:sz w:val="24"/>
               </w:rPr>
-              <w:t>Object (name, keyName, featureName)</w:t>
+              <w:t>E3</w:t>
             </w:r>
           </w:p>
         </w:tc>
         <w:tc>
           <w:tcPr>
-            <w:tcW w:type="dxa" w:w="5953"/>
+            <w:tcW w:type="dxa" w:w="6746"/>
           </w:tcPr>
           <w:p>
             <w:pPr>
@@ -660,7 +660,7 @@
                 <w:i w:val="0"/>
                 <w:sz w:val="24"/>
               </w:rPr>
-              <w:t>Сущность предметной области: имя, имя ключевого поля, имя хранимого представления (таблицы).</w:t>
+              <w:t>Корневой элемент XML-модели; объединяет описание подсистемы и общий блок поисковых запросов.</w:t>
             </w:r>
           </w:p>
         </w:tc>
@@ -668,7 +668,7 @@
       <w:tr>
         <w:tc>
           <w:tcPr>
-            <w:tcW w:type="dxa" w:w="3402"/>
+            <w:tcW w:type="dxa" w:w="2608"/>
           </w:tcPr>
           <w:p>
             <w:pPr>
@@ -683,13 +683,13 @@
                 <w:i w:val="0"/>
                 <w:sz w:val="24"/>
               </w:rPr>
-              <w:t>Properties (stereoType, type_link)</w:t>
+              <w:t>Category</w:t>
             </w:r>
           </w:p>
         </w:tc>
         <w:tc>
           <w:tcPr>
-            <w:tcW w:type="dxa" w:w="5953"/>
+            <w:tcW w:type="dxa" w:w="6746"/>
           </w:tcPr>
           <w:p>
             <w:pPr>
@@ -704,7 +704,7 @@
                 <w:i w:val="0"/>
                 <w:sz w:val="24"/>
               </w:rPr>
-              <w:t>Группа свойств: карточка (type_link="P") или табличное представление (stereoType="Grid").</w:t>
+              <w:t>Подсистема (ППС): её наименование (CategoryName) и идентификатор; по наименованию определяется подсистема, открываемая после входа.</w:t>
             </w:r>
           </w:p>
         </w:tc>
@@ -712,7 +712,7 @@
       <w:tr>
         <w:tc>
           <w:tcPr>
-            <w:tcW w:type="dxa" w:w="3402"/>
+            <w:tcW w:type="dxa" w:w="2608"/>
           </w:tcPr>
           <w:p>
             <w:pPr>
@@ -727,13 +727,13 @@
                 <w:i w:val="0"/>
                 <w:sz w:val="24"/>
               </w:rPr>
-              <w:t>Property (attrName, attrType)</w:t>
+              <w:t>Object</w:t>
             </w:r>
           </w:p>
         </w:tc>
         <w:tc>
           <w:tcPr>
-            <w:tcW w:type="dxa" w:w="5953"/>
+            <w:tcW w:type="dxa" w:w="6746"/>
           </w:tcPr>
           <w:p>
             <w:pPr>
@@ -748,7 +748,7 @@
                 <w:i w:val="0"/>
                 <w:sz w:val="24"/>
               </w:rPr>
-              <w:t>Атрибут сущности: системное имя и тип значения (строка, число, дата, дата-время).</w:t>
+              <w:t>Сущность предметной области: отображаемое имя, имя ключевого поля (keyName) и имя хранимого представления — таблицы (featureName).</w:t>
             </w:r>
           </w:p>
         </w:tc>
@@ -756,7 +756,7 @@
       <w:tr>
         <w:tc>
           <w:tcPr>
-            <w:tcW w:type="dxa" w:w="3402"/>
+            <w:tcW w:type="dxa" w:w="2608"/>
           </w:tcPr>
           <w:p>
             <w:pPr>
@@ -771,13 +771,13 @@
                 <w:i w:val="0"/>
                 <w:sz w:val="24"/>
               </w:rPr>
-              <w:t>necessarily, mask, dmodule</w:t>
+              <w:t>AssociationObjectA</w:t>
             </w:r>
           </w:p>
         </w:tc>
         <w:tc>
           <w:tcPr>
-            <w:tcW w:type="dxa" w:w="5953"/>
+            <w:tcW w:type="dxa" w:w="6746"/>
           </w:tcPr>
           <w:p>
             <w:pPr>
@@ -792,7 +792,7 @@
                 <w:i w:val="0"/>
                 <w:sz w:val="24"/>
               </w:rPr>
-              <w:t>Признак обязательности поля; маска ввода; способ ввода (в т. ч. выпадающий список для справочников).</w:t>
+              <w:t>Связь сущности с другой сущностью (ссылочное поле): роли сторон, признак показа узлом дерева (addFromTree), признак отображения (flag_display); указывает на связанную сущность.</w:t>
             </w:r>
           </w:p>
         </w:tc>
@@ -800,7 +800,7 @@
       <w:tr>
         <w:tc>
           <w:tcPr>
-            <w:tcW w:type="dxa" w:w="3402"/>
+            <w:tcW w:type="dxa" w:w="2608"/>
           </w:tcPr>
           <w:p>
             <w:pPr>
@@ -815,13 +815,13 @@
                 <w:i w:val="0"/>
                 <w:sz w:val="24"/>
               </w:rPr>
-              <w:t>Operation / Modifier (modifyType)</w:t>
+              <w:t>Properties</w:t>
             </w:r>
           </w:p>
         </w:tc>
         <w:tc>
           <w:tcPr>
-            <w:tcW w:type="dxa" w:w="5953"/>
+            <w:tcW w:type="dxa" w:w="6746"/>
           </w:tcPr>
           <w:p>
             <w:pPr>
@@ -836,7 +836,7 @@
                 <w:i w:val="0"/>
                 <w:sz w:val="24"/>
               </w:rPr>
-              <w:t>Операция и допустимые действия: I — добавить, U — сохранить, D — удалить, E — лог. изменить, A — в архив.</w:t>
+              <w:t>Группа свойств сущности. Вид группы задают stereoType и type_link: карточка (type_link="P") — атрибуты одного объекта, грид (stereoType="Grid") — таблица объектов.</w:t>
             </w:r>
           </w:p>
         </w:tc>
@@ -844,7 +844,7 @@
       <w:tr>
         <w:tc>
           <w:tcPr>
-            <w:tcW w:type="dxa" w:w="3402"/>
+            <w:tcW w:type="dxa" w:w="2608"/>
           </w:tcPr>
           <w:p>
             <w:pPr>
@@ -859,13 +859,13 @@
                 <w:i w:val="0"/>
                 <w:sz w:val="24"/>
               </w:rPr>
-              <w:t>AssociationObjectA (addFromTree, flag_display)</w:t>
+              <w:t>Property</w:t>
             </w:r>
           </w:p>
         </w:tc>
         <w:tc>
           <w:tcPr>
-            <w:tcW w:type="dxa" w:w="5953"/>
+            <w:tcW w:type="dxa" w:w="6746"/>
           </w:tcPr>
           <w:p>
             <w:pPr>
@@ -880,7 +880,7 @@
                 <w:i w:val="0"/>
                 <w:sz w:val="24"/>
               </w:rPr>
-              <w:t>Связь/ссылка на другую сущность; признаки отображения её узлом дерева или вкладкой.</w:t>
+              <w:t>Атрибут (поле): отображаемое имя, системное имя (attrName), тип значения (attrType), обязательность (necessarily), маска ввода (mask), способ ввода (dmodule) и стереотип (Directory/Ref — ссылочное поле).</w:t>
             </w:r>
           </w:p>
         </w:tc>
@@ -888,7 +888,7 @@
       <w:tr>
         <w:tc>
           <w:tcPr>
-            <w:tcW w:type="dxa" w:w="3402"/>
+            <w:tcW w:type="dxa" w:w="2608"/>
           </w:tcPr>
           <w:p>
             <w:pPr>
@@ -903,13 +903,13 @@
                 <w:i w:val="0"/>
                 <w:sz w:val="24"/>
               </w:rPr>
-              <w:t>Search / SearchParam / SearchResultProperty</w:t>
+              <w:t>Operation</w:t>
             </w:r>
           </w:p>
         </w:tc>
         <w:tc>
           <w:tcPr>
-            <w:tcW w:type="dxa" w:w="5953"/>
+            <w:tcW w:type="dxa" w:w="6746"/>
           </w:tcPr>
           <w:p>
             <w:pPr>
@@ -924,7 +924,359 @@
                 <w:i w:val="0"/>
                 <w:sz w:val="24"/>
               </w:rPr>
-              <w:t>Поисковый запрос: его параметры и колонки результата.</w:t>
+              <w:t>Операция группы свойств: имя серверного метода и модуля её выполнения.</w:t>
+            </w:r>
+          </w:p>
+        </w:tc>
+      </w:tr>
+      <w:tr>
+        <w:tc>
+          <w:tcPr>
+            <w:tcW w:type="dxa" w:w="2608"/>
+          </w:tcPr>
+          <w:p>
+            <w:pPr>
+              <w:spacing w:line="240" w:lineRule="auto" w:after="0"/>
+              <w:jc w:val="left"/>
+            </w:pPr>
+            <w:r/>
+            <w:r>
+              <w:rPr>
+                <w:rFonts w:ascii="Times New Roman" w:hAnsi="Times New Roman" w:eastAsia="Times New Roman"/>
+                <w:b w:val="0"/>
+                <w:i w:val="0"/>
+                <w:sz w:val="24"/>
+              </w:rPr>
+              <w:t>OperationParam</w:t>
+            </w:r>
+          </w:p>
+        </w:tc>
+        <w:tc>
+          <w:tcPr>
+            <w:tcW w:type="dxa" w:w="6746"/>
+          </w:tcPr>
+          <w:p>
+            <w:pPr>
+              <w:spacing w:line="240" w:lineRule="auto" w:after="0"/>
+              <w:jc w:val="left"/>
+            </w:pPr>
+            <w:r/>
+            <w:r>
+              <w:rPr>
+                <w:rFonts w:ascii="Times New Roman" w:hAnsi="Times New Roman" w:eastAsia="Times New Roman"/>
+                <w:b w:val="0"/>
+                <w:i w:val="0"/>
+                <w:sz w:val="24"/>
+              </w:rPr>
+              <w:t>Параметр операции: имя, направление передачи и тип значения.</w:t>
+            </w:r>
+          </w:p>
+        </w:tc>
+      </w:tr>
+      <w:tr>
+        <w:tc>
+          <w:tcPr>
+            <w:tcW w:type="dxa" w:w="2608"/>
+          </w:tcPr>
+          <w:p>
+            <w:pPr>
+              <w:spacing w:line="240" w:lineRule="auto" w:after="0"/>
+              <w:jc w:val="left"/>
+            </w:pPr>
+            <w:r/>
+            <w:r>
+              <w:rPr>
+                <w:rFonts w:ascii="Times New Roman" w:hAnsi="Times New Roman" w:eastAsia="Times New Roman"/>
+                <w:b w:val="0"/>
+                <w:i w:val="0"/>
+                <w:sz w:val="24"/>
+              </w:rPr>
+              <w:t>Modifier</w:t>
+            </w:r>
+          </w:p>
+        </w:tc>
+        <w:tc>
+          <w:tcPr>
+            <w:tcW w:type="dxa" w:w="6746"/>
+          </w:tcPr>
+          <w:p>
+            <w:pPr>
+              <w:spacing w:line="240" w:lineRule="auto" w:after="0"/>
+              <w:jc w:val="left"/>
+            </w:pPr>
+            <w:r/>
+            <w:r>
+              <w:rPr>
+                <w:rFonts w:ascii="Times New Roman" w:hAnsi="Times New Roman" w:eastAsia="Times New Roman"/>
+                <w:b w:val="0"/>
+                <w:i w:val="0"/>
+                <w:sz w:val="24"/>
+              </w:rPr>
+              <w:t>Допустимое действие операции: I — добавить, U — сохранить изменения, D — удалить, E — лог. изменить (с историей), A — в архив.</w:t>
+            </w:r>
+          </w:p>
+        </w:tc>
+      </w:tr>
+      <w:tr>
+        <w:tc>
+          <w:tcPr>
+            <w:tcW w:type="dxa" w:w="2608"/>
+          </w:tcPr>
+          <w:p>
+            <w:pPr>
+              <w:spacing w:line="240" w:lineRule="auto" w:after="0"/>
+              <w:jc w:val="left"/>
+            </w:pPr>
+            <w:r/>
+            <w:r>
+              <w:rPr>
+                <w:rFonts w:ascii="Times New Roman" w:hAnsi="Times New Roman" w:eastAsia="Times New Roman"/>
+                <w:b w:val="0"/>
+                <w:i w:val="0"/>
+                <w:sz w:val="24"/>
+              </w:rPr>
+              <w:t>Searches</w:t>
+            </w:r>
+          </w:p>
+        </w:tc>
+        <w:tc>
+          <w:tcPr>
+            <w:tcW w:type="dxa" w:w="6746"/>
+          </w:tcPr>
+          <w:p>
+            <w:pPr>
+              <w:spacing w:line="240" w:lineRule="auto" w:after="0"/>
+              <w:jc w:val="left"/>
+            </w:pPr>
+            <w:r/>
+            <w:r>
+              <w:rPr>
+                <w:rFonts w:ascii="Times New Roman" w:hAnsi="Times New Roman" w:eastAsia="Times New Roman"/>
+                <w:b w:val="0"/>
+                <w:i w:val="0"/>
+                <w:sz w:val="24"/>
+              </w:rPr>
+              <w:t>Блок описаний поисковых запросов подсистемы.</w:t>
+            </w:r>
+          </w:p>
+        </w:tc>
+      </w:tr>
+      <w:tr>
+        <w:tc>
+          <w:tcPr>
+            <w:tcW w:type="dxa" w:w="2608"/>
+          </w:tcPr>
+          <w:p>
+            <w:pPr>
+              <w:spacing w:line="240" w:lineRule="auto" w:after="0"/>
+              <w:jc w:val="left"/>
+            </w:pPr>
+            <w:r/>
+            <w:r>
+              <w:rPr>
+                <w:rFonts w:ascii="Times New Roman" w:hAnsi="Times New Roman" w:eastAsia="Times New Roman"/>
+                <w:b w:val="0"/>
+                <w:i w:val="0"/>
+                <w:sz w:val="24"/>
+              </w:rPr>
+              <w:t>Search</w:t>
+            </w:r>
+          </w:p>
+        </w:tc>
+        <w:tc>
+          <w:tcPr>
+            <w:tcW w:type="dxa" w:w="6746"/>
+          </w:tcPr>
+          <w:p>
+            <w:pPr>
+              <w:spacing w:line="240" w:lineRule="auto" w:after="0"/>
+              <w:jc w:val="left"/>
+            </w:pPr>
+            <w:r/>
+            <w:r>
+              <w:rPr>
+                <w:rFonts w:ascii="Times New Roman" w:hAnsi="Times New Roman" w:eastAsia="Times New Roman"/>
+                <w:b w:val="0"/>
+                <w:i w:val="0"/>
+                <w:sz w:val="24"/>
+              </w:rPr>
+              <w:t>Поисковый запрос: его имя и идентификатор сущности, по которой выполняется поиск (searchObjectGUID).</w:t>
+            </w:r>
+          </w:p>
+        </w:tc>
+      </w:tr>
+      <w:tr>
+        <w:tc>
+          <w:tcPr>
+            <w:tcW w:type="dxa" w:w="2608"/>
+          </w:tcPr>
+          <w:p>
+            <w:pPr>
+              <w:spacing w:line="240" w:lineRule="auto" w:after="0"/>
+              <w:jc w:val="left"/>
+            </w:pPr>
+            <w:r/>
+            <w:r>
+              <w:rPr>
+                <w:rFonts w:ascii="Times New Roman" w:hAnsi="Times New Roman" w:eastAsia="Times New Roman"/>
+                <w:b w:val="0"/>
+                <w:i w:val="0"/>
+                <w:sz w:val="24"/>
+              </w:rPr>
+              <w:t>SearchQuery</w:t>
+            </w:r>
+          </w:p>
+        </w:tc>
+        <w:tc>
+          <w:tcPr>
+            <w:tcW w:type="dxa" w:w="6746"/>
+          </w:tcPr>
+          <w:p>
+            <w:pPr>
+              <w:spacing w:line="240" w:lineRule="auto" w:after="0"/>
+              <w:jc w:val="left"/>
+            </w:pPr>
+            <w:r/>
+            <w:r>
+              <w:rPr>
+                <w:rFonts w:ascii="Times New Roman" w:hAnsi="Times New Roman" w:eastAsia="Times New Roman"/>
+                <w:b w:val="0"/>
+                <w:i w:val="0"/>
+                <w:sz w:val="24"/>
+              </w:rPr>
+              <w:t>Текст запроса к источнику данных, по которому отбираются объекты.</w:t>
+            </w:r>
+          </w:p>
+        </w:tc>
+      </w:tr>
+      <w:tr>
+        <w:tc>
+          <w:tcPr>
+            <w:tcW w:type="dxa" w:w="2608"/>
+          </w:tcPr>
+          <w:p>
+            <w:pPr>
+              <w:spacing w:line="240" w:lineRule="auto" w:after="0"/>
+              <w:jc w:val="left"/>
+            </w:pPr>
+            <w:r/>
+            <w:r>
+              <w:rPr>
+                <w:rFonts w:ascii="Times New Roman" w:hAnsi="Times New Roman" w:eastAsia="Times New Roman"/>
+                <w:b w:val="0"/>
+                <w:i w:val="0"/>
+                <w:sz w:val="24"/>
+              </w:rPr>
+              <w:t>SearchParam</w:t>
+            </w:r>
+          </w:p>
+        </w:tc>
+        <w:tc>
+          <w:tcPr>
+            <w:tcW w:type="dxa" w:w="6746"/>
+          </w:tcPr>
+          <w:p>
+            <w:pPr>
+              <w:spacing w:line="240" w:lineRule="auto" w:after="0"/>
+              <w:jc w:val="left"/>
+            </w:pPr>
+            <w:r/>
+            <w:r>
+              <w:rPr>
+                <w:rFonts w:ascii="Times New Roman" w:hAnsi="Times New Roman" w:eastAsia="Times New Roman"/>
+                <w:b w:val="0"/>
+                <w:i w:val="0"/>
+                <w:sz w:val="24"/>
+              </w:rPr>
+              <w:t>Параметр поиска: имя, отображаемый заголовок (title), тип значения, маска ввода и признак обязательности.</w:t>
+            </w:r>
+          </w:p>
+        </w:tc>
+      </w:tr>
+      <w:tr>
+        <w:tc>
+          <w:tcPr>
+            <w:tcW w:type="dxa" w:w="2608"/>
+          </w:tcPr>
+          <w:p>
+            <w:pPr>
+              <w:spacing w:line="240" w:lineRule="auto" w:after="0"/>
+              <w:jc w:val="left"/>
+            </w:pPr>
+            <w:r/>
+            <w:r>
+              <w:rPr>
+                <w:rFonts w:ascii="Times New Roman" w:hAnsi="Times New Roman" w:eastAsia="Times New Roman"/>
+                <w:b w:val="0"/>
+                <w:i w:val="0"/>
+                <w:sz w:val="24"/>
+              </w:rPr>
+              <w:t>SearchResult</w:t>
+            </w:r>
+          </w:p>
+        </w:tc>
+        <w:tc>
+          <w:tcPr>
+            <w:tcW w:type="dxa" w:w="6746"/>
+          </w:tcPr>
+          <w:p>
+            <w:pPr>
+              <w:spacing w:line="240" w:lineRule="auto" w:after="0"/>
+              <w:jc w:val="left"/>
+            </w:pPr>
+            <w:r/>
+            <w:r>
+              <w:rPr>
+                <w:rFonts w:ascii="Times New Roman" w:hAnsi="Times New Roman" w:eastAsia="Times New Roman"/>
+                <w:b w:val="0"/>
+                <w:i w:val="0"/>
+                <w:sz w:val="24"/>
+              </w:rPr>
+              <w:t>Описание результата поиска: имя поля-идентификатора объекта.</w:t>
+            </w:r>
+          </w:p>
+        </w:tc>
+      </w:tr>
+      <w:tr>
+        <w:tc>
+          <w:tcPr>
+            <w:tcW w:type="dxa" w:w="2608"/>
+          </w:tcPr>
+          <w:p>
+            <w:pPr>
+              <w:spacing w:line="240" w:lineRule="auto" w:after="0"/>
+              <w:jc w:val="left"/>
+            </w:pPr>
+            <w:r/>
+            <w:r>
+              <w:rPr>
+                <w:rFonts w:ascii="Times New Roman" w:hAnsi="Times New Roman" w:eastAsia="Times New Roman"/>
+                <w:b w:val="0"/>
+                <w:i w:val="0"/>
+                <w:sz w:val="24"/>
+              </w:rPr>
+              <w:t>SearchResultProperty</w:t>
+            </w:r>
+          </w:p>
+        </w:tc>
+        <w:tc>
+          <w:tcPr>
+            <w:tcW w:type="dxa" w:w="6746"/>
+          </w:tcPr>
+          <w:p>
+            <w:pPr>
+              <w:spacing w:line="240" w:lineRule="auto" w:after="0"/>
+              <w:jc w:val="left"/>
+            </w:pPr>
+            <w:r/>
+            <w:r>
+              <w:rPr>
+                <w:rFonts w:ascii="Times New Roman" w:hAnsi="Times New Roman" w:eastAsia="Times New Roman"/>
+                <w:b w:val="0"/>
+                <w:i w:val="0"/>
+                <w:sz w:val="24"/>
+              </w:rPr>
+              <w:t>Колонка результата поиска: имя, отображаемый заголовок (title) и признак видимости (visible).</w:t>
             </w:r>
           </w:p>
         </w:tc>
@@ -947,305 +1299,63 @@
           <w:i w:val="0"/>
           <w:sz w:val="28"/>
         </w:rPr>
-        <w:t>Фрагмент входной XML-модели (с сокращениями) приведён в листинге 1; он иллюстрирует описание сущности «ГСК/ОГСК», её обязательных и ссылочных атрибутов, операции с действиями и связанного поискового запроса.</w:t>
+        <w:t>Фрагмент входной XML-модели (с сокращениями) приведён на рисунке 3; он иллюстрирует описание сущности «ГСК/ОГСК», её обязательных и ссылочных атрибутов, операции с действиями и связанного поискового запроса.</w:t>
       </w:r>
     </w:p>
     <w:p>
       <w:pPr>
-        <w:keepNext/>
-        <w:spacing w:before="120" w:after="40"/>
-        <w:jc w:val="left"/>
+        <w:keepLines/>
+        <w:spacing w:before="120"/>
+        <w:jc w:val="center"/>
+      </w:pPr>
+      <w:r>
+        <w:drawing>
+          <wp:inline xmlns:a="http://schemas.openxmlformats.org/drawingml/2006/main" xmlns:pic="http://schemas.openxmlformats.org/drawingml/2006/picture">
+            <wp:extent cx="5760000" cy="4057446"/>
+            <wp:docPr id="3" name="Picture 3"/>
+            <wp:cNvGraphicFramePr>
+              <a:graphicFrameLocks noChangeAspect="1"/>
+            </wp:cNvGraphicFramePr>
+            <a:graphic>
+              <a:graphicData uri="http://schemas.openxmlformats.org/drawingml/2006/picture">
+                <pic:pic>
+                  <pic:nvPicPr>
+                    <pic:cNvPr id="0" name="ris_3_xml_fragment.png"/>
+                    <pic:cNvPicPr/>
+                  </pic:nvPicPr>
+                  <pic:blipFill>
+                    <a:blip r:embed="rId11"/>
+                    <a:stretch>
+                      <a:fillRect/>
+                    </a:stretch>
+                  </pic:blipFill>
+                  <pic:spPr>
+                    <a:xfrm>
+                      <a:off x="0" y="0"/>
+                      <a:ext cx="5760000" cy="4057446"/>
+                    </a:xfrm>
+                    <a:prstGeom prst="rect"/>
+                  </pic:spPr>
+                </pic:pic>
+              </a:graphicData>
+            </a:graphic>
+          </wp:inline>
+        </w:drawing>
+      </w:r>
+    </w:p>
+    <w:p>
+      <w:pPr>
+        <w:spacing w:after="200"/>
+        <w:jc w:val="center"/>
       </w:pPr>
       <w:r>
         <w:rPr>
           <w:rFonts w:ascii="Times New Roman" w:hAnsi="Times New Roman" w:eastAsia="Times New Roman"/>
           <w:b w:val="0"/>
           <w:i w:val="0"/>
-          <w:sz w:val="26"/>
+          <w:sz w:val="28"/>
         </w:rPr>
-        <w:t>Листинг 1 – Фрагмент входной XML-модели метаданных (сокращённо)</w:t>
-      </w:r>
-    </w:p>
-    <w:p>
-      <w:pPr>
-        <w:keepLines/>
-        <w:spacing w:line="240" w:lineRule="auto" w:after="200"/>
-        <w:pBdr>
-          <w:top w:val="single" w:sz="6" w:space="6" w:color="808080"/>
-          <w:left w:val="single" w:sz="6" w:space="6" w:color="808080"/>
-          <w:bottom w:val="single" w:sz="6" w:space="6" w:color="808080"/>
-          <w:right w:val="single" w:sz="6" w:space="6" w:color="808080"/>
-        </w:pBdr>
-        <w:shd w:val="clear" w:color="auto" w:fill="F5F5F5"/>
-      </w:pPr>
-      <w:r>
-        <w:rPr>
-          <w:rFonts w:ascii="Consolas" w:hAnsi="Consolas" w:eastAsia="Consolas"/>
-          <w:b w:val="0"/>
-          <w:i w:val="0"/>
-          <w:sz w:val="17"/>
-        </w:rPr>
-        <w:t>&lt;e3:Category CategoryName="...::Гаражно-строительные кооперативы" GUID="5EA196000083"&gt;</w:t>
-      </w:r>
-      <w:r>
-        <w:rPr>
-          <w:rFonts w:ascii="Consolas" w:hAnsi="Consolas" w:eastAsia="Consolas"/>
-          <w:b w:val="0"/>
-          <w:i w:val="0"/>
-          <w:sz w:val="17"/>
-        </w:rPr>
-        <w:br/>
-        <w:t xml:space="preserve"> &lt;e:Object name="ГСК/ОГСК" keyName="KEY_GB_SOCIETY" featureName="V_GSK_GB_SOCIETY"&gt;</w:t>
-      </w:r>
-      <w:r>
-        <w:rPr>
-          <w:rFonts w:ascii="Consolas" w:hAnsi="Consolas" w:eastAsia="Consolas"/>
-          <w:b w:val="0"/>
-          <w:i w:val="0"/>
-          <w:sz w:val="17"/>
-        </w:rPr>
-        <w:br/>
-        <w:t xml:space="preserve">  &lt;e:Properties stereoType="" name="Сведения ГСК/ОГСК" type_link="P"&gt;</w:t>
-      </w:r>
-      <w:r>
-        <w:rPr>
-          <w:rFonts w:ascii="Consolas" w:hAnsi="Consolas" w:eastAsia="Consolas"/>
-          <w:b w:val="0"/>
-          <w:i w:val="0"/>
-          <w:sz w:val="17"/>
-        </w:rPr>
-        <w:br/>
-        <w:t xml:space="preserve">   &lt;e:Property name="Наименование ГСК/ОГСК" attrName="GBS_NAME"</w:t>
-      </w:r>
-      <w:r>
-        <w:rPr>
-          <w:rFonts w:ascii="Consolas" w:hAnsi="Consolas" w:eastAsia="Consolas"/>
-          <w:b w:val="0"/>
-          <w:i w:val="0"/>
-          <w:sz w:val="17"/>
-        </w:rPr>
-        <w:br/>
-        <w:t xml:space="preserve">             attrType="string" necessarily="1" flag_display="1" mask=""/&gt;</w:t>
-      </w:r>
-      <w:r>
-        <w:rPr>
-          <w:rFonts w:ascii="Consolas" w:hAnsi="Consolas" w:eastAsia="Consolas"/>
-          <w:b w:val="0"/>
-          <w:i w:val="0"/>
-          <w:sz w:val="17"/>
-        </w:rPr>
-        <w:br/>
-        <w:t xml:space="preserve">   &lt;e:Property name="Тип ГСК/ОГСК" attrName="KEY_TYPE_SOCIETY" stereoType="Directory"</w:t>
-      </w:r>
-      <w:r>
-        <w:rPr>
-          <w:rFonts w:ascii="Consolas" w:hAnsi="Consolas" w:eastAsia="Consolas"/>
-          <w:b w:val="0"/>
-          <w:i w:val="0"/>
-          <w:sz w:val="17"/>
-        </w:rPr>
-        <w:br/>
-        <w:t xml:space="preserve">             dmodule="dropDownObjectList" attrType="decimal" necessarily="1"/&gt;</w:t>
-      </w:r>
-      <w:r>
-        <w:rPr>
-          <w:rFonts w:ascii="Consolas" w:hAnsi="Consolas" w:eastAsia="Consolas"/>
-          <w:b w:val="0"/>
-          <w:i w:val="0"/>
-          <w:sz w:val="17"/>
-        </w:rPr>
-        <w:br/>
-        <w:t xml:space="preserve">   &lt;e:Property name="НДЗ" attrName="DATE_BEGIN" attrType="date"</w:t>
-      </w:r>
-      <w:r>
-        <w:rPr>
-          <w:rFonts w:ascii="Consolas" w:hAnsi="Consolas" w:eastAsia="Consolas"/>
-          <w:b w:val="0"/>
-          <w:i w:val="0"/>
-          <w:sz w:val="17"/>
-        </w:rPr>
-        <w:br/>
-        <w:t xml:space="preserve">             necessarily="1" mask="99.99.9999"/&gt;</w:t>
-      </w:r>
-      <w:r>
-        <w:rPr>
-          <w:rFonts w:ascii="Consolas" w:hAnsi="Consolas" w:eastAsia="Consolas"/>
-          <w:b w:val="0"/>
-          <w:i w:val="0"/>
-          <w:sz w:val="17"/>
-        </w:rPr>
-        <w:br/>
-        <w:t xml:space="preserve">   &lt;e3:Operation operationMethod="SP_GB_SOCIETY"&gt;</w:t>
-      </w:r>
-      <w:r>
-        <w:rPr>
-          <w:rFonts w:ascii="Consolas" w:hAnsi="Consolas" w:eastAsia="Consolas"/>
-          <w:b w:val="0"/>
-          <w:i w:val="0"/>
-          <w:sz w:val="17"/>
-        </w:rPr>
-        <w:br/>
-        <w:t xml:space="preserve">     &lt;e3:Modifier title="Добавить"           modifyType="I"/&gt;</w:t>
-      </w:r>
-      <w:r>
-        <w:rPr>
-          <w:rFonts w:ascii="Consolas" w:hAnsi="Consolas" w:eastAsia="Consolas"/>
-          <w:b w:val="0"/>
-          <w:i w:val="0"/>
-          <w:sz w:val="17"/>
-        </w:rPr>
-        <w:br/>
-        <w:t xml:space="preserve">     &lt;e3:Modifier title="Сохранить Изменения" modifyType="U"/&gt;</w:t>
-      </w:r>
-      <w:r>
-        <w:rPr>
-          <w:rFonts w:ascii="Consolas" w:hAnsi="Consolas" w:eastAsia="Consolas"/>
-          <w:b w:val="0"/>
-          <w:i w:val="0"/>
-          <w:sz w:val="17"/>
-        </w:rPr>
-        <w:br/>
-        <w:t xml:space="preserve">     &lt;e3:Modifier title="Удалить"            modifyType="D"/&gt;</w:t>
-      </w:r>
-      <w:r>
-        <w:rPr>
-          <w:rFonts w:ascii="Consolas" w:hAnsi="Consolas" w:eastAsia="Consolas"/>
-          <w:b w:val="0"/>
-          <w:i w:val="0"/>
-          <w:sz w:val="17"/>
-        </w:rPr>
-        <w:br/>
-        <w:t xml:space="preserve">   &lt;/e3:Operation&gt;</w:t>
-      </w:r>
-      <w:r>
-        <w:rPr>
-          <w:rFonts w:ascii="Consolas" w:hAnsi="Consolas" w:eastAsia="Consolas"/>
-          <w:b w:val="0"/>
-          <w:i w:val="0"/>
-          <w:sz w:val="17"/>
-        </w:rPr>
-        <w:br/>
-        <w:t xml:space="preserve">  &lt;/e:Properties&gt;</w:t>
-      </w:r>
-      <w:r>
-        <w:rPr>
-          <w:rFonts w:ascii="Consolas" w:hAnsi="Consolas" w:eastAsia="Consolas"/>
-          <w:b w:val="0"/>
-          <w:i w:val="0"/>
-          <w:sz w:val="17"/>
-        </w:rPr>
-        <w:br/>
-        <w:t xml:space="preserve">  &lt;e:Properties stereoType="Grid" name="История ГСК/ОГСК"&gt; ... &lt;/e:Properties&gt;</w:t>
-      </w:r>
-      <w:r>
-        <w:rPr>
-          <w:rFonts w:ascii="Consolas" w:hAnsi="Consolas" w:eastAsia="Consolas"/>
-          <w:b w:val="0"/>
-          <w:i w:val="0"/>
-          <w:sz w:val="17"/>
-        </w:rPr>
-        <w:br/>
-        <w:t xml:space="preserve"> &lt;/e:Object&gt;</w:t>
-      </w:r>
-      <w:r>
-        <w:rPr>
-          <w:rFonts w:ascii="Consolas" w:hAnsi="Consolas" w:eastAsia="Consolas"/>
-          <w:b w:val="0"/>
-          <w:i w:val="0"/>
-          <w:sz w:val="17"/>
-        </w:rPr>
-        <w:br/>
-        <w:t>&lt;/e3:Category&gt;</w:t>
-      </w:r>
-      <w:r>
-        <w:rPr>
-          <w:rFonts w:ascii="Consolas" w:hAnsi="Consolas" w:eastAsia="Consolas"/>
-          <w:b w:val="0"/>
-          <w:i w:val="0"/>
-          <w:sz w:val="17"/>
-        </w:rPr>
-        <w:br/>
-        <w:t>&lt;e3:Searches&gt;</w:t>
-      </w:r>
-      <w:r>
-        <w:rPr>
-          <w:rFonts w:ascii="Consolas" w:hAnsi="Consolas" w:eastAsia="Consolas"/>
-          <w:b w:val="0"/>
-          <w:i w:val="0"/>
-          <w:sz w:val="17"/>
-        </w:rPr>
-        <w:br/>
-        <w:t xml:space="preserve"> &lt;e3:Search name="по параметрам" searchObjectGUID="5EB3B333010E"&gt;</w:t>
-      </w:r>
-      <w:r>
-        <w:rPr>
-          <w:rFonts w:ascii="Consolas" w:hAnsi="Consolas" w:eastAsia="Consolas"/>
-          <w:b w:val="0"/>
-          <w:i w:val="0"/>
-          <w:sz w:val="17"/>
-        </w:rPr>
-        <w:br/>
-        <w:t xml:space="preserve">   &lt;e3:SearchParam name="LAST_NAME" title="Фамилия" valueType="string"/&gt;</w:t>
-      </w:r>
-      <w:r>
-        <w:rPr>
-          <w:rFonts w:ascii="Consolas" w:hAnsi="Consolas" w:eastAsia="Consolas"/>
-          <w:b w:val="0"/>
-          <w:i w:val="0"/>
-          <w:sz w:val="17"/>
-        </w:rPr>
-        <w:br/>
-        <w:t xml:space="preserve">   &lt;e3:SearchParam name="DATE_BEGIN_OT" title="НДЗ от" valueType="date" mask="99.99.9999"/&gt;</w:t>
-      </w:r>
-      <w:r>
-        <w:rPr>
-          <w:rFonts w:ascii="Consolas" w:hAnsi="Consolas" w:eastAsia="Consolas"/>
-          <w:b w:val="0"/>
-          <w:i w:val="0"/>
-          <w:sz w:val="17"/>
-        </w:rPr>
-        <w:br/>
-        <w:t xml:space="preserve">   &lt;e3:SearchResult&gt;</w:t>
-      </w:r>
-      <w:r>
-        <w:rPr>
-          <w:rFonts w:ascii="Consolas" w:hAnsi="Consolas" w:eastAsia="Consolas"/>
-          <w:b w:val="0"/>
-          <w:i w:val="0"/>
-          <w:sz w:val="17"/>
-        </w:rPr>
-        <w:br/>
-        <w:t xml:space="preserve">     &lt;e3:SearchResultProperty name="SearchName" title="Наименование" visible="true"/&gt;</w:t>
-      </w:r>
-      <w:r>
-        <w:rPr>
-          <w:rFonts w:ascii="Consolas" w:hAnsi="Consolas" w:eastAsia="Consolas"/>
-          <w:b w:val="0"/>
-          <w:i w:val="0"/>
-          <w:sz w:val="17"/>
-        </w:rPr>
-        <w:br/>
-        <w:t xml:space="preserve">   &lt;/e3:SearchResult&gt;</w:t>
-      </w:r>
-      <w:r>
-        <w:rPr>
-          <w:rFonts w:ascii="Consolas" w:hAnsi="Consolas" w:eastAsia="Consolas"/>
-          <w:b w:val="0"/>
-          <w:i w:val="0"/>
-          <w:sz w:val="17"/>
-        </w:rPr>
-        <w:br/>
-        <w:t xml:space="preserve"> &lt;/e3:Search&gt;</w:t>
-      </w:r>
-      <w:r>
-        <w:rPr>
-          <w:rFonts w:ascii="Consolas" w:hAnsi="Consolas" w:eastAsia="Consolas"/>
-          <w:b w:val="0"/>
-          <w:i w:val="0"/>
-          <w:sz w:val="17"/>
-        </w:rPr>
-        <w:br/>
-        <w:t>&lt;/e3:Searches&gt;</w:t>
+        <w:t>Рисунок 3 – Фрагмент входной XML-модели метаданных (сокращённо)</w:t>
       </w:r>
     </w:p>
     <w:p>
@@ -1290,7 +1400,7 @@
           <w:i w:val="0"/>
           <w:sz w:val="28"/>
         </w:rPr>
-        <w:t>Алгоритм разбора (рисунок 3) состоит в последовательном чтении событий до конца документа. При появлении начала элемента анализатор определяет его вид: описание подсистемы — сохраняет её имя и идентификатор; сущность — передаёт управление процедуре разбора сущности; блок поисков — процедуре разбора поисков. Неизвестные или неиспользуемые блоки пропускаются перемоткой курсора до соответствующего закрывающего тега. По достижении конца документа возвращается сформированная объектная модель.</w:t>
+        <w:t>Алгоритм разбора (рисунок 4; здесь и далее схемы алгоритмов выполнены по ГОСТ 19.701-90) состоит в последовательном чтении событий до конца документа. При появлении начала элемента анализатор определяет его вид: описание подсистемы — сохраняет её имя и идентификатор; сущность — передаёт управление процедуре разбора сущности; блок поисков — процедуре разбора поисков. Неизвестные или неиспользуемые блоки пропускаются перемоткой курсора до соответствующего закрывающего тега. По достижении конца документа возвращается сформированная объектная модель.</w:t>
       </w:r>
     </w:p>
     <w:p>
@@ -1302,8 +1412,8 @@
       <w:r>
         <w:drawing>
           <wp:inline xmlns:a="http://schemas.openxmlformats.org/drawingml/2006/main" xmlns:pic="http://schemas.openxmlformats.org/drawingml/2006/picture">
-            <wp:extent cx="4500000" cy="3206994"/>
-            <wp:docPr id="3" name="Picture 3"/>
+            <wp:extent cx="4500000" cy="3254011"/>
+            <wp:docPr id="4" name="Picture 4"/>
             <wp:cNvGraphicFramePr>
               <a:graphicFrameLocks noChangeAspect="1"/>
             </wp:cNvGraphicFramePr>
@@ -1311,11 +1421,11 @@
               <a:graphicData uri="http://schemas.openxmlformats.org/drawingml/2006/picture">
                 <pic:pic>
                   <pic:nvPicPr>
-                    <pic:cNvPr id="0" name="ris_3_stax_parse.png"/>
+                    <pic:cNvPr id="0" name="ris_4_stax_parse.png"/>
                     <pic:cNvPicPr/>
                   </pic:nvPicPr>
                   <pic:blipFill>
-                    <a:blip r:embed="rId11"/>
+                    <a:blip r:embed="rId12"/>
                     <a:stretch>
                       <a:fillRect/>
                     </a:stretch>
@@ -1323,7 +1433,7 @@
                   <pic:spPr>
                     <a:xfrm>
                       <a:off x="0" y="0"/>
-                      <a:ext cx="4500000" cy="3206994"/>
+                      <a:ext cx="4500000" cy="3254011"/>
                     </a:xfrm>
                     <a:prstGeom prst="rect"/>
                   </pic:spPr>
@@ -1346,7 +1456,7 @@
           <w:i w:val="0"/>
           <w:sz w:val="28"/>
         </w:rPr>
-        <w:t>Рисунок 3 – Алгоритм потокового разбора XML-модели</w:t>
+        <w:t>Рисунок 4 – Алгоритм потокового разбора XML-модели</w:t>
       </w:r>
     </w:p>
     <w:p>
@@ -1710,7 +1820,7 @@
           <w:i w:val="0"/>
           <w:sz w:val="28"/>
         </w:rPr>
-        <w:t>Правила классификации применяются последовательно (рисунок 4). Сначала проверяется, не совпадает ли сущность по имени с какой-либо вкладкой-гридом внутри другой сущности (тогда это дочерняя сущность-вкладка). Затем — не показывается ли она узлом дерева внутри родителя при наличии собственных операций (дочерний узел дерева). Далее распознаются справочники: по служебному префиксу имени представления; по тому, что все связанные поиски не имеют параметров и возвращают только ключ и наименование (поиск «выбрать одно значение»); по тому, что сущность используется исключительно как цель подбора ссылочного значения и ни один родитель не показывает её строки таблицей. Если ни одно правило не сработало, сущность считается основной.</w:t>
+        <w:t>Правила классификации применяются последовательно (рисунок 5). Сначала проверяется, не совпадает ли сущность по имени с какой-либо вкладкой-гридом внутри другой сущности (тогда это дочерняя сущность-вкладка). Затем — не показывается ли она узлом дерева внутри родителя при наличии собственных операций (дочерний узел дерева). Далее распознаются справочники: по служебному префиксу имени представления; по тому, что все связанные поиски не имеют параметров и возвращают только ключ и наименование (поиск «выбрать одно значение»); по тому, что сущность используется исключительно как цель подбора ссылочного значения и ни один родитель не показывает её строки таблицей. Если ни одно правило не сработало, сущность считается основной.</w:t>
       </w:r>
     </w:p>
     <w:p>
@@ -1722,8 +1832,8 @@
       <w:r>
         <w:drawing>
           <wp:inline xmlns:a="http://schemas.openxmlformats.org/drawingml/2006/main" xmlns:pic="http://schemas.openxmlformats.org/drawingml/2006/picture">
-            <wp:extent cx="4140000" cy="4670685"/>
-            <wp:docPr id="4" name="Picture 4"/>
+            <wp:extent cx="4140000" cy="6407639"/>
+            <wp:docPr id="5" name="Picture 5"/>
             <wp:cNvGraphicFramePr>
               <a:graphicFrameLocks noChangeAspect="1"/>
             </wp:cNvGraphicFramePr>
@@ -1731,11 +1841,11 @@
               <a:graphicData uri="http://schemas.openxmlformats.org/drawingml/2006/picture">
                 <pic:pic>
                   <pic:nvPicPr>
-                    <pic:cNvPr id="0" name="ris_4_classification.png"/>
+                    <pic:cNvPr id="0" name="ris_5_classification.png"/>
                     <pic:cNvPicPr/>
                   </pic:nvPicPr>
                   <pic:blipFill>
-                    <a:blip r:embed="rId12"/>
+                    <a:blip r:embed="rId13"/>
                     <a:stretch>
                       <a:fillRect/>
                     </a:stretch>
@@ -1743,7 +1853,7 @@
                   <pic:spPr>
                     <a:xfrm>
                       <a:off x="0" y="0"/>
-                      <a:ext cx="4140000" cy="4670685"/>
+                      <a:ext cx="4140000" cy="6407639"/>
                     </a:xfrm>
                     <a:prstGeom prst="rect"/>
                   </pic:spPr>
@@ -1766,7 +1876,7 @@
           <w:i w:val="0"/>
           <w:sz w:val="28"/>
         </w:rPr>
-        <w:t>Рисунок 4 – Алгоритм классификации сущностей</w:t>
+        <w:t>Рисунок 5 – Алгоритм классификации сущностей</w:t>
       </w:r>
     </w:p>
     <w:p>
@@ -1796,7 +1906,7 @@
           <w:i w:val="0"/>
           <w:sz w:val="28"/>
         </w:rPr>
-        <w:t>Сгенерированные автотесты организуются по архитектурному шаблону «Объект страницы» (Page Object). Согласно этому шаблону, для каждой экранной формы (страницы) создаётся отдельный объект, который инкапсулирует элементы формы и операции над ними и предоставляет тесту понятные методы предметной области (например, «заполнить поле», «нажать Добавить», «поле отображается», «число строк таблицы»). Тестовый класс описывает сценарий проверки в терминах этих методов и не обращается к элементам страницы напрямую (рисунок 5).</w:t>
+        <w:t>Сгенерированные автотесты организуются по архитектурному шаблону «Объект страницы» (Page Object). Согласно этому шаблону, для каждой экранной формы (страницы) создаётся отдельный объект, который инкапсулирует элементы формы и операции над ними и предоставляет тесту понятные методы предметной области (например, «заполнить поле», «нажать Добавить», «поле отображается», «число строк таблицы»). Тестовый класс описывает сценарий проверки в терминах этих методов и не обращается к элементам страницы напрямую (рисунок 6).</w:t>
       </w:r>
     </w:p>
     <w:p>
@@ -1809,7 +1919,7 @@
         <w:drawing>
           <wp:inline xmlns:a="http://schemas.openxmlformats.org/drawingml/2006/main" xmlns:pic="http://schemas.openxmlformats.org/drawingml/2006/picture">
             <wp:extent cx="4860000" cy="3242531"/>
-            <wp:docPr id="5" name="Picture 5"/>
+            <wp:docPr id="6" name="Picture 6"/>
             <wp:cNvGraphicFramePr>
               <a:graphicFrameLocks noChangeAspect="1"/>
             </wp:cNvGraphicFramePr>
@@ -1817,11 +1927,11 @@
               <a:graphicData uri="http://schemas.openxmlformats.org/drawingml/2006/picture">
                 <pic:pic>
                   <pic:nvPicPr>
-                    <pic:cNvPr id="0" name="ris_5_page_object.png"/>
+                    <pic:cNvPr id="0" name="ris_6_page_object.png"/>
                     <pic:cNvPicPr/>
                   </pic:nvPicPr>
                   <pic:blipFill>
-                    <a:blip r:embed="rId13"/>
+                    <a:blip r:embed="rId14"/>
                     <a:stretch>
                       <a:fillRect/>
                     </a:stretch>
@@ -1852,7 +1962,7 @@
           <w:i w:val="0"/>
           <w:sz w:val="28"/>
         </w:rPr>
-        <w:t>Рисунок 5 – Взаимодействие компонентов по паттерну Page Object</w:t>
+        <w:t>Рисунок 6 – Взаимодействие компонентов по паттерну Page Object</w:t>
       </w:r>
     </w:p>
     <w:p>
@@ -1897,7 +2007,7 @@
           <w:i w:val="0"/>
           <w:sz w:val="28"/>
         </w:rPr>
-        <w:t>Генерация выполняется по шаблонному принципу: на основе объектной модели формируются исходные файлы тестового проекта по заранее заданным образцам. Сначала создаётся структура проекта — файл сборки и конфигурация запуска, — а затем инфраструктурные компоненты, общие для всех тестов: единый драйвер браузера (вход в систему и выбор подсистемы выполняются один раз и переиспользуются), базовый тестовый класс с общими операциями навигации и набор тестовых данных. После этого для каждой сущности модели по результату классификации формируются: для основной — объект страницы и тестовый класс; для дочерней — тест в составе родителя; справочники пропускаются. По завершении сохраняется отчёт о классификации (рисунок 6).</w:t>
+        <w:t>Генерация выполняется по шаблонному принципу: на основе объектной модели формируются исходные файлы тестового проекта по заранее заданным образцам. Сначала создаётся структура проекта — файл сборки и конфигурация запуска, — а затем инфраструктурные компоненты, общие для всех тестов: единый драйвер браузера (вход в систему и выбор подсистемы выполняются один раз и переиспользуются), базовый тестовый класс с общими операциями навигации и набор тестовых данных. После этого для каждой сущности модели по результату классификации формируются: для основной — объект страницы и тестовый класс; для дочерней — тест в составе родителя; справочники пропускаются. По завершении сохраняется отчёт о классификации (рисунок 7).</w:t>
       </w:r>
     </w:p>
     <w:p>
@@ -1909,8 +2019,8 @@
       <w:r>
         <w:drawing>
           <wp:inline xmlns:a="http://schemas.openxmlformats.org/drawingml/2006/main" xmlns:pic="http://schemas.openxmlformats.org/drawingml/2006/picture">
-            <wp:extent cx="4140000" cy="4109173"/>
-            <wp:docPr id="6" name="Picture 6"/>
+            <wp:extent cx="4140000" cy="3568191"/>
+            <wp:docPr id="7" name="Picture 7"/>
             <wp:cNvGraphicFramePr>
               <a:graphicFrameLocks noChangeAspect="1"/>
             </wp:cNvGraphicFramePr>
@@ -1918,11 +2028,11 @@
               <a:graphicData uri="http://schemas.openxmlformats.org/drawingml/2006/picture">
                 <pic:pic>
                   <pic:nvPicPr>
-                    <pic:cNvPr id="0" name="ris_6_generation.png"/>
+                    <pic:cNvPr id="0" name="ris_7_generation.png"/>
                     <pic:cNvPicPr/>
                   </pic:nvPicPr>
                   <pic:blipFill>
-                    <a:blip r:embed="rId14"/>
+                    <a:blip r:embed="rId15"/>
                     <a:stretch>
                       <a:fillRect/>
                     </a:stretch>
@@ -1930,7 +2040,7 @@
                   <pic:spPr>
                     <a:xfrm>
                       <a:off x="0" y="0"/>
-                      <a:ext cx="4140000" cy="4109173"/>
+                      <a:ext cx="4140000" cy="3568191"/>
                     </a:xfrm>
                     <a:prstGeom prst="rect"/>
                   </pic:spPr>
@@ -1953,7 +2063,7 @@
           <w:i w:val="0"/>
           <w:sz w:val="28"/>
         </w:rPr>
-        <w:t>Рисунок 6 – Алгоритм генерации тестового проекта</w:t>
+        <w:t>Рисунок 7 – Алгоритм генерации тестового проекта</w:t>
       </w:r>
     </w:p>
     <w:p>
@@ -2013,7 +2123,7 @@
           <w:i w:val="0"/>
           <w:sz w:val="28"/>
         </w:rPr>
-        <w:t>Для заполнения полей форм система подбирает значения по типу атрибута и маске ввода (рисунок 7). Ссылочные поля (справочник, ссылка) не заполняются текстом — для них предусмотрен выбор готового значения из выпадающего списка. Если у поля задана маска, значение формируется по ней: позиции цифр заполняются цифрами, позиции букв — буквами, разделители сохраняются; при этом маски, похожие на дату или дату-время, дают корректную текущую дату, а не произвольную последовательность цифр. Если маска не задана, значение выбирается по типу: для строки — осмысленный текстовый шаблон, для числа — случайное число в заданном диапазоне, для даты — сегодняшняя дата, для даты-времени — текущий момент со сдвигом назад (чтобы значение не оказалось в будущем). Для обязательных строковых полей к значению добавляется суффикс уникальности, что позволяет затем найти созданную запись в таблице результатов.</w:t>
+        <w:t>Для заполнения полей форм система подбирает значения по типу атрибута и маске ввода (рисунок 8). Ссылочные поля (справочник, ссылка) не заполняются текстом — для них предусмотрен выбор готового значения из выпадающего списка. Если у поля задана маска, значение формируется по ней: позиции цифр заполняются цифрами, позиции букв — буквами, разделители сохраняются; при этом маски, похожие на дату или дату-время, дают корректную текущую дату, а не произвольную последовательность цифр. Если маска не задана, значение выбирается по типу: для строки — осмысленный текстовый шаблон, для числа — случайное число в заданном диапазоне, для даты — сегодняшняя дата, для даты-времени — текущий момент со сдвигом назад (чтобы значение не оказалось в будущем). Для обязательных строковых полей к значению добавляется суффикс уникальности, что позволяет затем найти созданную запись в таблице результатов.</w:t>
       </w:r>
     </w:p>
     <w:p>
@@ -2025,8 +2135,8 @@
       <w:r>
         <w:drawing>
           <wp:inline xmlns:a="http://schemas.openxmlformats.org/drawingml/2006/main" xmlns:pic="http://schemas.openxmlformats.org/drawingml/2006/picture">
-            <wp:extent cx="5580000" cy="2190614"/>
-            <wp:docPr id="7" name="Picture 7"/>
+            <wp:extent cx="5580000" cy="1842389"/>
+            <wp:docPr id="8" name="Picture 8"/>
             <wp:cNvGraphicFramePr>
               <a:graphicFrameLocks noChangeAspect="1"/>
             </wp:cNvGraphicFramePr>
@@ -2034,11 +2144,11 @@
               <a:graphicData uri="http://schemas.openxmlformats.org/drawingml/2006/picture">
                 <pic:pic>
                   <pic:nvPicPr>
-                    <pic:cNvPr id="0" name="ris_7_test_data.png"/>
+                    <pic:cNvPr id="0" name="ris_8_test_data.png"/>
                     <pic:cNvPicPr/>
                   </pic:nvPicPr>
                   <pic:blipFill>
-                    <a:blip r:embed="rId15"/>
+                    <a:blip r:embed="rId16"/>
                     <a:stretch>
                       <a:fillRect/>
                     </a:stretch>
@@ -2046,7 +2156,7 @@
                   <pic:spPr>
                     <a:xfrm>
                       <a:off x="0" y="0"/>
-                      <a:ext cx="5580000" cy="2190614"/>
+                      <a:ext cx="5580000" cy="1842389"/>
                     </a:xfrm>
                     <a:prstGeom prst="rect"/>
                   </pic:spPr>
@@ -2069,7 +2179,7 @@
           <w:i w:val="0"/>
           <w:sz w:val="28"/>
         </w:rPr>
-        <w:t>Рисунок 7 – Алгоритм подбора тестовых данных по типу и маске</w:t>
+        <w:t>Рисунок 8 – Алгоритм подбора тестовых данных по типу и маске</w:t>
       </w:r>
     </w:p>
     <w:p>
@@ -2860,7 +2970,7 @@
           <w:i w:val="0"/>
           <w:sz w:val="28"/>
         </w:rPr>
-        <w:t>Анализ результатов (рисунок 8) состоит в чтении XML-отчётов тем же потоковым методом, что и при разборе модели, извлечении из них статусов тестов (успех, отказ, пропуск), сообщений об ошибках и длительностей. По извлечённым данным формируется агрегированная статистика прогона; снимки экрана сопоставляются с соответствующими тест-кейсами по соглашению об именах файлов. Итоги выгружаются в автономные отчёты (HTML и CSV) и сохраняются в базе отчётов для последующего просмотра истории прогонов.</w:t>
+        <w:t>Анализ результатов (рисунок 9) состоит в чтении XML-отчётов тем же потоковым методом, что и при разборе модели, извлечении из них статусов тестов (успех, отказ, пропуск), сообщений об ошибках и длительностей. По извлечённым данным формируется агрегированная статистика прогона; снимки экрана сопоставляются с соответствующими тест-кейсами по соглашению об именах файлов. Итоги выгружаются в автономные отчёты (HTML и CSV) и сохраняются в базе отчётов для последующего просмотра истории прогонов.</w:t>
       </w:r>
     </w:p>
     <w:p>
@@ -2872,8 +2982,8 @@
       <w:r>
         <w:drawing>
           <wp:inline xmlns:a="http://schemas.openxmlformats.org/drawingml/2006/main" xmlns:pic="http://schemas.openxmlformats.org/drawingml/2006/picture">
-            <wp:extent cx="2520000" cy="6632209"/>
-            <wp:docPr id="8" name="Picture 8"/>
+            <wp:extent cx="2520000" cy="3632355"/>
+            <wp:docPr id="9" name="Picture 9"/>
             <wp:cNvGraphicFramePr>
               <a:graphicFrameLocks noChangeAspect="1"/>
             </wp:cNvGraphicFramePr>
@@ -2881,11 +2991,11 @@
               <a:graphicData uri="http://schemas.openxmlformats.org/drawingml/2006/picture">
                 <pic:pic>
                   <pic:nvPicPr>
-                    <pic:cNvPr id="0" name="ris_8_run_analyze.png"/>
+                    <pic:cNvPr id="0" name="ris_9_run_analyze.png"/>
                     <pic:cNvPicPr/>
                   </pic:nvPicPr>
                   <pic:blipFill>
-                    <a:blip r:embed="rId16"/>
+                    <a:blip r:embed="rId17"/>
                     <a:stretch>
                       <a:fillRect/>
                     </a:stretch>
@@ -2893,7 +3003,7 @@
                   <pic:spPr>
                     <a:xfrm>
                       <a:off x="0" y="0"/>
-                      <a:ext cx="2520000" cy="6632209"/>
+                      <a:ext cx="2520000" cy="3632355"/>
                     </a:xfrm>
                     <a:prstGeom prst="rect"/>
                   </pic:spPr>
@@ -2916,7 +3026,7 @@
           <w:i w:val="0"/>
           <w:sz w:val="28"/>
         </w:rPr>
-        <w:t>Рисунок 8 – Алгоритм запуска тестов и анализа результатов</w:t>
+        <w:t>Рисунок 9 – Алгоритм запуска тестов и анализа результатов</w:t>
       </w:r>
     </w:p>
     <w:p>

--- a/Раздел_1.3_исправленный.docx
+++ b/Раздел_1.3_исправленный.docx
@@ -29,22 +29,7 @@
           <w:i w:val="0"/>
           <w:sz w:val="28"/>
         </w:rPr>
-        <w:t>Разрабатываемая информационная система предназначена для автоматизации тестирования web-приложений, построенных на платформе E3Core (разработка МАУ «ЦМИРиТ»). Исходными данными для системы служит формальное XML-описание метамодели тестируемого приложения, а результатом — набор исполняемых автотестов на базе Selenium WebDriver, их запуск и анализ полученных результатов. Прежде чем выбирать методы и алгоритмы решения задачи, необходимо рассмотреть природу обрабатываемой информации — особенности платформы E3Core и тестируемого приложения, — поскольку именно они определяют структуру входных данных и состав формируемых проверок.</w:t>
-      </w:r>
-    </w:p>
-    <w:p>
-      <w:pPr>
-        <w:keepNext/>
-        <w:spacing w:before="160" w:after="40"/>
-      </w:pPr>
-      <w:r>
-        <w:rPr>
-          <w:rFonts w:ascii="Times New Roman" w:hAnsi="Times New Roman" w:eastAsia="Times New Roman"/>
-          <w:b/>
-          <w:i w:val="0"/>
-          <w:sz w:val="28"/>
-        </w:rPr>
-        <w:t>Платформа E3Core как источник обрабатываемой информации</w:t>
+        <w:t>Разрабатываемая информационная система предназначена для автоматизации тестирования web-приложений, построенных на платформе E3Core (разработка МАУ «ЦМИРиТ»). Исходными данными для системы служит формальное XML-описание метамодели тестируемого приложения, а результатом — набор исполняемых автотестов на базе Selenium WebDriver, их запуск и анализ полученных результатов. Прежде чем выбирать методы и алгоритмы решения задачи, необходимо рассмотреть природу обрабатываемой информации — особенности платформы E3Core и тестируемого приложения, — поскольку именно они определяют структуру входных данных, способ навигации по интерфейсу и состав формируемых проверок.</w:t>
       </w:r>
     </w:p>
     <w:p>
@@ -59,82 +44,7 @@
           <w:i w:val="0"/>
           <w:sz w:val="28"/>
         </w:rPr>
-        <w:t>E3Core — это платформа, на которой пользовательский интерфейс прикладной подсистемы (ППС) не программируется вручную, а формируется автоматически по опубликованной модели предметной области. Оператор работает с данными через единый трёхпанельный браузер объектов: слева располагается дерево объектов, справа сверху — список групп свойств выбранного объекта, справа снизу — представление выбранной группы свойств. Данные объекта отображаются группами свойств двух основных типов: карточка (в левой колонке — наименование атрибута, в правой — его значение) и табличное представление, или грид (свойства множества объектов выводятся строками таблицы). Если значение атрибута является ссылкой или справочником, его выбирают из выпадающего списка; операции над данными (добавление, сохранение изменений, удаление и др.) вызываются из меню «Редактирование». Поиск объектов выполняется через дерево поисков: оператор выбирает вид поиска, заполняет параметры и нажимает «Выполнить поиск», после чего результаты отображаются в отдельном окне.</w:t>
-      </w:r>
-    </w:p>
-    <w:p>
-      <w:pPr>
-        <w:ind w:firstLine="425"/>
-        <w:jc w:val="both"/>
-      </w:pPr>
-      <w:r>
-        <w:rPr>
-          <w:rFonts w:ascii="Times New Roman" w:hAnsi="Times New Roman" w:eastAsia="Times New Roman"/>
-          <w:b w:val="0"/>
-          <w:i w:val="0"/>
-          <w:sz w:val="28"/>
-        </w:rPr>
-        <w:t>Принципиально важно, что внешний вид рабочего пространства и набор выполняемых функций одинаковы для любой ППС: подсистемы различаются лишь составом меню и данными, которые целиком определяются моделью. Эта детерминированность интерфейса метамоделью и является основанием для автоматической генерации автотестов: если по модели однозначно строится интерфейс (карточки, гриды, формы поиска, пункты меню), то по той же модели можно построить и сценарии проверки этого интерфейса.</w:t>
-      </w:r>
-    </w:p>
-    <w:p>
-      <w:pPr>
-        <w:keepNext/>
-        <w:spacing w:before="160" w:after="40"/>
-      </w:pPr>
-      <w:r>
-        <w:rPr>
-          <w:rFonts w:ascii="Times New Roman" w:hAnsi="Times New Roman" w:eastAsia="Times New Roman"/>
-          <w:b/>
-          <w:i w:val="0"/>
-          <w:sz w:val="28"/>
-        </w:rPr>
-        <w:t>Тестируемое приложение</w:t>
-      </w:r>
-    </w:p>
-    <w:p>
-      <w:pPr>
-        <w:ind w:firstLine="425"/>
-        <w:jc w:val="both"/>
-      </w:pPr>
-      <w:r>
-        <w:rPr>
-          <w:rFonts w:ascii="Times New Roman" w:hAnsi="Times New Roman" w:eastAsia="Times New Roman"/>
-          <w:b w:val="0"/>
-          <w:i w:val="0"/>
-          <w:sz w:val="28"/>
-        </w:rPr>
-        <w:t>Апробация системы выполняется на ППС «Гаражно-строительные кооперативы» (АИС ГСК), предназначенной для хранения и корректировки базы ГСК/ОГСК с сохранением истории изменений, а также для учёта проводимых совещаний (повестка, приглашённые, участники) и прикрепления документов. Модель этой подсистемы содержит как основные сущности, доступные из главного меню (например, «ГСК/ОГСК», «Совещание»), так и вспомогательные: историю и документы, отображаемые вкладками-гридами внутри карточки родителя, узлы дерева (например, «Повестка совещания») и справочники (например, «Должностные лица», «Тип ГСК/ОГСК», «Причина смены»), доступные только при подборе значения ссылочного поля. Это разнообразие учитывается алгоритмом классификации сущностей (см. далее).</w:t>
-      </w:r>
-    </w:p>
-    <w:p>
-      <w:pPr>
-        <w:keepNext/>
-        <w:spacing w:before="160" w:after="40"/>
-      </w:pPr>
-      <w:r>
-        <w:rPr>
-          <w:rFonts w:ascii="Times New Roman" w:hAnsi="Times New Roman" w:eastAsia="Times New Roman"/>
-          <w:b/>
-          <w:i w:val="0"/>
-          <w:sz w:val="28"/>
-        </w:rPr>
-        <w:t>Конвейер обработки информации</w:t>
-      </w:r>
-    </w:p>
-    <w:p>
-      <w:pPr>
-        <w:ind w:firstLine="425"/>
-        <w:jc w:val="both"/>
-      </w:pPr>
-      <w:r>
-        <w:rPr>
-          <w:rFonts w:ascii="Times New Roman" w:hAnsi="Times New Roman" w:eastAsia="Times New Roman"/>
-          <w:b w:val="0"/>
-          <w:i w:val="0"/>
-          <w:sz w:val="28"/>
-        </w:rPr>
-        <w:t>Процесс обработки данных целесообразно представить как последовательность из пяти этапов (рисунок 1): разбор XML-модели, классификация сущностей, генерация тестового проекта, запуск тестов и анализ результатов. Этапы образуют конвейер: выход каждого этапа служит входом следующего. Такой подход обеспечивает воспроизводимость результата — при одинаковых входных данных (XML-модель и параметры) система формирует одинаковую структуру проекта и сопоставимый набор тестовых сценариев.</w:t>
+        <w:t>Обработку информации в системе целесообразно представить как конвейер из пяти последовательных этапов (рисунок 1): разбор XML-модели, классификация сущностей, генерация тестового проекта, запуск тестов и анализ результатов. Этапы связаны по данным: выход каждого этапа служит входом следующего. Конвейерная организация обеспечивает воспроизводимость результата — при одинаковых входных данных (XML-модель и параметры запуска) система формирует одинаковую структуру проекта и сопоставимый набор тестовых сценариев, что важно для повторного прогона и сопровождения.</w:t>
       </w:r>
     </w:p>
     <w:p>
@@ -205,7 +115,7 @@
           <w:i w:val="0"/>
           <w:sz w:val="28"/>
         </w:rPr>
-        <w:t>Состав входных и выходных данных каждого этапа приведён в таблице 1.</w:t>
+        <w:t>Состав входных, промежуточных и выходных данных приведён в таблице 1.</w:t>
       </w:r>
     </w:p>
     <w:p>
@@ -235,7 +145,7 @@
           <w:i w:val="0"/>
           <w:sz w:val="28"/>
         </w:rPr>
-        <w:t>Входные и выходные данные системы</w:t>
+        <w:t>Входные, промежуточные и выходные данные системы</w:t>
       </w:r>
     </w:p>
     <w:tbl>
@@ -252,7 +162,7 @@
       <w:tr>
         <w:tc>
           <w:tcPr>
-            <w:tcW w:type="dxa" w:w="2041"/>
+            <w:tcW w:type="dxa" w:w="1928"/>
             <w:shd w:val="clear" w:color="auto" w:fill="D9D9D9"/>
           </w:tcPr>
           <w:p>
@@ -274,7 +184,7 @@
         </w:tc>
         <w:tc>
           <w:tcPr>
-            <w:tcW w:type="dxa" w:w="7313"/>
+            <w:tcW w:type="dxa" w:w="7427"/>
             <w:shd w:val="clear" w:color="auto" w:fill="D9D9D9"/>
           </w:tcPr>
           <w:p>
@@ -298,7 +208,7 @@
       <w:tr>
         <w:tc>
           <w:tcPr>
-            <w:tcW w:type="dxa" w:w="2041"/>
+            <w:tcW w:type="dxa" w:w="1928"/>
           </w:tcPr>
           <w:p>
             <w:pPr>
@@ -313,13 +223,13 @@
                 <w:i w:val="0"/>
                 <w:sz w:val="24"/>
               </w:rPr>
-              <w:t>Входные данные</w:t>
+              <w:t>Входные</w:t>
             </w:r>
           </w:p>
         </w:tc>
         <w:tc>
           <w:tcPr>
-            <w:tcW w:type="dxa" w:w="7313"/>
+            <w:tcW w:type="dxa" w:w="7427"/>
           </w:tcPr>
           <w:p>
             <w:pPr>
@@ -334,7 +244,7 @@
                 <w:i w:val="0"/>
                 <w:sz w:val="24"/>
               </w:rPr>
-              <w:t>XML-файл метамодели (сущности, атрибуты, группы свойств, операции, связи, поиски); параметры запуска: адрес тестируемого сайта, учётные данные, каталог генерации, тип сайта и наименование подсистемы.</w:t>
+              <w:t>XML-файл метамодели (сущности, атрибуты, группы свойств, операции, связи, поиски); параметры запуска: адрес тестируемого сайта, учётные данные, каталог генерации, тип сайта, наименование подсистемы.</w:t>
             </w:r>
           </w:p>
         </w:tc>
@@ -342,7 +252,7 @@
       <w:tr>
         <w:tc>
           <w:tcPr>
-            <w:tcW w:type="dxa" w:w="2041"/>
+            <w:tcW w:type="dxa" w:w="1928"/>
           </w:tcPr>
           <w:p>
             <w:pPr>
@@ -357,13 +267,13 @@
                 <w:i w:val="0"/>
                 <w:sz w:val="24"/>
               </w:rPr>
-              <w:t>Промежуточные данные</w:t>
+              <w:t>Промежуточные</w:t>
             </w:r>
           </w:p>
         </w:tc>
         <w:tc>
           <w:tcPr>
-            <w:tcW w:type="dxa" w:w="7313"/>
+            <w:tcW w:type="dxa" w:w="7427"/>
           </w:tcPr>
           <w:p>
             <w:pPr>
@@ -378,7 +288,7 @@
                 <w:i w:val="0"/>
                 <w:sz w:val="24"/>
               </w:rPr>
-              <w:t>Объектная модель метаданных в оперативной памяти; сгенерированный тестовый проект (объекты страниц, тестовые классы, инфраструктура, файл сборки); XML-отчёты о выполнении тестов.</w:t>
+              <w:t>Объектная модель метаданных в оперативной памяти; сгенерированный тестовый проект (объекты страниц, тестовые классы, инфраструктурные компоненты, файл сборки); XML-отчёты Surefire о выполнении.</w:t>
             </w:r>
           </w:p>
         </w:tc>
@@ -386,7 +296,7 @@
       <w:tr>
         <w:tc>
           <w:tcPr>
-            <w:tcW w:type="dxa" w:w="2041"/>
+            <w:tcW w:type="dxa" w:w="1928"/>
           </w:tcPr>
           <w:p>
             <w:pPr>
@@ -401,13 +311,13 @@
                 <w:i w:val="0"/>
                 <w:sz w:val="24"/>
               </w:rPr>
-              <w:t>Выходные данные</w:t>
+              <w:t>Выходные</w:t>
             </w:r>
           </w:p>
         </w:tc>
         <w:tc>
           <w:tcPr>
-            <w:tcW w:type="dxa" w:w="7313"/>
+            <w:tcW w:type="dxa" w:w="7427"/>
           </w:tcPr>
           <w:p>
             <w:pPr>
@@ -422,7 +332,7 @@
                 <w:i w:val="0"/>
                 <w:sz w:val="24"/>
               </w:rPr>
-              <w:t>Сводная статистика прогона (всего/успешно/провалено/пропущено), отчёты в форматах HTML и CSV, снимки экрана по шагам, записи о прогоне и результатах в базе отчётов.</w:t>
+              <w:t>Сводная статистика прогона (всего/успешно/провалено/пропущено); отчёты HTML и CSV; снимки экрана по шагам; записи о прогоне и результатах в базе отчётов.</w:t>
             </w:r>
           </w:p>
         </w:tc>
@@ -432,6 +342,1099 @@
       <w:pPr>
         <w:spacing w:after="40"/>
       </w:pPr>
+    </w:p>
+    <w:p>
+      <w:pPr>
+        <w:keepNext/>
+        <w:spacing w:before="160" w:after="40"/>
+      </w:pPr>
+      <w:r>
+        <w:rPr>
+          <w:rFonts w:ascii="Times New Roman" w:hAnsi="Times New Roman" w:eastAsia="Times New Roman"/>
+          <w:b/>
+          <w:i w:val="0"/>
+          <w:sz w:val="28"/>
+        </w:rPr>
+        <w:t>Платформа E3Core как источник обрабатываемой информации</w:t>
+      </w:r>
+    </w:p>
+    <w:p>
+      <w:pPr>
+        <w:ind w:firstLine="425"/>
+        <w:jc w:val="both"/>
+      </w:pPr>
+      <w:r>
+        <w:rPr>
+          <w:rFonts w:ascii="Times New Roman" w:hAnsi="Times New Roman" w:eastAsia="Times New Roman"/>
+          <w:b w:val="0"/>
+          <w:i w:val="0"/>
+          <w:sz w:val="28"/>
+        </w:rPr>
+        <w:t>E3Core — платформа, на которой пользовательский интерфейс прикладной подсистемы (ППС) не программируется вручную, а формируется автоматически по опубликованной модели предметной области (реализация спецификации RVV). Это означает, что состав экранных форм, полей, таблиц, операций и поисков однозначно определяется метаданными. Именно детерминированность интерфейса моделью делает возможной автоматическую генерацию автотестов: если по модели строится интерфейс, то по той же модели можно построить и сценарии его проверки.</w:t>
+      </w:r>
+    </w:p>
+    <w:p>
+      <w:pPr>
+        <w:ind w:firstLine="425"/>
+        <w:jc w:val="both"/>
+      </w:pPr>
+      <w:r>
+        <w:rPr>
+          <w:rFonts w:ascii="Times New Roman" w:hAnsi="Times New Roman" w:eastAsia="Times New Roman"/>
+          <w:b w:val="0"/>
+          <w:i w:val="0"/>
+          <w:sz w:val="28"/>
+        </w:rPr>
+        <w:t>Оператор работает с данными через единый трёхпанельный браузер объектов (рисунок 2). Слева располагается дерево объектов с загруженными объектами и их связями; справа сверху — список групп свойств выбранного объекта; справа снизу — представление выбранной группы свойств. Команды над объектами вызываются из главного меню подсистемы и из контекстного меню, а поиск ведётся в отдельном окне (дерево поисков → параметры → результаты). Внешний вид рабочего пространства одинаков для любой ППС — подсистемы различаются только составом меню и данными.</w:t>
+      </w:r>
+    </w:p>
+    <w:p>
+      <w:pPr>
+        <w:keepLines/>
+        <w:spacing w:before="120"/>
+        <w:jc w:val="center"/>
+      </w:pPr>
+      <w:r>
+        <w:drawing>
+          <wp:inline xmlns:a="http://schemas.openxmlformats.org/drawingml/2006/main" xmlns:pic="http://schemas.openxmlformats.org/drawingml/2006/picture">
+            <wp:extent cx="5040000" cy="2955215"/>
+            <wp:docPr id="2" name="Picture 2"/>
+            <wp:cNvGraphicFramePr>
+              <a:graphicFrameLocks noChangeAspect="1"/>
+            </wp:cNvGraphicFramePr>
+            <a:graphic>
+              <a:graphicData uri="http://schemas.openxmlformats.org/drawingml/2006/picture">
+                <pic:pic>
+                  <pic:nvPicPr>
+                    <pic:cNvPr id="0" name="ris_browser.png"/>
+                    <pic:cNvPicPr/>
+                  </pic:nvPicPr>
+                  <pic:blipFill>
+                    <a:blip r:embed="rId10"/>
+                    <a:stretch>
+                      <a:fillRect/>
+                    </a:stretch>
+                  </pic:blipFill>
+                  <pic:spPr>
+                    <a:xfrm>
+                      <a:off x="0" y="0"/>
+                      <a:ext cx="5040000" cy="2955215"/>
+                    </a:xfrm>
+                    <a:prstGeom prst="rect"/>
+                  </pic:spPr>
+                </pic:pic>
+              </a:graphicData>
+            </a:graphic>
+          </wp:inline>
+        </w:drawing>
+      </w:r>
+    </w:p>
+    <w:p>
+      <w:pPr>
+        <w:spacing w:after="200"/>
+        <w:jc w:val="center"/>
+      </w:pPr>
+      <w:r>
+        <w:rPr>
+          <w:rFonts w:ascii="Times New Roman" w:hAnsi="Times New Roman" w:eastAsia="Times New Roman"/>
+          <w:b w:val="0"/>
+          <w:i w:val="0"/>
+          <w:sz w:val="28"/>
+        </w:rPr>
+        <w:t>Рисунок 2 – Трёхпанельный браузер объектов E3Core</w:t>
+      </w:r>
+    </w:p>
+    <w:p>
+      <w:pPr>
+        <w:ind w:firstLine="425"/>
+        <w:jc w:val="both"/>
+      </w:pPr>
+      <w:r>
+        <w:rPr>
+          <w:rFonts w:ascii="Times New Roman" w:hAnsi="Times New Roman" w:eastAsia="Times New Roman"/>
+          <w:b w:val="0"/>
+          <w:i w:val="0"/>
+          <w:sz w:val="28"/>
+        </w:rPr>
+        <w:t>Данные объекта отображаются группами свойств нескольких типов; их перечень приведён в таблице 2. Для задачи генерации автотестов наибольшее значение имеют карточка и грид: именно они содержат редактируемые поля и операции, которые проверяются автотестами.</w:t>
+      </w:r>
+    </w:p>
+    <w:p>
+      <w:pPr>
+        <w:spacing w:before="160"/>
+        <w:jc w:val="right"/>
+      </w:pPr>
+      <w:r>
+        <w:rPr>
+          <w:rFonts w:ascii="Times New Roman" w:hAnsi="Times New Roman" w:eastAsia="Times New Roman"/>
+          <w:b w:val="0"/>
+          <w:i w:val="0"/>
+          <w:sz w:val="28"/>
+        </w:rPr>
+        <w:t>Таблица 2</w:t>
+      </w:r>
+    </w:p>
+    <w:p>
+      <w:pPr>
+        <w:spacing w:after="40"/>
+        <w:jc w:val="center"/>
+      </w:pPr>
+      <w:r>
+        <w:rPr>
+          <w:rFonts w:ascii="Times New Roman" w:hAnsi="Times New Roman" w:eastAsia="Times New Roman"/>
+          <w:b w:val="0"/>
+          <w:i w:val="0"/>
+          <w:sz w:val="28"/>
+        </w:rPr>
+        <w:t>Типы групп свойств E3Core</w:t>
+      </w:r>
+    </w:p>
+    <w:tbl>
+      <w:tblPr>
+        <w:tblStyle w:val="TableGrid"/>
+        <w:tblW w:type="auto" w:w="0"/>
+        <w:jc w:val="center"/>
+        <w:tblLook w:firstColumn="1" w:firstRow="1" w:lastColumn="0" w:lastRow="0" w:noHBand="0" w:noVBand="1" w:val="04A0"/>
+      </w:tblPr>
+      <w:tblGrid>
+        <w:gridCol w:w="4844"/>
+        <w:gridCol w:w="4844"/>
+      </w:tblGrid>
+      <w:tr>
+        <w:tc>
+          <w:tcPr>
+            <w:tcW w:type="dxa" w:w="2835"/>
+            <w:shd w:val="clear" w:color="auto" w:fill="D9D9D9"/>
+          </w:tcPr>
+          <w:p>
+            <w:pPr>
+              <w:spacing w:line="240" w:lineRule="auto" w:after="0"/>
+              <w:jc w:val="left"/>
+            </w:pPr>
+            <w:r/>
+            <w:r>
+              <w:rPr>
+                <w:rFonts w:ascii="Times New Roman" w:hAnsi="Times New Roman" w:eastAsia="Times New Roman"/>
+                <w:b/>
+                <w:i w:val="0"/>
+                <w:sz w:val="24"/>
+              </w:rPr>
+              <w:t>Тип группы свойств</w:t>
+            </w:r>
+          </w:p>
+        </w:tc>
+        <w:tc>
+          <w:tcPr>
+            <w:tcW w:type="dxa" w:w="6520"/>
+            <w:shd w:val="clear" w:color="auto" w:fill="D9D9D9"/>
+          </w:tcPr>
+          <w:p>
+            <w:pPr>
+              <w:spacing w:line="240" w:lineRule="auto" w:after="0"/>
+              <w:jc w:val="left"/>
+            </w:pPr>
+            <w:r/>
+            <w:r>
+              <w:rPr>
+                <w:rFonts w:ascii="Times New Roman" w:hAnsi="Times New Roman" w:eastAsia="Times New Roman"/>
+                <w:b/>
+                <w:i w:val="0"/>
+                <w:sz w:val="24"/>
+              </w:rPr>
+              <w:t>Назначение</w:t>
+            </w:r>
+          </w:p>
+        </w:tc>
+      </w:tr>
+      <w:tr>
+        <w:tc>
+          <w:tcPr>
+            <w:tcW w:type="dxa" w:w="2835"/>
+          </w:tcPr>
+          <w:p>
+            <w:pPr>
+              <w:spacing w:line="240" w:lineRule="auto" w:after="0"/>
+              <w:jc w:val="left"/>
+            </w:pPr>
+            <w:r/>
+            <w:r>
+              <w:rPr>
+                <w:rFonts w:ascii="Times New Roman" w:hAnsi="Times New Roman" w:eastAsia="Times New Roman"/>
+                <w:b w:val="0"/>
+                <w:i w:val="0"/>
+                <w:sz w:val="24"/>
+              </w:rPr>
+              <w:t>Карточка</w:t>
+            </w:r>
+          </w:p>
+        </w:tc>
+        <w:tc>
+          <w:tcPr>
+            <w:tcW w:type="dxa" w:w="6520"/>
+          </w:tcPr>
+          <w:p>
+            <w:pPr>
+              <w:spacing w:line="240" w:lineRule="auto" w:after="0"/>
+              <w:jc w:val="left"/>
+            </w:pPr>
+            <w:r/>
+            <w:r>
+              <w:rPr>
+                <w:rFonts w:ascii="Times New Roman" w:hAnsi="Times New Roman" w:eastAsia="Times New Roman"/>
+                <w:b w:val="0"/>
+                <w:i w:val="0"/>
+                <w:sz w:val="24"/>
+              </w:rPr>
+              <w:t>Свойства одного объекта в виде «наименование атрибута — значение»; ссылочные поля выбираются из справочника.</w:t>
+            </w:r>
+          </w:p>
+        </w:tc>
+      </w:tr>
+      <w:tr>
+        <w:tc>
+          <w:tcPr>
+            <w:tcW w:type="dxa" w:w="2835"/>
+          </w:tcPr>
+          <w:p>
+            <w:pPr>
+              <w:spacing w:line="240" w:lineRule="auto" w:after="0"/>
+              <w:jc w:val="left"/>
+            </w:pPr>
+            <w:r/>
+            <w:r>
+              <w:rPr>
+                <w:rFonts w:ascii="Times New Roman" w:hAnsi="Times New Roman" w:eastAsia="Times New Roman"/>
+                <w:b w:val="0"/>
+                <w:i w:val="0"/>
+                <w:sz w:val="24"/>
+              </w:rPr>
+              <w:t>Табличное представление (грид)</w:t>
+            </w:r>
+          </w:p>
+        </w:tc>
+        <w:tc>
+          <w:tcPr>
+            <w:tcW w:type="dxa" w:w="6520"/>
+          </w:tcPr>
+          <w:p>
+            <w:pPr>
+              <w:spacing w:line="240" w:lineRule="auto" w:after="0"/>
+              <w:jc w:val="left"/>
+            </w:pPr>
+            <w:r/>
+            <w:r>
+              <w:rPr>
+                <w:rFonts w:ascii="Times New Roman" w:hAnsi="Times New Roman" w:eastAsia="Times New Roman"/>
+                <w:b w:val="0"/>
+                <w:i w:val="0"/>
+                <w:sz w:val="24"/>
+              </w:rPr>
+              <w:t>Свойства множества объектов в виде таблицы (строки — объекты, колонки — атрибуты); постраничная навигация.</w:t>
+            </w:r>
+          </w:p>
+        </w:tc>
+      </w:tr>
+      <w:tr>
+        <w:tc>
+          <w:tcPr>
+            <w:tcW w:type="dxa" w:w="2835"/>
+          </w:tcPr>
+          <w:p>
+            <w:pPr>
+              <w:spacing w:line="240" w:lineRule="auto" w:after="0"/>
+              <w:jc w:val="left"/>
+            </w:pPr>
+            <w:r/>
+            <w:r>
+              <w:rPr>
+                <w:rFonts w:ascii="Times New Roman" w:hAnsi="Times New Roman" w:eastAsia="Times New Roman"/>
+                <w:b w:val="0"/>
+                <w:i w:val="0"/>
+                <w:sz w:val="24"/>
+              </w:rPr>
+              <w:t>Отчёты</w:t>
+            </w:r>
+          </w:p>
+        </w:tc>
+        <w:tc>
+          <w:tcPr>
+            <w:tcW w:type="dxa" w:w="6520"/>
+          </w:tcPr>
+          <w:p>
+            <w:pPr>
+              <w:spacing w:line="240" w:lineRule="auto" w:after="0"/>
+              <w:jc w:val="left"/>
+            </w:pPr>
+            <w:r/>
+            <w:r>
+              <w:rPr>
+                <w:rFonts w:ascii="Times New Roman" w:hAnsi="Times New Roman" w:eastAsia="Times New Roman"/>
+                <w:b w:val="0"/>
+                <w:i w:val="0"/>
+                <w:sz w:val="24"/>
+              </w:rPr>
+              <w:t>Список доступных отчётов; формирование отчёта с вводом параметров и выбором формата.</w:t>
+            </w:r>
+          </w:p>
+        </w:tc>
+      </w:tr>
+      <w:tr>
+        <w:tc>
+          <w:tcPr>
+            <w:tcW w:type="dxa" w:w="2835"/>
+          </w:tcPr>
+          <w:p>
+            <w:pPr>
+              <w:spacing w:line="240" w:lineRule="auto" w:after="0"/>
+              <w:jc w:val="left"/>
+            </w:pPr>
+            <w:r/>
+            <w:r>
+              <w:rPr>
+                <w:rFonts w:ascii="Times New Roman" w:hAnsi="Times New Roman" w:eastAsia="Times New Roman"/>
+                <w:b w:val="0"/>
+                <w:i w:val="0"/>
+                <w:sz w:val="24"/>
+              </w:rPr>
+              <w:t>Пространственные данные</w:t>
+            </w:r>
+          </w:p>
+        </w:tc>
+        <w:tc>
+          <w:tcPr>
+            <w:tcW w:type="dxa" w:w="6520"/>
+          </w:tcPr>
+          <w:p>
+            <w:pPr>
+              <w:spacing w:line="240" w:lineRule="auto" w:after="0"/>
+              <w:jc w:val="left"/>
+            </w:pPr>
+            <w:r/>
+            <w:r>
+              <w:rPr>
+                <w:rFonts w:ascii="Times New Roman" w:hAnsi="Times New Roman" w:eastAsia="Times New Roman"/>
+                <w:b w:val="0"/>
+                <w:i w:val="0"/>
+                <w:sz w:val="24"/>
+              </w:rPr>
+              <w:t>Отображение данных в виде фрагмента географической карты.</w:t>
+            </w:r>
+          </w:p>
+        </w:tc>
+      </w:tr>
+      <w:tr>
+        <w:tc>
+          <w:tcPr>
+            <w:tcW w:type="dxa" w:w="2835"/>
+          </w:tcPr>
+          <w:p>
+            <w:pPr>
+              <w:spacing w:line="240" w:lineRule="auto" w:after="0"/>
+              <w:jc w:val="left"/>
+            </w:pPr>
+            <w:r/>
+            <w:r>
+              <w:rPr>
+                <w:rFonts w:ascii="Times New Roman" w:hAnsi="Times New Roman" w:eastAsia="Times New Roman"/>
+                <w:b w:val="0"/>
+                <w:i w:val="0"/>
+                <w:sz w:val="24"/>
+              </w:rPr>
+              <w:t>График</w:t>
+            </w:r>
+          </w:p>
+        </w:tc>
+        <w:tc>
+          <w:tcPr>
+            <w:tcW w:type="dxa" w:w="6520"/>
+          </w:tcPr>
+          <w:p>
+            <w:pPr>
+              <w:spacing w:line="240" w:lineRule="auto" w:after="0"/>
+              <w:jc w:val="left"/>
+            </w:pPr>
+            <w:r/>
+            <w:r>
+              <w:rPr>
+                <w:rFonts w:ascii="Times New Roman" w:hAnsi="Times New Roman" w:eastAsia="Times New Roman"/>
+                <w:b w:val="0"/>
+                <w:i w:val="0"/>
+                <w:sz w:val="24"/>
+              </w:rPr>
+              <w:t>Числовые свойства в виде круговой, столбцовой или линейной диаграммы.</w:t>
+            </w:r>
+          </w:p>
+        </w:tc>
+      </w:tr>
+    </w:tbl>
+    <w:p>
+      <w:pPr>
+        <w:spacing w:after="40"/>
+      </w:pPr>
+    </w:p>
+    <w:p>
+      <w:pPr>
+        <w:ind w:firstLine="425"/>
+        <w:jc w:val="both"/>
+      </w:pPr>
+      <w:r>
+        <w:rPr>
+          <w:rFonts w:ascii="Times New Roman" w:hAnsi="Times New Roman" w:eastAsia="Times New Roman"/>
+          <w:b w:val="0"/>
+          <w:i w:val="0"/>
+          <w:sz w:val="28"/>
+        </w:rPr>
+        <w:t>Существенная для тестирования особенность реализации интерфейса — применение библиотеки ExtJS. Поля карточки реализованы компонентом PropertyGrid, у ячеек которого нет устойчивых системных идентификаторов (имён или id), а ссылочные поля заполняются через выпадающие списки и модальные окна-пикеры. Поэтому автотест не может адресовать поле по имени HTML-элемента и вынужден обращаться к нему по отображаемому (русскому) наименованию, а действия (добавление, сохранение, удаление) вызывать через меню «Редактирование». Эта особенность напрямую обосновывает выбор паттерна организации тестов (см. далее).</w:t>
+      </w:r>
+    </w:p>
+    <w:p>
+      <w:pPr>
+        <w:keepNext/>
+        <w:spacing w:before="160" w:after="40"/>
+      </w:pPr>
+      <w:r>
+        <w:rPr>
+          <w:rFonts w:ascii="Times New Roman" w:hAnsi="Times New Roman" w:eastAsia="Times New Roman"/>
+          <w:b/>
+          <w:i w:val="0"/>
+          <w:sz w:val="28"/>
+        </w:rPr>
+        <w:t>Тестируемое приложение</w:t>
+      </w:r>
+    </w:p>
+    <w:p>
+      <w:pPr>
+        <w:ind w:firstLine="425"/>
+        <w:jc w:val="both"/>
+      </w:pPr>
+      <w:r>
+        <w:rPr>
+          <w:rFonts w:ascii="Times New Roman" w:hAnsi="Times New Roman" w:eastAsia="Times New Roman"/>
+          <w:b w:val="0"/>
+          <w:i w:val="0"/>
+          <w:sz w:val="28"/>
+        </w:rPr>
+        <w:t>Апробация системы выполняется на ППС «Гаражно-строительные кооперативы» (АИС ГСК), предназначенной для хранения и корректировки базы ГСК/ОГСК с сохранением истории изменений, учёта проводимых совещаний (повестка, приглашённые, участники) и прикрепления документов. Модель этой подсистемы содержит как основные сущности, доступные из главного меню, так и вспомогательные — дочерние сущности (вкладки-гриды и узлы дерева) и справочники. Доменная модель приведена на рисунке 3: сплошные линии обозначают композицию (дочерняя сущность существует внутри родителя — вкладкой-гридом или узлом дерева), пунктирные — ссылки на справочники (выбор значения поля).</w:t>
+      </w:r>
+    </w:p>
+    <w:p>
+      <w:pPr>
+        <w:keepLines/>
+        <w:spacing w:before="120"/>
+        <w:jc w:val="center"/>
+      </w:pPr>
+      <w:r>
+        <w:drawing>
+          <wp:inline xmlns:a="http://schemas.openxmlformats.org/drawingml/2006/main" xmlns:pic="http://schemas.openxmlformats.org/drawingml/2006/picture">
+            <wp:extent cx="3420000" cy="5790920"/>
+            <wp:docPr id="3" name="Picture 3"/>
+            <wp:cNvGraphicFramePr>
+              <a:graphicFrameLocks noChangeAspect="1"/>
+            </wp:cNvGraphicFramePr>
+            <a:graphic>
+              <a:graphicData uri="http://schemas.openxmlformats.org/drawingml/2006/picture">
+                <pic:pic>
+                  <pic:nvPicPr>
+                    <pic:cNvPr id="0" name="ris_domain.png"/>
+                    <pic:cNvPicPr/>
+                  </pic:nvPicPr>
+                  <pic:blipFill>
+                    <a:blip r:embed="rId11"/>
+                    <a:stretch>
+                      <a:fillRect/>
+                    </a:stretch>
+                  </pic:blipFill>
+                  <pic:spPr>
+                    <a:xfrm>
+                      <a:off x="0" y="0"/>
+                      <a:ext cx="3420000" cy="5790920"/>
+                    </a:xfrm>
+                    <a:prstGeom prst="rect"/>
+                  </pic:spPr>
+                </pic:pic>
+              </a:graphicData>
+            </a:graphic>
+          </wp:inline>
+        </w:drawing>
+      </w:r>
+    </w:p>
+    <w:p>
+      <w:pPr>
+        <w:spacing w:after="200"/>
+        <w:jc w:val="center"/>
+      </w:pPr>
+      <w:r>
+        <w:rPr>
+          <w:rFonts w:ascii="Times New Roman" w:hAnsi="Times New Roman" w:eastAsia="Times New Roman"/>
+          <w:b w:val="0"/>
+          <w:i w:val="0"/>
+          <w:sz w:val="28"/>
+        </w:rPr>
+        <w:t>Рисунок 3 – Доменная модель сущностей АИС ГСК</w:t>
+      </w:r>
+    </w:p>
+    <w:p>
+      <w:pPr>
+        <w:ind w:firstLine="425"/>
+        <w:jc w:val="both"/>
+      </w:pPr>
+      <w:r>
+        <w:rPr>
+          <w:rFonts w:ascii="Times New Roman" w:hAnsi="Times New Roman" w:eastAsia="Times New Roman"/>
+          <w:b w:val="0"/>
+          <w:i w:val="0"/>
+          <w:sz w:val="28"/>
+        </w:rPr>
+        <w:t>Перечень сущностей модели и их роль приведены в таблице 3. Это разнообразие сущностей учитывается алгоритмом классификации, который определяет, для каких сущностей формировать автотесты и каким способом.</w:t>
+      </w:r>
+    </w:p>
+    <w:p>
+      <w:pPr>
+        <w:spacing w:before="160"/>
+        <w:jc w:val="right"/>
+      </w:pPr>
+      <w:r>
+        <w:rPr>
+          <w:rFonts w:ascii="Times New Roman" w:hAnsi="Times New Roman" w:eastAsia="Times New Roman"/>
+          <w:b w:val="0"/>
+          <w:i w:val="0"/>
+          <w:sz w:val="28"/>
+        </w:rPr>
+        <w:t>Таблица 3</w:t>
+      </w:r>
+    </w:p>
+    <w:p>
+      <w:pPr>
+        <w:spacing w:after="40"/>
+        <w:jc w:val="center"/>
+      </w:pPr>
+      <w:r>
+        <w:rPr>
+          <w:rFonts w:ascii="Times New Roman" w:hAnsi="Times New Roman" w:eastAsia="Times New Roman"/>
+          <w:b w:val="0"/>
+          <w:i w:val="0"/>
+          <w:sz w:val="28"/>
+        </w:rPr>
+        <w:t>Сущности АИС ГСК и их роль</w:t>
+      </w:r>
+    </w:p>
+    <w:tbl>
+      <w:tblPr>
+        <w:tblStyle w:val="TableGrid"/>
+        <w:tblW w:type="auto" w:w="0"/>
+        <w:jc w:val="center"/>
+        <w:tblLook w:firstColumn="1" w:firstRow="1" w:lastColumn="0" w:lastRow="0" w:noHBand="0" w:noVBand="1" w:val="04A0"/>
+      </w:tblPr>
+      <w:tblGrid>
+        <w:gridCol w:w="4844"/>
+        <w:gridCol w:w="4844"/>
+      </w:tblGrid>
+      <w:tr>
+        <w:tc>
+          <w:tcPr>
+            <w:tcW w:type="dxa" w:w="2721"/>
+            <w:shd w:val="clear" w:color="auto" w:fill="D9D9D9"/>
+          </w:tcPr>
+          <w:p>
+            <w:pPr>
+              <w:spacing w:line="240" w:lineRule="auto" w:after="0"/>
+              <w:jc w:val="left"/>
+            </w:pPr>
+            <w:r/>
+            <w:r>
+              <w:rPr>
+                <w:rFonts w:ascii="Times New Roman" w:hAnsi="Times New Roman" w:eastAsia="Times New Roman"/>
+                <w:b/>
+                <w:i w:val="0"/>
+                <w:sz w:val="24"/>
+              </w:rPr>
+              <w:t>Сущность</w:t>
+            </w:r>
+          </w:p>
+        </w:tc>
+        <w:tc>
+          <w:tcPr>
+            <w:tcW w:type="dxa" w:w="6633"/>
+            <w:shd w:val="clear" w:color="auto" w:fill="D9D9D9"/>
+          </w:tcPr>
+          <w:p>
+            <w:pPr>
+              <w:spacing w:line="240" w:lineRule="auto" w:after="0"/>
+              <w:jc w:val="left"/>
+            </w:pPr>
+            <w:r/>
+            <w:r>
+              <w:rPr>
+                <w:rFonts w:ascii="Times New Roman" w:hAnsi="Times New Roman" w:eastAsia="Times New Roman"/>
+                <w:b/>
+                <w:i w:val="0"/>
+                <w:sz w:val="24"/>
+              </w:rPr>
+              <w:t>Роль в модели</w:t>
+            </w:r>
+          </w:p>
+        </w:tc>
+      </w:tr>
+      <w:tr>
+        <w:tc>
+          <w:tcPr>
+            <w:tcW w:type="dxa" w:w="2721"/>
+          </w:tcPr>
+          <w:p>
+            <w:pPr>
+              <w:spacing w:line="240" w:lineRule="auto" w:after="0"/>
+              <w:jc w:val="left"/>
+            </w:pPr>
+            <w:r/>
+            <w:r>
+              <w:rPr>
+                <w:rFonts w:ascii="Times New Roman" w:hAnsi="Times New Roman" w:eastAsia="Times New Roman"/>
+                <w:b w:val="0"/>
+                <w:i w:val="0"/>
+                <w:sz w:val="24"/>
+              </w:rPr>
+              <w:t>ГСК/ОГСК</w:t>
+            </w:r>
+          </w:p>
+        </w:tc>
+        <w:tc>
+          <w:tcPr>
+            <w:tcW w:type="dxa" w:w="6633"/>
+          </w:tcPr>
+          <w:p>
+            <w:pPr>
+              <w:spacing w:line="240" w:lineRule="auto" w:after="0"/>
+              <w:jc w:val="left"/>
+            </w:pPr>
+            <w:r/>
+            <w:r>
+              <w:rPr>
+                <w:rFonts w:ascii="Times New Roman" w:hAnsi="Times New Roman" w:eastAsia="Times New Roman"/>
+                <w:b w:val="0"/>
+                <w:i w:val="0"/>
+                <w:sz w:val="24"/>
+              </w:rPr>
+              <w:t>Основная: карточка, операции добавления/изменения/удаления, поиск; вкладки «История» и «Документы»; иерархия (ГСК включается в ОГСК).</w:t>
+            </w:r>
+          </w:p>
+        </w:tc>
+      </w:tr>
+      <w:tr>
+        <w:tc>
+          <w:tcPr>
+            <w:tcW w:type="dxa" w:w="2721"/>
+          </w:tcPr>
+          <w:p>
+            <w:pPr>
+              <w:spacing w:line="240" w:lineRule="auto" w:after="0"/>
+              <w:jc w:val="left"/>
+            </w:pPr>
+            <w:r/>
+            <w:r>
+              <w:rPr>
+                <w:rFonts w:ascii="Times New Roman" w:hAnsi="Times New Roman" w:eastAsia="Times New Roman"/>
+                <w:b w:val="0"/>
+                <w:i w:val="0"/>
+                <w:sz w:val="24"/>
+              </w:rPr>
+              <w:t>История ГСК/ОГСК</w:t>
+            </w:r>
+          </w:p>
+        </w:tc>
+        <w:tc>
+          <w:tcPr>
+            <w:tcW w:type="dxa" w:w="6633"/>
+          </w:tcPr>
+          <w:p>
+            <w:pPr>
+              <w:spacing w:line="240" w:lineRule="auto" w:after="0"/>
+              <w:jc w:val="left"/>
+            </w:pPr>
+            <w:r/>
+            <w:r>
+              <w:rPr>
+                <w:rFonts w:ascii="Times New Roman" w:hAnsi="Times New Roman" w:eastAsia="Times New Roman"/>
+                <w:b w:val="0"/>
+                <w:i w:val="0"/>
+                <w:sz w:val="24"/>
+              </w:rPr>
+              <w:t>Дочерняя (вкладка-грид): хранит прежние значения, сохраняемые при логическом изменении.</w:t>
+            </w:r>
+          </w:p>
+        </w:tc>
+      </w:tr>
+      <w:tr>
+        <w:tc>
+          <w:tcPr>
+            <w:tcW w:type="dxa" w:w="2721"/>
+          </w:tcPr>
+          <w:p>
+            <w:pPr>
+              <w:spacing w:line="240" w:lineRule="auto" w:after="0"/>
+              <w:jc w:val="left"/>
+            </w:pPr>
+            <w:r/>
+            <w:r>
+              <w:rPr>
+                <w:rFonts w:ascii="Times New Roman" w:hAnsi="Times New Roman" w:eastAsia="Times New Roman"/>
+                <w:b w:val="0"/>
+                <w:i w:val="0"/>
+                <w:sz w:val="24"/>
+              </w:rPr>
+              <w:t>Документ ГСК/ОГСК</w:t>
+            </w:r>
+          </w:p>
+        </w:tc>
+        <w:tc>
+          <w:tcPr>
+            <w:tcW w:type="dxa" w:w="6633"/>
+          </w:tcPr>
+          <w:p>
+            <w:pPr>
+              <w:spacing w:line="240" w:lineRule="auto" w:after="0"/>
+              <w:jc w:val="left"/>
+            </w:pPr>
+            <w:r/>
+            <w:r>
+              <w:rPr>
+                <w:rFonts w:ascii="Times New Roman" w:hAnsi="Times New Roman" w:eastAsia="Times New Roman"/>
+                <w:b w:val="0"/>
+                <w:i w:val="0"/>
+                <w:sz w:val="24"/>
+              </w:rPr>
+              <w:t>Дочерняя (вкладка-грид): прикреплённые к ГСК/ОГСК файлы.</w:t>
+            </w:r>
+          </w:p>
+        </w:tc>
+      </w:tr>
+      <w:tr>
+        <w:tc>
+          <w:tcPr>
+            <w:tcW w:type="dxa" w:w="2721"/>
+          </w:tcPr>
+          <w:p>
+            <w:pPr>
+              <w:spacing w:line="240" w:lineRule="auto" w:after="0"/>
+              <w:jc w:val="left"/>
+            </w:pPr>
+            <w:r/>
+            <w:r>
+              <w:rPr>
+                <w:rFonts w:ascii="Times New Roman" w:hAnsi="Times New Roman" w:eastAsia="Times New Roman"/>
+                <w:b w:val="0"/>
+                <w:i w:val="0"/>
+                <w:sz w:val="24"/>
+              </w:rPr>
+              <w:t>Совещание</w:t>
+            </w:r>
+          </w:p>
+        </w:tc>
+        <w:tc>
+          <w:tcPr>
+            <w:tcW w:type="dxa" w:w="6633"/>
+          </w:tcPr>
+          <w:p>
+            <w:pPr>
+              <w:spacing w:line="240" w:lineRule="auto" w:after="0"/>
+              <w:jc w:val="left"/>
+            </w:pPr>
+            <w:r/>
+            <w:r>
+              <w:rPr>
+                <w:rFonts w:ascii="Times New Roman" w:hAnsi="Times New Roman" w:eastAsia="Times New Roman"/>
+                <w:b w:val="0"/>
+                <w:i w:val="0"/>
+                <w:sz w:val="24"/>
+              </w:rPr>
+              <w:t>Основная: карточка, операции, поиск; связанные приглашённые, участники, повестка и документы.</w:t>
+            </w:r>
+          </w:p>
+        </w:tc>
+      </w:tr>
+      <w:tr>
+        <w:tc>
+          <w:tcPr>
+            <w:tcW w:type="dxa" w:w="2721"/>
+          </w:tcPr>
+          <w:p>
+            <w:pPr>
+              <w:spacing w:line="240" w:lineRule="auto" w:after="0"/>
+              <w:jc w:val="left"/>
+            </w:pPr>
+            <w:r/>
+            <w:r>
+              <w:rPr>
+                <w:rFonts w:ascii="Times New Roman" w:hAnsi="Times New Roman" w:eastAsia="Times New Roman"/>
+                <w:b w:val="0"/>
+                <w:i w:val="0"/>
+                <w:sz w:val="24"/>
+              </w:rPr>
+              <w:t>Приглашённый ГСК</w:t>
+            </w:r>
+          </w:p>
+        </w:tc>
+        <w:tc>
+          <w:tcPr>
+            <w:tcW w:type="dxa" w:w="6633"/>
+          </w:tcPr>
+          <w:p>
+            <w:pPr>
+              <w:spacing w:line="240" w:lineRule="auto" w:after="0"/>
+              <w:jc w:val="left"/>
+            </w:pPr>
+            <w:r/>
+            <w:r>
+              <w:rPr>
+                <w:rFonts w:ascii="Times New Roman" w:hAnsi="Times New Roman" w:eastAsia="Times New Roman"/>
+                <w:b w:val="0"/>
+                <w:i w:val="0"/>
+                <w:sz w:val="24"/>
+              </w:rPr>
+              <w:t>Дочерняя (вкладка-грид совещания).</w:t>
+            </w:r>
+          </w:p>
+        </w:tc>
+      </w:tr>
+      <w:tr>
+        <w:tc>
+          <w:tcPr>
+            <w:tcW w:type="dxa" w:w="2721"/>
+          </w:tcPr>
+          <w:p>
+            <w:pPr>
+              <w:spacing w:line="240" w:lineRule="auto" w:after="0"/>
+              <w:jc w:val="left"/>
+            </w:pPr>
+            <w:r/>
+            <w:r>
+              <w:rPr>
+                <w:rFonts w:ascii="Times New Roman" w:hAnsi="Times New Roman" w:eastAsia="Times New Roman"/>
+                <w:b w:val="0"/>
+                <w:i w:val="0"/>
+                <w:sz w:val="24"/>
+              </w:rPr>
+              <w:t>Участник совещания</w:t>
+            </w:r>
+          </w:p>
+        </w:tc>
+        <w:tc>
+          <w:tcPr>
+            <w:tcW w:type="dxa" w:w="6633"/>
+          </w:tcPr>
+          <w:p>
+            <w:pPr>
+              <w:spacing w:line="240" w:lineRule="auto" w:after="0"/>
+              <w:jc w:val="left"/>
+            </w:pPr>
+            <w:r/>
+            <w:r>
+              <w:rPr>
+                <w:rFonts w:ascii="Times New Roman" w:hAnsi="Times New Roman" w:eastAsia="Times New Roman"/>
+                <w:b w:val="0"/>
+                <w:i w:val="0"/>
+                <w:sz w:val="24"/>
+              </w:rPr>
+              <w:t>Дочерняя (вкладка-грид совещания).</w:t>
+            </w:r>
+          </w:p>
+        </w:tc>
+      </w:tr>
+      <w:tr>
+        <w:tc>
+          <w:tcPr>
+            <w:tcW w:type="dxa" w:w="2721"/>
+          </w:tcPr>
+          <w:p>
+            <w:pPr>
+              <w:spacing w:line="240" w:lineRule="auto" w:after="0"/>
+              <w:jc w:val="left"/>
+            </w:pPr>
+            <w:r/>
+            <w:r>
+              <w:rPr>
+                <w:rFonts w:ascii="Times New Roman" w:hAnsi="Times New Roman" w:eastAsia="Times New Roman"/>
+                <w:b w:val="0"/>
+                <w:i w:val="0"/>
+                <w:sz w:val="24"/>
+              </w:rPr>
+              <w:t>Повестка совещания</w:t>
+            </w:r>
+          </w:p>
+        </w:tc>
+        <w:tc>
+          <w:tcPr>
+            <w:tcW w:type="dxa" w:w="6633"/>
+          </w:tcPr>
+          <w:p>
+            <w:pPr>
+              <w:spacing w:line="240" w:lineRule="auto" w:after="0"/>
+              <w:jc w:val="left"/>
+            </w:pPr>
+            <w:r/>
+            <w:r>
+              <w:rPr>
+                <w:rFonts w:ascii="Times New Roman" w:hAnsi="Times New Roman" w:eastAsia="Times New Roman"/>
+                <w:b w:val="0"/>
+                <w:i w:val="0"/>
+                <w:sz w:val="24"/>
+              </w:rPr>
+              <w:t>Дочерняя (узел дерева совещания, добавляется из карточки родителя).</w:t>
+            </w:r>
+          </w:p>
+        </w:tc>
+      </w:tr>
+      <w:tr>
+        <w:tc>
+          <w:tcPr>
+            <w:tcW w:type="dxa" w:w="2721"/>
+          </w:tcPr>
+          <w:p>
+            <w:pPr>
+              <w:spacing w:line="240" w:lineRule="auto" w:after="0"/>
+              <w:jc w:val="left"/>
+            </w:pPr>
+            <w:r/>
+            <w:r>
+              <w:rPr>
+                <w:rFonts w:ascii="Times New Roman" w:hAnsi="Times New Roman" w:eastAsia="Times New Roman"/>
+                <w:b w:val="0"/>
+                <w:i w:val="0"/>
+                <w:sz w:val="24"/>
+              </w:rPr>
+              <w:t>Документ совещания</w:t>
+            </w:r>
+          </w:p>
+        </w:tc>
+        <w:tc>
+          <w:tcPr>
+            <w:tcW w:type="dxa" w:w="6633"/>
+          </w:tcPr>
+          <w:p>
+            <w:pPr>
+              <w:spacing w:line="240" w:lineRule="auto" w:after="0"/>
+              <w:jc w:val="left"/>
+            </w:pPr>
+            <w:r/>
+            <w:r>
+              <w:rPr>
+                <w:rFonts w:ascii="Times New Roman" w:hAnsi="Times New Roman" w:eastAsia="Times New Roman"/>
+                <w:b w:val="0"/>
+                <w:i w:val="0"/>
+                <w:sz w:val="24"/>
+              </w:rPr>
+              <w:t>Дочерняя (вкладка-грид совещания).</w:t>
+            </w:r>
+          </w:p>
+        </w:tc>
+      </w:tr>
+      <w:tr>
+        <w:tc>
+          <w:tcPr>
+            <w:tcW w:type="dxa" w:w="2721"/>
+          </w:tcPr>
+          <w:p>
+            <w:pPr>
+              <w:spacing w:line="240" w:lineRule="auto" w:after="0"/>
+              <w:jc w:val="left"/>
+            </w:pPr>
+            <w:r/>
+            <w:r>
+              <w:rPr>
+                <w:rFonts w:ascii="Times New Roman" w:hAnsi="Times New Roman" w:eastAsia="Times New Roman"/>
+                <w:b w:val="0"/>
+                <w:i w:val="0"/>
+                <w:sz w:val="24"/>
+              </w:rPr>
+              <w:t>Должностное лицо</w:t>
+            </w:r>
+          </w:p>
+        </w:tc>
+        <w:tc>
+          <w:tcPr>
+            <w:tcW w:type="dxa" w:w="6633"/>
+          </w:tcPr>
+          <w:p>
+            <w:pPr>
+              <w:spacing w:line="240" w:lineRule="auto" w:after="0"/>
+              <w:jc w:val="left"/>
+            </w:pPr>
+            <w:r/>
+            <w:r>
+              <w:rPr>
+                <w:rFonts w:ascii="Times New Roman" w:hAnsi="Times New Roman" w:eastAsia="Times New Roman"/>
+                <w:b w:val="0"/>
+                <w:i w:val="0"/>
+                <w:sz w:val="24"/>
+              </w:rPr>
+              <w:t>Справочник: председатель/секретарь/представитель; выбирается из ссылочных полей.</w:t>
+            </w:r>
+          </w:p>
+        </w:tc>
+      </w:tr>
+      <w:tr>
+        <w:tc>
+          <w:tcPr>
+            <w:tcW w:type="dxa" w:w="2721"/>
+          </w:tcPr>
+          <w:p>
+            <w:pPr>
+              <w:spacing w:line="240" w:lineRule="auto" w:after="0"/>
+              <w:jc w:val="left"/>
+            </w:pPr>
+            <w:r/>
+            <w:r>
+              <w:rPr>
+                <w:rFonts w:ascii="Times New Roman" w:hAnsi="Times New Roman" w:eastAsia="Times New Roman"/>
+                <w:b w:val="0"/>
+                <w:i w:val="0"/>
+                <w:sz w:val="24"/>
+              </w:rPr>
+              <w:t>Тип ГСК/ОГСК, Район, Причина смены, Справочник Да/Нет</w:t>
+            </w:r>
+          </w:p>
+        </w:tc>
+        <w:tc>
+          <w:tcPr>
+            <w:tcW w:type="dxa" w:w="6633"/>
+          </w:tcPr>
+          <w:p>
+            <w:pPr>
+              <w:spacing w:line="240" w:lineRule="auto" w:after="0"/>
+              <w:jc w:val="left"/>
+            </w:pPr>
+            <w:r/>
+            <w:r>
+              <w:rPr>
+                <w:rFonts w:ascii="Times New Roman" w:hAnsi="Times New Roman" w:eastAsia="Times New Roman"/>
+                <w:b w:val="0"/>
+                <w:i w:val="0"/>
+                <w:sz w:val="24"/>
+              </w:rPr>
+              <w:t>Справочники: значения ссылочных полей карточек.</w:t>
+            </w:r>
+          </w:p>
+        </w:tc>
+      </w:tr>
+    </w:tbl>
+    <w:p>
+      <w:pPr>
+        <w:spacing w:after="40"/>
+      </w:pPr>
+    </w:p>
+    <w:p>
+      <w:pPr>
+        <w:ind w:firstLine="425"/>
+        <w:jc w:val="both"/>
+      </w:pPr>
+      <w:r>
+        <w:rPr>
+          <w:rFonts w:ascii="Times New Roman" w:hAnsi="Times New Roman" w:eastAsia="Times New Roman"/>
+          <w:b w:val="0"/>
+          <w:i w:val="0"/>
+          <w:sz w:val="28"/>
+        </w:rPr>
+        <w:t>У основных объектов есть служебные поля «Оператор» и «Дата изменения», которые заполняются системой автоматически и недоступны для ручного ввода; такие поля автотест не заполняет. Обязательные поля помечаются символом «*»; для части полей задана маска ввода (например, дата в формате 99.99.9999). Эти признаки берутся из метамодели и определяют правила подбора тестовых данных.</w:t>
+      </w:r>
     </w:p>
     <w:p>
       <w:pPr>
@@ -460,7 +1463,7 @@
           <w:i w:val="0"/>
           <w:sz w:val="28"/>
         </w:rPr>
-        <w:t>Входная XML-модель имеет древовидную структуру (рисунок 2). Корневой элемент модели содержит описание подсистемы (Category) и общий блок поисков (Searches). Подсистема включает множество сущностей (Object), каждая из которых описывается: ключом и именем хранимого представления (таблицы); набором связей с другими сущностями (AssociationObjectA); группами свойств (Properties). Группа свойств может быть карточкой или гридом и содержит атрибуты (Property) и, при наличии, операцию (Operation) с набором допустимых действий (Modifier). Блок поисков содержит описания поисковых запросов (Search) с параметрами (SearchParam) и колонками результата (SearchResultProperty).</w:t>
+        <w:t>Входная XML-модель имеет древовидную структуру (рисунок 4). Корневой элемент содержит описание подсистемы (Category) и общий блок поисков (Searches). Подсистема включает множество сущностей (Object); каждая сущность описывается ключом и именем хранимого представления (таблицы), набором связей с другими сущностями (AssociationObjectA) и группами свойств (Properties). Группа свойств может быть карточкой или гридом и содержит атрибуты (Property) и, при наличии, операцию (Operation) с набором допустимых действий (Modifier). Блок поисков содержит запросы (Search) с параметрами (SearchParam) и колонками результата (SearchResultProperty). Элементы модели снабжены глобальными идентификаторами (GUID) и взаимными ссылками, благодаря которым связи и ссылочные поля сопоставляются с целевыми сущностями. Пространства имён (префиксы e, e3, md) разделяют элементы разных уровней схемы.</w:t>
       </w:r>
     </w:p>
     <w:p>
@@ -473,7 +1476,7 @@
         <w:drawing>
           <wp:inline xmlns:a="http://schemas.openxmlformats.org/drawingml/2006/main" xmlns:pic="http://schemas.openxmlformats.org/drawingml/2006/picture">
             <wp:extent cx="5760000" cy="2157689"/>
-            <wp:docPr id="2" name="Picture 2"/>
+            <wp:docPr id="4" name="Picture 4"/>
             <wp:cNvGraphicFramePr>
               <a:graphicFrameLocks noChangeAspect="1"/>
             </wp:cNvGraphicFramePr>
@@ -485,7 +1488,7 @@
                     <pic:cNvPicPr/>
                   </pic:nvPicPr>
                   <pic:blipFill>
-                    <a:blip r:embed="rId10"/>
+                    <a:blip r:embed="rId12"/>
                     <a:stretch>
                       <a:fillRect/>
                     </a:stretch>
@@ -516,7 +1519,7 @@
           <w:i w:val="0"/>
           <w:sz w:val="28"/>
         </w:rPr>
-        <w:t>Рисунок 2 – Структура XML-метамодели E3Core</w:t>
+        <w:t>Рисунок 4 – Структура XML-метамодели E3Core</w:t>
       </w:r>
     </w:p>
     <w:p>
@@ -531,7 +1534,7 @@
           <w:i w:val="0"/>
           <w:sz w:val="28"/>
         </w:rPr>
-        <w:t>Все элементы метамодели, показанные на рисунке 2, и их назначение приведены в таблице 2.</w:t>
+        <w:t>Все элементы метамодели, показанные на рисунке 4, и их назначение приведены в таблице 4.</w:t>
       </w:r>
     </w:p>
     <w:p>
@@ -546,7 +1549,7 @@
           <w:i w:val="0"/>
           <w:sz w:val="28"/>
         </w:rPr>
-        <w:t>Таблица 2</w:t>
+        <w:t>Таблица 4</w:t>
       </w:r>
     </w:p>
     <w:p>
@@ -836,7 +1839,7 @@
                 <w:i w:val="0"/>
                 <w:sz w:val="24"/>
               </w:rPr>
-              <w:t>Группа свойств сущности. Вид группы задают stereoType и type_link: карточка (type_link="P") — атрибуты одного объекта, грид (stereoType="Grid") — таблица объектов.</w:t>
+              <w:t>Группа свойств сущности. Вид группы задают stereoType и type_link: карточка (type_link="P") или грид (stereoType="Grid").</w:t>
             </w:r>
           </w:p>
         </w:tc>
@@ -880,7 +1883,7 @@
                 <w:i w:val="0"/>
                 <w:sz w:val="24"/>
               </w:rPr>
-              <w:t>Атрибут (поле): отображаемое имя, системное имя (attrName), тип значения (attrType), обязательность (necessarily), маска ввода (mask), способ ввода (dmodule) и стереотип (Directory/Ref — ссылочное поле).</w:t>
+              <w:t>Атрибут (поле): отображаемое имя, системное имя (attrName), тип значения (attrType), обязательность (necessarily), маска (mask), способ ввода (dmodule), стереотип (Directory/Ref — ссылочное поле).</w:t>
             </w:r>
           </w:p>
         </w:tc>
@@ -1188,7 +2191,7 @@
                 <w:i w:val="0"/>
                 <w:sz w:val="24"/>
               </w:rPr>
-              <w:t>Параметр поиска: имя, отображаемый заголовок (title), тип значения, маска ввода и признак обязательности.</w:t>
+              <w:t>Параметр поиска: имя, отображаемый заголовок, тип значения, маска ввода и признак обязательности.</w:t>
             </w:r>
           </w:p>
         </w:tc>
@@ -1276,7 +2279,7 @@
                 <w:i w:val="0"/>
                 <w:sz w:val="24"/>
               </w:rPr>
-              <w:t>Колонка результата поиска: имя, отображаемый заголовок (title) и признак видимости (visible).</w:t>
+              <w:t>Колонка результата поиска: имя, отображаемый заголовок и признак видимости.</w:t>
             </w:r>
           </w:p>
         </w:tc>
@@ -1299,7 +2302,7 @@
           <w:i w:val="0"/>
           <w:sz w:val="28"/>
         </w:rPr>
-        <w:t>Фрагмент входной XML-модели (с сокращениями) приведён на рисунке 3; он иллюстрирует описание сущности «ГСК/ОГСК», её обязательных и ссылочных атрибутов, операции с действиями и связанного поискового запроса.</w:t>
+        <w:t>Фрагмент входной XML-модели (с сокращениями) приведён на рисунке 5; он иллюстрирует описание сущности «ГСК/ОГСК», её обязательных и ссылочных атрибутов, операции с действиями и связанного поискового запроса.</w:t>
       </w:r>
     </w:p>
     <w:p>
@@ -1312,7 +2315,7 @@
         <w:drawing>
           <wp:inline xmlns:a="http://schemas.openxmlformats.org/drawingml/2006/main" xmlns:pic="http://schemas.openxmlformats.org/drawingml/2006/picture">
             <wp:extent cx="5760000" cy="4057446"/>
-            <wp:docPr id="3" name="Picture 3"/>
+            <wp:docPr id="5" name="Picture 5"/>
             <wp:cNvGraphicFramePr>
               <a:graphicFrameLocks noChangeAspect="1"/>
             </wp:cNvGraphicFramePr>
@@ -1324,7 +2327,7 @@
                     <pic:cNvPicPr/>
                   </pic:nvPicPr>
                   <pic:blipFill>
-                    <a:blip r:embed="rId11"/>
+                    <a:blip r:embed="rId13"/>
                     <a:stretch>
                       <a:fillRect/>
                     </a:stretch>
@@ -1355,7 +2358,7 @@
           <w:i w:val="0"/>
           <w:sz w:val="28"/>
         </w:rPr>
-        <w:t>Рисунок 3 – Фрагмент входной XML-модели метаданных (сокращённо)</w:t>
+        <w:t>Рисунок 5 – Фрагмент входной XML-модели метаданных (сокращённо)</w:t>
       </w:r>
     </w:p>
     <w:p>
@@ -1385,7 +2388,419 @@
           <w:i w:val="0"/>
           <w:sz w:val="28"/>
         </w:rPr>
-        <w:t>Для чтения XML-модели выбран потоковый метод разбора на основе технологии StAX (Streaming API for XML). StAX относится к разбору «по запросу» (pull-парсер): программа последовательно запрашивает у анализатора очередное событие (начало элемента, конец элемента, текст) и сама решает, как его обработать. В отличие от разбора с построением полного дерева документа в памяти (DOM), потоковый метод не загружает весь файл целиком, экономно расходует память и позволяет читать только нужные элементы, пропуская остальные. Это удобно для объёмных файлов метаданных и снижает связанность анализатора с деталями формата.</w:t>
+        <w:t>Существуют три основных подхода к разбору XML: построение полного дерева документа в памяти (DOM), событийный «выталкивающий» разбор (SAX) и потоковый «вытягивающий» разбор (StAX). Их сравнение приведено в таблице 5.</w:t>
+      </w:r>
+    </w:p>
+    <w:p>
+      <w:pPr>
+        <w:spacing w:before="160"/>
+        <w:jc w:val="right"/>
+      </w:pPr>
+      <w:r>
+        <w:rPr>
+          <w:rFonts w:ascii="Times New Roman" w:hAnsi="Times New Roman" w:eastAsia="Times New Roman"/>
+          <w:b w:val="0"/>
+          <w:i w:val="0"/>
+          <w:sz w:val="28"/>
+        </w:rPr>
+        <w:t>Таблица 5</w:t>
+      </w:r>
+    </w:p>
+    <w:p>
+      <w:pPr>
+        <w:spacing w:after="40"/>
+        <w:jc w:val="center"/>
+      </w:pPr>
+      <w:r>
+        <w:rPr>
+          <w:rFonts w:ascii="Times New Roman" w:hAnsi="Times New Roman" w:eastAsia="Times New Roman"/>
+          <w:b w:val="0"/>
+          <w:i w:val="0"/>
+          <w:sz w:val="28"/>
+        </w:rPr>
+        <w:t>Сравнение методов разбора XML</w:t>
+      </w:r>
+    </w:p>
+    <w:tbl>
+      <w:tblPr>
+        <w:tblStyle w:val="TableGrid"/>
+        <w:tblW w:type="auto" w:w="0"/>
+        <w:jc w:val="center"/>
+        <w:tblLook w:firstColumn="1" w:firstRow="1" w:lastColumn="0" w:lastRow="0" w:noHBand="0" w:noVBand="1" w:val="04A0"/>
+      </w:tblPr>
+      <w:tblGrid>
+        <w:gridCol w:w="2422"/>
+        <w:gridCol w:w="2422"/>
+        <w:gridCol w:w="2422"/>
+        <w:gridCol w:w="2422"/>
+      </w:tblGrid>
+      <w:tr>
+        <w:tc>
+          <w:tcPr>
+            <w:tcW w:type="dxa" w:w="1134"/>
+            <w:shd w:val="clear" w:color="auto" w:fill="D9D9D9"/>
+          </w:tcPr>
+          <w:p>
+            <w:pPr>
+              <w:spacing w:line="240" w:lineRule="auto" w:after="0"/>
+              <w:jc w:val="left"/>
+            </w:pPr>
+            <w:r/>
+            <w:r>
+              <w:rPr>
+                <w:rFonts w:ascii="Times New Roman" w:hAnsi="Times New Roman" w:eastAsia="Times New Roman"/>
+                <w:b/>
+                <w:i w:val="0"/>
+                <w:sz w:val="24"/>
+              </w:rPr>
+              <w:t>Метод</w:t>
+            </w:r>
+          </w:p>
+        </w:tc>
+        <w:tc>
+          <w:tcPr>
+            <w:tcW w:type="dxa" w:w="2494"/>
+            <w:shd w:val="clear" w:color="auto" w:fill="D9D9D9"/>
+          </w:tcPr>
+          <w:p>
+            <w:pPr>
+              <w:spacing w:line="240" w:lineRule="auto" w:after="0"/>
+              <w:jc w:val="left"/>
+            </w:pPr>
+            <w:r/>
+            <w:r>
+              <w:rPr>
+                <w:rFonts w:ascii="Times New Roman" w:hAnsi="Times New Roman" w:eastAsia="Times New Roman"/>
+                <w:b/>
+                <w:i w:val="0"/>
+                <w:sz w:val="24"/>
+              </w:rPr>
+              <w:t>Модель</w:t>
+            </w:r>
+          </w:p>
+        </w:tc>
+        <w:tc>
+          <w:tcPr>
+            <w:tcW w:type="dxa" w:w="1134"/>
+            <w:shd w:val="clear" w:color="auto" w:fill="D9D9D9"/>
+          </w:tcPr>
+          <w:p>
+            <w:pPr>
+              <w:spacing w:line="240" w:lineRule="auto" w:after="0"/>
+              <w:jc w:val="left"/>
+            </w:pPr>
+            <w:r/>
+            <w:r>
+              <w:rPr>
+                <w:rFonts w:ascii="Times New Roman" w:hAnsi="Times New Roman" w:eastAsia="Times New Roman"/>
+                <w:b/>
+                <w:i w:val="0"/>
+                <w:sz w:val="24"/>
+              </w:rPr>
+              <w:t>Память</w:t>
+            </w:r>
+          </w:p>
+        </w:tc>
+        <w:tc>
+          <w:tcPr>
+            <w:tcW w:type="dxa" w:w="4592"/>
+            <w:shd w:val="clear" w:color="auto" w:fill="D9D9D9"/>
+          </w:tcPr>
+          <w:p>
+            <w:pPr>
+              <w:spacing w:line="240" w:lineRule="auto" w:after="0"/>
+              <w:jc w:val="left"/>
+            </w:pPr>
+            <w:r/>
+            <w:r>
+              <w:rPr>
+                <w:rFonts w:ascii="Times New Roman" w:hAnsi="Times New Roman" w:eastAsia="Times New Roman"/>
+                <w:b/>
+                <w:i w:val="0"/>
+                <w:sz w:val="24"/>
+              </w:rPr>
+              <w:t>Управление и пригодность для задачи</w:t>
+            </w:r>
+          </w:p>
+        </w:tc>
+      </w:tr>
+      <w:tr>
+        <w:tc>
+          <w:tcPr>
+            <w:tcW w:type="dxa" w:w="1134"/>
+          </w:tcPr>
+          <w:p>
+            <w:pPr>
+              <w:spacing w:line="240" w:lineRule="auto" w:after="0"/>
+              <w:jc w:val="left"/>
+            </w:pPr>
+            <w:r/>
+            <w:r>
+              <w:rPr>
+                <w:rFonts w:ascii="Times New Roman" w:hAnsi="Times New Roman" w:eastAsia="Times New Roman"/>
+                <w:b w:val="0"/>
+                <w:i w:val="0"/>
+                <w:sz w:val="24"/>
+              </w:rPr>
+              <w:t>DOM</w:t>
+            </w:r>
+          </w:p>
+        </w:tc>
+        <w:tc>
+          <w:tcPr>
+            <w:tcW w:type="dxa" w:w="2494"/>
+          </w:tcPr>
+          <w:p>
+            <w:pPr>
+              <w:spacing w:line="240" w:lineRule="auto" w:after="0"/>
+              <w:jc w:val="left"/>
+            </w:pPr>
+            <w:r/>
+            <w:r>
+              <w:rPr>
+                <w:rFonts w:ascii="Times New Roman" w:hAnsi="Times New Roman" w:eastAsia="Times New Roman"/>
+                <w:b w:val="0"/>
+                <w:i w:val="0"/>
+                <w:sz w:val="24"/>
+              </w:rPr>
+              <w:t>Полное дерево документа в памяти</w:t>
+            </w:r>
+          </w:p>
+        </w:tc>
+        <w:tc>
+          <w:tcPr>
+            <w:tcW w:type="dxa" w:w="1134"/>
+          </w:tcPr>
+          <w:p>
+            <w:pPr>
+              <w:spacing w:line="240" w:lineRule="auto" w:after="0"/>
+              <w:jc w:val="left"/>
+            </w:pPr>
+            <w:r/>
+            <w:r>
+              <w:rPr>
+                <w:rFonts w:ascii="Times New Roman" w:hAnsi="Times New Roman" w:eastAsia="Times New Roman"/>
+                <w:b w:val="0"/>
+                <w:i w:val="0"/>
+                <w:sz w:val="24"/>
+              </w:rPr>
+              <w:t>Высокая</w:t>
+            </w:r>
+          </w:p>
+        </w:tc>
+        <w:tc>
+          <w:tcPr>
+            <w:tcW w:type="dxa" w:w="4592"/>
+          </w:tcPr>
+          <w:p>
+            <w:pPr>
+              <w:spacing w:line="240" w:lineRule="auto" w:after="0"/>
+              <w:jc w:val="left"/>
+            </w:pPr>
+            <w:r/>
+            <w:r>
+              <w:rPr>
+                <w:rFonts w:ascii="Times New Roman" w:hAnsi="Times New Roman" w:eastAsia="Times New Roman"/>
+                <w:b w:val="0"/>
+                <w:i w:val="0"/>
+                <w:sz w:val="24"/>
+              </w:rPr>
+              <w:t>Произвольный доступ к узлам, но большой расход памяти; избыточен для последовательного однократного чтения метамодели.</w:t>
+            </w:r>
+          </w:p>
+        </w:tc>
+      </w:tr>
+      <w:tr>
+        <w:tc>
+          <w:tcPr>
+            <w:tcW w:type="dxa" w:w="1134"/>
+          </w:tcPr>
+          <w:p>
+            <w:pPr>
+              <w:spacing w:line="240" w:lineRule="auto" w:after="0"/>
+              <w:jc w:val="left"/>
+            </w:pPr>
+            <w:r/>
+            <w:r>
+              <w:rPr>
+                <w:rFonts w:ascii="Times New Roman" w:hAnsi="Times New Roman" w:eastAsia="Times New Roman"/>
+                <w:b w:val="0"/>
+                <w:i w:val="0"/>
+                <w:sz w:val="24"/>
+              </w:rPr>
+              <w:t>SAX</w:t>
+            </w:r>
+          </w:p>
+        </w:tc>
+        <w:tc>
+          <w:tcPr>
+            <w:tcW w:type="dxa" w:w="2494"/>
+          </w:tcPr>
+          <w:p>
+            <w:pPr>
+              <w:spacing w:line="240" w:lineRule="auto" w:after="0"/>
+              <w:jc w:val="left"/>
+            </w:pPr>
+            <w:r/>
+            <w:r>
+              <w:rPr>
+                <w:rFonts w:ascii="Times New Roman" w:hAnsi="Times New Roman" w:eastAsia="Times New Roman"/>
+                <w:b w:val="0"/>
+                <w:i w:val="0"/>
+                <w:sz w:val="24"/>
+              </w:rPr>
+              <w:t>Событийный, push (парсер вызывает обработчик)</w:t>
+            </w:r>
+          </w:p>
+        </w:tc>
+        <w:tc>
+          <w:tcPr>
+            <w:tcW w:type="dxa" w:w="1134"/>
+          </w:tcPr>
+          <w:p>
+            <w:pPr>
+              <w:spacing w:line="240" w:lineRule="auto" w:after="0"/>
+              <w:jc w:val="left"/>
+            </w:pPr>
+            <w:r/>
+            <w:r>
+              <w:rPr>
+                <w:rFonts w:ascii="Times New Roman" w:hAnsi="Times New Roman" w:eastAsia="Times New Roman"/>
+                <w:b w:val="0"/>
+                <w:i w:val="0"/>
+                <w:sz w:val="24"/>
+              </w:rPr>
+              <w:t>Низкая</w:t>
+            </w:r>
+          </w:p>
+        </w:tc>
+        <w:tc>
+          <w:tcPr>
+            <w:tcW w:type="dxa" w:w="4592"/>
+          </w:tcPr>
+          <w:p>
+            <w:pPr>
+              <w:spacing w:line="240" w:lineRule="auto" w:after="0"/>
+              <w:jc w:val="left"/>
+            </w:pPr>
+            <w:r/>
+            <w:r>
+              <w:rPr>
+                <w:rFonts w:ascii="Times New Roman" w:hAnsi="Times New Roman" w:eastAsia="Times New Roman"/>
+                <w:b w:val="0"/>
+                <w:i w:val="0"/>
+                <w:sz w:val="24"/>
+              </w:rPr>
+              <w:t>Программа не управляет ходом разбора, неудобно условно пропускать поддеревья и останавливаться.</w:t>
+            </w:r>
+          </w:p>
+        </w:tc>
+      </w:tr>
+      <w:tr>
+        <w:tc>
+          <w:tcPr>
+            <w:tcW w:type="dxa" w:w="1134"/>
+          </w:tcPr>
+          <w:p>
+            <w:pPr>
+              <w:spacing w:line="240" w:lineRule="auto" w:after="0"/>
+              <w:jc w:val="left"/>
+            </w:pPr>
+            <w:r/>
+            <w:r>
+              <w:rPr>
+                <w:rFonts w:ascii="Times New Roman" w:hAnsi="Times New Roman" w:eastAsia="Times New Roman"/>
+                <w:b w:val="0"/>
+                <w:i w:val="0"/>
+                <w:sz w:val="24"/>
+              </w:rPr>
+              <w:t>StAX</w:t>
+            </w:r>
+          </w:p>
+        </w:tc>
+        <w:tc>
+          <w:tcPr>
+            <w:tcW w:type="dxa" w:w="2494"/>
+          </w:tcPr>
+          <w:p>
+            <w:pPr>
+              <w:spacing w:line="240" w:lineRule="auto" w:after="0"/>
+              <w:jc w:val="left"/>
+            </w:pPr>
+            <w:r/>
+            <w:r>
+              <w:rPr>
+                <w:rFonts w:ascii="Times New Roman" w:hAnsi="Times New Roman" w:eastAsia="Times New Roman"/>
+                <w:b w:val="0"/>
+                <w:i w:val="0"/>
+                <w:sz w:val="24"/>
+              </w:rPr>
+              <w:t>Потоковый, pull (программа запрашивает события)</w:t>
+            </w:r>
+          </w:p>
+        </w:tc>
+        <w:tc>
+          <w:tcPr>
+            <w:tcW w:type="dxa" w:w="1134"/>
+          </w:tcPr>
+          <w:p>
+            <w:pPr>
+              <w:spacing w:line="240" w:lineRule="auto" w:after="0"/>
+              <w:jc w:val="left"/>
+            </w:pPr>
+            <w:r/>
+            <w:r>
+              <w:rPr>
+                <w:rFonts w:ascii="Times New Roman" w:hAnsi="Times New Roman" w:eastAsia="Times New Roman"/>
+                <w:b w:val="0"/>
+                <w:i w:val="0"/>
+                <w:sz w:val="24"/>
+              </w:rPr>
+              <w:t>Низкая</w:t>
+            </w:r>
+          </w:p>
+        </w:tc>
+        <w:tc>
+          <w:tcPr>
+            <w:tcW w:type="dxa" w:w="4592"/>
+          </w:tcPr>
+          <w:p>
+            <w:pPr>
+              <w:spacing w:line="240" w:lineRule="auto" w:after="0"/>
+              <w:jc w:val="left"/>
+            </w:pPr>
+            <w:r/>
+            <w:r>
+              <w:rPr>
+                <w:rFonts w:ascii="Times New Roman" w:hAnsi="Times New Roman" w:eastAsia="Times New Roman"/>
+                <w:b w:val="0"/>
+                <w:i w:val="0"/>
+                <w:sz w:val="24"/>
+              </w:rPr>
+              <w:t>Программа сама «ведёт» разбор: читает нужные элементы, пропускает ненужные, останавливается; подходит лучше всего.</w:t>
+            </w:r>
+          </w:p>
+        </w:tc>
+      </w:tr>
+    </w:tbl>
+    <w:p>
+      <w:pPr>
+        <w:spacing w:after="40"/>
+      </w:pPr>
+    </w:p>
+    <w:p>
+      <w:pPr>
+        <w:ind w:firstLine="425"/>
+        <w:jc w:val="both"/>
+      </w:pPr>
+      <w:r>
+        <w:rPr>
+          <w:rFonts w:ascii="Times New Roman" w:hAnsi="Times New Roman" w:eastAsia="Times New Roman"/>
+          <w:b w:val="0"/>
+          <w:i w:val="0"/>
+          <w:sz w:val="28"/>
+        </w:rPr>
+        <w:t>Для чтения XML-модели выбран потоковый метод StAX (Streaming API for XML). StAX относится к разбору «по запросу» (pull-парсер): программа последовательно запрашивает у анализатора очередное событие (начало элемента, конец элемента, текст) и сама решает, как его обработать. В отличие от DOM, потоковый метод не загружает весь документ в память; в отличие от SAX, управление ходом разбора остаётся за программой, что позволяет читать только нужные элементы, пропускать целые поддеревья и при необходимости прекращать обработку. Анализатор настроен на учёт пространств имён, что позволяет различать одноимённые элементы разных уровней схемы.</w:t>
       </w:r>
     </w:p>
     <w:p>
@@ -1400,7 +2815,7 @@
           <w:i w:val="0"/>
           <w:sz w:val="28"/>
         </w:rPr>
-        <w:t>Алгоритм разбора (рисунок 4; здесь и далее схемы алгоритмов выполнены по ГОСТ 19.701-90) состоит в последовательном чтении событий до конца документа. При появлении начала элемента анализатор определяет его вид: описание подсистемы — сохраняет её имя и идентификатор; сущность — передаёт управление процедуре разбора сущности; блок поисков — процедуре разбора поисков. Неизвестные или неиспользуемые блоки пропускаются перемоткой курсора до соответствующего закрывающего тега. По достижении конца документа возвращается сформированная объектная модель.</w:t>
+        <w:t>Алгоритм разбора (рисунок 6; здесь и далее схемы алгоритмов выполнены по ГОСТ 19.701-90) состоит в последовательном чтении событий до конца документа. При появлении начала элемента анализатор определяет его вид: описание подсистемы — сохраняет её имя и идентификатор; сущность — передаёт управление процедуре разбора сущности; блок поисков — процедуре разбора поисков. Неизвестные или неиспользуемые блоки пропускаются перемоткой курсора до соответствующего закрывающего тега, что снижает связанность анализатора с деталями формата. Вложенность отслеживается по балансу открывающих и закрывающих тегов. По достижении конца документа возвращается сформированная объектная модель.</w:t>
       </w:r>
     </w:p>
     <w:p>
@@ -1413,7 +2828,7 @@
         <w:drawing>
           <wp:inline xmlns:a="http://schemas.openxmlformats.org/drawingml/2006/main" xmlns:pic="http://schemas.openxmlformats.org/drawingml/2006/picture">
             <wp:extent cx="4500000" cy="3254011"/>
-            <wp:docPr id="4" name="Picture 4"/>
+            <wp:docPr id="6" name="Picture 6"/>
             <wp:cNvGraphicFramePr>
               <a:graphicFrameLocks noChangeAspect="1"/>
             </wp:cNvGraphicFramePr>
@@ -1425,7 +2840,7 @@
                     <pic:cNvPicPr/>
                   </pic:nvPicPr>
                   <pic:blipFill>
-                    <a:blip r:embed="rId12"/>
+                    <a:blip r:embed="rId14"/>
                     <a:stretch>
                       <a:fillRect/>
                     </a:stretch>
@@ -1456,7 +2871,7 @@
           <w:i w:val="0"/>
           <w:sz w:val="28"/>
         </w:rPr>
-        <w:t>Рисунок 4 – Алгоритм потокового разбора XML-модели</w:t>
+        <w:t>Рисунок 6 – Алгоритм потокового разбора XML-модели</w:t>
       </w:r>
     </w:p>
     <w:p>
@@ -1486,7 +2901,7 @@
           <w:i w:val="0"/>
           <w:sz w:val="28"/>
         </w:rPr>
-        <w:t>Результатом разбора является объектная модель — представление метамодели в виде связанных объектов в оперативной памяти: подсистема, сущности, группы свойств, атрибуты, операции, связи и поиски. На этой модели и работают все последующие этапы. После построения модели каждая сущность пропускается через классификатор, который относит её к одной из трёх категорий (таблица 3). Цель классификации — не генерировать бесполезные тесты для сущностей, недоступных из главного меню: справочников, подбираемых только из ссылочных полей, и дочерних сущностей, существующих лишь внутри карточки родителя. Для таких сущностей самостоятельные тесты давали бы только пропуски навигации — потерянное время и неинформативные отчёты.</w:t>
+        <w:t>Результатом разбора является объектная модель — представление метамодели в виде связанных элементов в оперативной памяти: подсистема, сущности, группы свойств, атрибуты, операции, связи и поиски. На этой модели работают все последующие этапы. После построения модели каждая сущность пропускается через классификатор, который относит её к одной из трёх категорий (таблица 6). Цель классификации — не генерировать бесполезные тесты для сущностей, недоступных из главного меню: справочников, подбираемых только из ссылочных полей, и дочерних сущностей, существующих лишь внутри карточки родителя. Для таких сущностей самостоятельные тесты давали бы только пропуски навигации — потерянное время и неинформативные отчёты.</w:t>
       </w:r>
     </w:p>
     <w:p>
@@ -1501,7 +2916,7 @@
           <w:i w:val="0"/>
           <w:sz w:val="28"/>
         </w:rPr>
-        <w:t>Таблица 3</w:t>
+        <w:t>Таблица 6</w:t>
       </w:r>
     </w:p>
     <w:p>
@@ -1534,7 +2949,7 @@
       <w:tr>
         <w:tc>
           <w:tcPr>
-            <w:tcW w:type="dxa" w:w="1928"/>
+            <w:tcW w:type="dxa" w:w="2041"/>
             <w:shd w:val="clear" w:color="auto" w:fill="D9D9D9"/>
           </w:tcPr>
           <w:p>
@@ -1556,7 +2971,7 @@
         </w:tc>
         <w:tc>
           <w:tcPr>
-            <w:tcW w:type="dxa" w:w="4876"/>
+            <w:tcW w:type="dxa" w:w="4762"/>
             <w:shd w:val="clear" w:color="auto" w:fill="D9D9D9"/>
           </w:tcPr>
           <w:p>
@@ -1602,7 +3017,7 @@
       <w:tr>
         <w:tc>
           <w:tcPr>
-            <w:tcW w:type="dxa" w:w="1928"/>
+            <w:tcW w:type="dxa" w:w="2041"/>
           </w:tcPr>
           <w:p>
             <w:pPr>
@@ -1617,15 +3032,13 @@
                 <w:i w:val="0"/>
                 <w:sz w:val="24"/>
               </w:rPr>
-              <w:t>PRIMARY</w:t>
-              <w:br/>
-              <w:t>(основная)</w:t>
+              <w:t>PRIMARY (основная)</w:t>
             </w:r>
           </w:p>
         </w:tc>
         <w:tc>
           <w:tcPr>
-            <w:tcW w:type="dxa" w:w="4876"/>
+            <w:tcW w:type="dxa" w:w="4762"/>
           </w:tcPr>
           <w:p>
             <w:pPr>
@@ -1669,7 +3082,7 @@
       <w:tr>
         <w:tc>
           <w:tcPr>
-            <w:tcW w:type="dxa" w:w="1928"/>
+            <w:tcW w:type="dxa" w:w="2041"/>
           </w:tcPr>
           <w:p>
             <w:pPr>
@@ -1684,15 +3097,13 @@
                 <w:i w:val="0"/>
                 <w:sz w:val="24"/>
               </w:rPr>
-              <w:t>CHILD</w:t>
-              <w:br/>
-              <w:t>(дочерняя)</w:t>
+              <w:t>CHILD (дочерняя)</w:t>
             </w:r>
           </w:p>
         </w:tc>
         <w:tc>
           <w:tcPr>
-            <w:tcW w:type="dxa" w:w="4876"/>
+            <w:tcW w:type="dxa" w:w="4762"/>
           </w:tcPr>
           <w:p>
             <w:pPr>
@@ -1736,7 +3147,7 @@
       <w:tr>
         <w:tc>
           <w:tcPr>
-            <w:tcW w:type="dxa" w:w="1928"/>
+            <w:tcW w:type="dxa" w:w="2041"/>
           </w:tcPr>
           <w:p>
             <w:pPr>
@@ -1751,17 +3162,13 @@
                 <w:i w:val="0"/>
                 <w:sz w:val="24"/>
               </w:rPr>
-              <w:t>REFERENCE_</w:t>
-              <w:br/>
-              <w:t>DICTIONARY</w:t>
-              <w:br/>
-              <w:t>(справочник)</w:t>
+              <w:t>REFERENCE_DICTIONARY (справочник)</w:t>
             </w:r>
           </w:p>
         </w:tc>
         <w:tc>
           <w:tcPr>
-            <w:tcW w:type="dxa" w:w="4876"/>
+            <w:tcW w:type="dxa" w:w="4762"/>
           </w:tcPr>
           <w:p>
             <w:pPr>
@@ -1820,7 +3227,7 @@
           <w:i w:val="0"/>
           <w:sz w:val="28"/>
         </w:rPr>
-        <w:t>Правила классификации применяются последовательно (рисунок 5). Сначала проверяется, не совпадает ли сущность по имени с какой-либо вкладкой-гридом внутри другой сущности (тогда это дочерняя сущность-вкладка). Затем — не показывается ли она узлом дерева внутри родителя при наличии собственных операций (дочерний узел дерева). Далее распознаются справочники: по служебному префиксу имени представления; по тому, что все связанные поиски не имеют параметров и возвращают только ключ и наименование (поиск «выбрать одно значение»); по тому, что сущность используется исключительно как цель подбора ссылочного значения и ни один родитель не показывает её строки таблицей. Если ни одно правило не сработало, сущность считается основной.</w:t>
+        <w:t>Правила классификации применяются последовательно (рисунок 7). Сначала проверяется, не совпадает ли сущность по имени с какой-либо вкладкой-гридом внутри другой сущности (дочерняя сущность-вкладка). Затем — не показывается ли она узлом дерева внутри родителя при наличии собственных операций (дочерний узел дерева). Далее распознаются справочники: по служебному префиксу имени представления; по тому, что все связанные поиски не имеют параметров и возвращают только ключ и наименование (поиск «выбрать одно значение»); по тому, что сущность используется исключительно как цель подбора ссылочного значения и ни один родитель не показывает её строки таблицей. Если ни одно правило не сработало, сущность считается основной.</w:t>
       </w:r>
     </w:p>
     <w:p>
@@ -1833,7 +3240,7 @@
         <w:drawing>
           <wp:inline xmlns:a="http://schemas.openxmlformats.org/drawingml/2006/main" xmlns:pic="http://schemas.openxmlformats.org/drawingml/2006/picture">
             <wp:extent cx="4140000" cy="6407639"/>
-            <wp:docPr id="5" name="Picture 5"/>
+            <wp:docPr id="7" name="Picture 7"/>
             <wp:cNvGraphicFramePr>
               <a:graphicFrameLocks noChangeAspect="1"/>
             </wp:cNvGraphicFramePr>
@@ -1845,7 +3252,7 @@
                     <pic:cNvPicPr/>
                   </pic:nvPicPr>
                   <pic:blipFill>
-                    <a:blip r:embed="rId13"/>
+                    <a:blip r:embed="rId15"/>
                     <a:stretch>
                       <a:fillRect/>
                     </a:stretch>
@@ -1876,8 +3283,789 @@
           <w:i w:val="0"/>
           <w:sz w:val="28"/>
         </w:rPr>
-        <w:t>Рисунок 5 – Алгоритм классификации сущностей</w:t>
+        <w:t>Рисунок 7 – Алгоритм классификации сущностей</w:t>
       </w:r>
+    </w:p>
+    <w:p>
+      <w:pPr>
+        <w:ind w:firstLine="425"/>
+        <w:jc w:val="both"/>
+      </w:pPr>
+      <w:r>
+        <w:rPr>
+          <w:rFonts w:ascii="Times New Roman" w:hAnsi="Times New Roman" w:eastAsia="Times New Roman"/>
+          <w:b w:val="0"/>
+          <w:i w:val="0"/>
+          <w:sz w:val="28"/>
+        </w:rPr>
+        <w:t>Результат применения алгоритма к модели АИС ГСК приведён в таблице 7. Из десяти с лишним сущностей модели самостоятельные тесты формируются только для основных, дочерние покрываются в составе родителя, а справочники из генерации исключаются.</w:t>
+      </w:r>
+    </w:p>
+    <w:p>
+      <w:pPr>
+        <w:spacing w:before="160"/>
+        <w:jc w:val="right"/>
+      </w:pPr>
+      <w:r>
+        <w:rPr>
+          <w:rFonts w:ascii="Times New Roman" w:hAnsi="Times New Roman" w:eastAsia="Times New Roman"/>
+          <w:b w:val="0"/>
+          <w:i w:val="0"/>
+          <w:sz w:val="28"/>
+        </w:rPr>
+        <w:t>Таблица 7</w:t>
+      </w:r>
+    </w:p>
+    <w:p>
+      <w:pPr>
+        <w:spacing w:after="40"/>
+        <w:jc w:val="center"/>
+      </w:pPr>
+      <w:r>
+        <w:rPr>
+          <w:rFonts w:ascii="Times New Roman" w:hAnsi="Times New Roman" w:eastAsia="Times New Roman"/>
+          <w:b w:val="0"/>
+          <w:i w:val="0"/>
+          <w:sz w:val="28"/>
+        </w:rPr>
+        <w:t>Классификация сущностей АИС ГСК</w:t>
+      </w:r>
+    </w:p>
+    <w:tbl>
+      <w:tblPr>
+        <w:tblStyle w:val="TableGrid"/>
+        <w:tblW w:type="auto" w:w="0"/>
+        <w:jc w:val="center"/>
+        <w:tblLook w:firstColumn="1" w:firstRow="1" w:lastColumn="0" w:lastRow="0" w:noHBand="0" w:noVBand="1" w:val="04A0"/>
+      </w:tblPr>
+      <w:tblGrid>
+        <w:gridCol w:w="3230"/>
+        <w:gridCol w:w="3230"/>
+        <w:gridCol w:w="3230"/>
+      </w:tblGrid>
+      <w:tr>
+        <w:tc>
+          <w:tcPr>
+            <w:tcW w:type="dxa" w:w="2721"/>
+            <w:shd w:val="clear" w:color="auto" w:fill="D9D9D9"/>
+          </w:tcPr>
+          <w:p>
+            <w:pPr>
+              <w:spacing w:line="240" w:lineRule="auto" w:after="0"/>
+              <w:jc w:val="left"/>
+            </w:pPr>
+            <w:r/>
+            <w:r>
+              <w:rPr>
+                <w:rFonts w:ascii="Times New Roman" w:hAnsi="Times New Roman" w:eastAsia="Times New Roman"/>
+                <w:b/>
+                <w:i w:val="0"/>
+                <w:sz w:val="24"/>
+              </w:rPr>
+              <w:t>Сущность</w:t>
+            </w:r>
+          </w:p>
+        </w:tc>
+        <w:tc>
+          <w:tcPr>
+            <w:tcW w:type="dxa" w:w="2268"/>
+            <w:shd w:val="clear" w:color="auto" w:fill="D9D9D9"/>
+          </w:tcPr>
+          <w:p>
+            <w:pPr>
+              <w:spacing w:line="240" w:lineRule="auto" w:after="0"/>
+              <w:jc w:val="left"/>
+            </w:pPr>
+            <w:r/>
+            <w:r>
+              <w:rPr>
+                <w:rFonts w:ascii="Times New Roman" w:hAnsi="Times New Roman" w:eastAsia="Times New Roman"/>
+                <w:b/>
+                <w:i w:val="0"/>
+                <w:sz w:val="24"/>
+              </w:rPr>
+              <w:t>Категория</w:t>
+            </w:r>
+          </w:p>
+        </w:tc>
+        <w:tc>
+          <w:tcPr>
+            <w:tcW w:type="dxa" w:w="4365"/>
+            <w:shd w:val="clear" w:color="auto" w:fill="D9D9D9"/>
+          </w:tcPr>
+          <w:p>
+            <w:pPr>
+              <w:spacing w:line="240" w:lineRule="auto" w:after="0"/>
+              <w:jc w:val="left"/>
+            </w:pPr>
+            <w:r/>
+            <w:r>
+              <w:rPr>
+                <w:rFonts w:ascii="Times New Roman" w:hAnsi="Times New Roman" w:eastAsia="Times New Roman"/>
+                <w:b/>
+                <w:i w:val="0"/>
+                <w:sz w:val="24"/>
+              </w:rPr>
+              <w:t>Причина</w:t>
+            </w:r>
+          </w:p>
+        </w:tc>
+      </w:tr>
+      <w:tr>
+        <w:tc>
+          <w:tcPr>
+            <w:tcW w:type="dxa" w:w="2721"/>
+          </w:tcPr>
+          <w:p>
+            <w:pPr>
+              <w:spacing w:line="240" w:lineRule="auto" w:after="0"/>
+              <w:jc w:val="left"/>
+            </w:pPr>
+            <w:r/>
+            <w:r>
+              <w:rPr>
+                <w:rFonts w:ascii="Times New Roman" w:hAnsi="Times New Roman" w:eastAsia="Times New Roman"/>
+                <w:b w:val="0"/>
+                <w:i w:val="0"/>
+                <w:sz w:val="24"/>
+              </w:rPr>
+              <w:t>ГСК/ОГСК</w:t>
+            </w:r>
+          </w:p>
+        </w:tc>
+        <w:tc>
+          <w:tcPr>
+            <w:tcW w:type="dxa" w:w="2268"/>
+          </w:tcPr>
+          <w:p>
+            <w:pPr>
+              <w:spacing w:line="240" w:lineRule="auto" w:after="0"/>
+              <w:jc w:val="left"/>
+            </w:pPr>
+            <w:r/>
+            <w:r>
+              <w:rPr>
+                <w:rFonts w:ascii="Times New Roman" w:hAnsi="Times New Roman" w:eastAsia="Times New Roman"/>
+                <w:b w:val="0"/>
+                <w:i w:val="0"/>
+                <w:sz w:val="24"/>
+              </w:rPr>
+              <w:t>PRIMARY</w:t>
+            </w:r>
+          </w:p>
+        </w:tc>
+        <w:tc>
+          <w:tcPr>
+            <w:tcW w:type="dxa" w:w="4365"/>
+          </w:tcPr>
+          <w:p>
+            <w:pPr>
+              <w:spacing w:line="240" w:lineRule="auto" w:after="0"/>
+              <w:jc w:val="left"/>
+            </w:pPr>
+            <w:r/>
+            <w:r>
+              <w:rPr>
+                <w:rFonts w:ascii="Times New Roman" w:hAnsi="Times New Roman" w:eastAsia="Times New Roman"/>
+                <w:b w:val="0"/>
+                <w:i w:val="0"/>
+                <w:sz w:val="24"/>
+              </w:rPr>
+              <w:t>Пункт меню, операции, собственный поиск.</w:t>
+            </w:r>
+          </w:p>
+        </w:tc>
+      </w:tr>
+      <w:tr>
+        <w:tc>
+          <w:tcPr>
+            <w:tcW w:type="dxa" w:w="2721"/>
+          </w:tcPr>
+          <w:p>
+            <w:pPr>
+              <w:spacing w:line="240" w:lineRule="auto" w:after="0"/>
+              <w:jc w:val="left"/>
+            </w:pPr>
+            <w:r/>
+            <w:r>
+              <w:rPr>
+                <w:rFonts w:ascii="Times New Roman" w:hAnsi="Times New Roman" w:eastAsia="Times New Roman"/>
+                <w:b w:val="0"/>
+                <w:i w:val="0"/>
+                <w:sz w:val="24"/>
+              </w:rPr>
+              <w:t>Совещание</w:t>
+            </w:r>
+          </w:p>
+        </w:tc>
+        <w:tc>
+          <w:tcPr>
+            <w:tcW w:type="dxa" w:w="2268"/>
+          </w:tcPr>
+          <w:p>
+            <w:pPr>
+              <w:spacing w:line="240" w:lineRule="auto" w:after="0"/>
+              <w:jc w:val="left"/>
+            </w:pPr>
+            <w:r/>
+            <w:r>
+              <w:rPr>
+                <w:rFonts w:ascii="Times New Roman" w:hAnsi="Times New Roman" w:eastAsia="Times New Roman"/>
+                <w:b w:val="0"/>
+                <w:i w:val="0"/>
+                <w:sz w:val="24"/>
+              </w:rPr>
+              <w:t>PRIMARY</w:t>
+            </w:r>
+          </w:p>
+        </w:tc>
+        <w:tc>
+          <w:tcPr>
+            <w:tcW w:type="dxa" w:w="4365"/>
+          </w:tcPr>
+          <w:p>
+            <w:pPr>
+              <w:spacing w:line="240" w:lineRule="auto" w:after="0"/>
+              <w:jc w:val="left"/>
+            </w:pPr>
+            <w:r/>
+            <w:r>
+              <w:rPr>
+                <w:rFonts w:ascii="Times New Roman" w:hAnsi="Times New Roman" w:eastAsia="Times New Roman"/>
+                <w:b w:val="0"/>
+                <w:i w:val="0"/>
+                <w:sz w:val="24"/>
+              </w:rPr>
+              <w:t>Пункт меню, операции, собственный поиск.</w:t>
+            </w:r>
+          </w:p>
+        </w:tc>
+      </w:tr>
+      <w:tr>
+        <w:tc>
+          <w:tcPr>
+            <w:tcW w:type="dxa" w:w="2721"/>
+          </w:tcPr>
+          <w:p>
+            <w:pPr>
+              <w:spacing w:line="240" w:lineRule="auto" w:after="0"/>
+              <w:jc w:val="left"/>
+            </w:pPr>
+            <w:r/>
+            <w:r>
+              <w:rPr>
+                <w:rFonts w:ascii="Times New Roman" w:hAnsi="Times New Roman" w:eastAsia="Times New Roman"/>
+                <w:b w:val="0"/>
+                <w:i w:val="0"/>
+                <w:sz w:val="24"/>
+              </w:rPr>
+              <w:t>История ГСК/ОГСК</w:t>
+            </w:r>
+          </w:p>
+        </w:tc>
+        <w:tc>
+          <w:tcPr>
+            <w:tcW w:type="dxa" w:w="2268"/>
+          </w:tcPr>
+          <w:p>
+            <w:pPr>
+              <w:spacing w:line="240" w:lineRule="auto" w:after="0"/>
+              <w:jc w:val="left"/>
+            </w:pPr>
+            <w:r/>
+            <w:r>
+              <w:rPr>
+                <w:rFonts w:ascii="Times New Roman" w:hAnsi="Times New Roman" w:eastAsia="Times New Roman"/>
+                <w:b w:val="0"/>
+                <w:i w:val="0"/>
+                <w:sz w:val="24"/>
+              </w:rPr>
+              <w:t>CHILD</w:t>
+            </w:r>
+          </w:p>
+        </w:tc>
+        <w:tc>
+          <w:tcPr>
+            <w:tcW w:type="dxa" w:w="4365"/>
+          </w:tcPr>
+          <w:p>
+            <w:pPr>
+              <w:spacing w:line="240" w:lineRule="auto" w:after="0"/>
+              <w:jc w:val="left"/>
+            </w:pPr>
+            <w:r/>
+            <w:r>
+              <w:rPr>
+                <w:rFonts w:ascii="Times New Roman" w:hAnsi="Times New Roman" w:eastAsia="Times New Roman"/>
+                <w:b w:val="0"/>
+                <w:i w:val="0"/>
+                <w:sz w:val="24"/>
+              </w:rPr>
+              <w:t>Вкладка-грид внутри «ГСК/ОГСК».</w:t>
+            </w:r>
+          </w:p>
+        </w:tc>
+      </w:tr>
+      <w:tr>
+        <w:tc>
+          <w:tcPr>
+            <w:tcW w:type="dxa" w:w="2721"/>
+          </w:tcPr>
+          <w:p>
+            <w:pPr>
+              <w:spacing w:line="240" w:lineRule="auto" w:after="0"/>
+              <w:jc w:val="left"/>
+            </w:pPr>
+            <w:r/>
+            <w:r>
+              <w:rPr>
+                <w:rFonts w:ascii="Times New Roman" w:hAnsi="Times New Roman" w:eastAsia="Times New Roman"/>
+                <w:b w:val="0"/>
+                <w:i w:val="0"/>
+                <w:sz w:val="24"/>
+              </w:rPr>
+              <w:t>Документ ГСК/ОГСК</w:t>
+            </w:r>
+          </w:p>
+        </w:tc>
+        <w:tc>
+          <w:tcPr>
+            <w:tcW w:type="dxa" w:w="2268"/>
+          </w:tcPr>
+          <w:p>
+            <w:pPr>
+              <w:spacing w:line="240" w:lineRule="auto" w:after="0"/>
+              <w:jc w:val="left"/>
+            </w:pPr>
+            <w:r/>
+            <w:r>
+              <w:rPr>
+                <w:rFonts w:ascii="Times New Roman" w:hAnsi="Times New Roman" w:eastAsia="Times New Roman"/>
+                <w:b w:val="0"/>
+                <w:i w:val="0"/>
+                <w:sz w:val="24"/>
+              </w:rPr>
+              <w:t>CHILD</w:t>
+            </w:r>
+          </w:p>
+        </w:tc>
+        <w:tc>
+          <w:tcPr>
+            <w:tcW w:type="dxa" w:w="4365"/>
+          </w:tcPr>
+          <w:p>
+            <w:pPr>
+              <w:spacing w:line="240" w:lineRule="auto" w:after="0"/>
+              <w:jc w:val="left"/>
+            </w:pPr>
+            <w:r/>
+            <w:r>
+              <w:rPr>
+                <w:rFonts w:ascii="Times New Roman" w:hAnsi="Times New Roman" w:eastAsia="Times New Roman"/>
+                <w:b w:val="0"/>
+                <w:i w:val="0"/>
+                <w:sz w:val="24"/>
+              </w:rPr>
+              <w:t>Вкладка-грид внутри «ГСК/ОГСК».</w:t>
+            </w:r>
+          </w:p>
+        </w:tc>
+      </w:tr>
+      <w:tr>
+        <w:tc>
+          <w:tcPr>
+            <w:tcW w:type="dxa" w:w="2721"/>
+          </w:tcPr>
+          <w:p>
+            <w:pPr>
+              <w:spacing w:line="240" w:lineRule="auto" w:after="0"/>
+              <w:jc w:val="left"/>
+            </w:pPr>
+            <w:r/>
+            <w:r>
+              <w:rPr>
+                <w:rFonts w:ascii="Times New Roman" w:hAnsi="Times New Roman" w:eastAsia="Times New Roman"/>
+                <w:b w:val="0"/>
+                <w:i w:val="0"/>
+                <w:sz w:val="24"/>
+              </w:rPr>
+              <w:t>Приглашённый ГСК</w:t>
+            </w:r>
+          </w:p>
+        </w:tc>
+        <w:tc>
+          <w:tcPr>
+            <w:tcW w:type="dxa" w:w="2268"/>
+          </w:tcPr>
+          <w:p>
+            <w:pPr>
+              <w:spacing w:line="240" w:lineRule="auto" w:after="0"/>
+              <w:jc w:val="left"/>
+            </w:pPr>
+            <w:r/>
+            <w:r>
+              <w:rPr>
+                <w:rFonts w:ascii="Times New Roman" w:hAnsi="Times New Roman" w:eastAsia="Times New Roman"/>
+                <w:b w:val="0"/>
+                <w:i w:val="0"/>
+                <w:sz w:val="24"/>
+              </w:rPr>
+              <w:t>CHILD</w:t>
+            </w:r>
+          </w:p>
+        </w:tc>
+        <w:tc>
+          <w:tcPr>
+            <w:tcW w:type="dxa" w:w="4365"/>
+          </w:tcPr>
+          <w:p>
+            <w:pPr>
+              <w:spacing w:line="240" w:lineRule="auto" w:after="0"/>
+              <w:jc w:val="left"/>
+            </w:pPr>
+            <w:r/>
+            <w:r>
+              <w:rPr>
+                <w:rFonts w:ascii="Times New Roman" w:hAnsi="Times New Roman" w:eastAsia="Times New Roman"/>
+                <w:b w:val="0"/>
+                <w:i w:val="0"/>
+                <w:sz w:val="24"/>
+              </w:rPr>
+              <w:t>Вкладка-грид внутри «Совещание».</w:t>
+            </w:r>
+          </w:p>
+        </w:tc>
+      </w:tr>
+      <w:tr>
+        <w:tc>
+          <w:tcPr>
+            <w:tcW w:type="dxa" w:w="2721"/>
+          </w:tcPr>
+          <w:p>
+            <w:pPr>
+              <w:spacing w:line="240" w:lineRule="auto" w:after="0"/>
+              <w:jc w:val="left"/>
+            </w:pPr>
+            <w:r/>
+            <w:r>
+              <w:rPr>
+                <w:rFonts w:ascii="Times New Roman" w:hAnsi="Times New Roman" w:eastAsia="Times New Roman"/>
+                <w:b w:val="0"/>
+                <w:i w:val="0"/>
+                <w:sz w:val="24"/>
+              </w:rPr>
+              <w:t>Участник совещания</w:t>
+            </w:r>
+          </w:p>
+        </w:tc>
+        <w:tc>
+          <w:tcPr>
+            <w:tcW w:type="dxa" w:w="2268"/>
+          </w:tcPr>
+          <w:p>
+            <w:pPr>
+              <w:spacing w:line="240" w:lineRule="auto" w:after="0"/>
+              <w:jc w:val="left"/>
+            </w:pPr>
+            <w:r/>
+            <w:r>
+              <w:rPr>
+                <w:rFonts w:ascii="Times New Roman" w:hAnsi="Times New Roman" w:eastAsia="Times New Roman"/>
+                <w:b w:val="0"/>
+                <w:i w:val="0"/>
+                <w:sz w:val="24"/>
+              </w:rPr>
+              <w:t>CHILD</w:t>
+            </w:r>
+          </w:p>
+        </w:tc>
+        <w:tc>
+          <w:tcPr>
+            <w:tcW w:type="dxa" w:w="4365"/>
+          </w:tcPr>
+          <w:p>
+            <w:pPr>
+              <w:spacing w:line="240" w:lineRule="auto" w:after="0"/>
+              <w:jc w:val="left"/>
+            </w:pPr>
+            <w:r/>
+            <w:r>
+              <w:rPr>
+                <w:rFonts w:ascii="Times New Roman" w:hAnsi="Times New Roman" w:eastAsia="Times New Roman"/>
+                <w:b w:val="0"/>
+                <w:i w:val="0"/>
+                <w:sz w:val="24"/>
+              </w:rPr>
+              <w:t>Вкладка-грид внутри «Совещание».</w:t>
+            </w:r>
+          </w:p>
+        </w:tc>
+      </w:tr>
+      <w:tr>
+        <w:tc>
+          <w:tcPr>
+            <w:tcW w:type="dxa" w:w="2721"/>
+          </w:tcPr>
+          <w:p>
+            <w:pPr>
+              <w:spacing w:line="240" w:lineRule="auto" w:after="0"/>
+              <w:jc w:val="left"/>
+            </w:pPr>
+            <w:r/>
+            <w:r>
+              <w:rPr>
+                <w:rFonts w:ascii="Times New Roman" w:hAnsi="Times New Roman" w:eastAsia="Times New Roman"/>
+                <w:b w:val="0"/>
+                <w:i w:val="0"/>
+                <w:sz w:val="24"/>
+              </w:rPr>
+              <w:t>Повестка совещания</w:t>
+            </w:r>
+          </w:p>
+        </w:tc>
+        <w:tc>
+          <w:tcPr>
+            <w:tcW w:type="dxa" w:w="2268"/>
+          </w:tcPr>
+          <w:p>
+            <w:pPr>
+              <w:spacing w:line="240" w:lineRule="auto" w:after="0"/>
+              <w:jc w:val="left"/>
+            </w:pPr>
+            <w:r/>
+            <w:r>
+              <w:rPr>
+                <w:rFonts w:ascii="Times New Roman" w:hAnsi="Times New Roman" w:eastAsia="Times New Roman"/>
+                <w:b w:val="0"/>
+                <w:i w:val="0"/>
+                <w:sz w:val="24"/>
+              </w:rPr>
+              <w:t>CHILD</w:t>
+            </w:r>
+          </w:p>
+        </w:tc>
+        <w:tc>
+          <w:tcPr>
+            <w:tcW w:type="dxa" w:w="4365"/>
+          </w:tcPr>
+          <w:p>
+            <w:pPr>
+              <w:spacing w:line="240" w:lineRule="auto" w:after="0"/>
+              <w:jc w:val="left"/>
+            </w:pPr>
+            <w:r/>
+            <w:r>
+              <w:rPr>
+                <w:rFonts w:ascii="Times New Roman" w:hAnsi="Times New Roman" w:eastAsia="Times New Roman"/>
+                <w:b w:val="0"/>
+                <w:i w:val="0"/>
+                <w:sz w:val="24"/>
+              </w:rPr>
+              <w:t>Узел дерева внутри «Совещание» (добавляется из карточки родителя).</w:t>
+            </w:r>
+          </w:p>
+        </w:tc>
+      </w:tr>
+      <w:tr>
+        <w:tc>
+          <w:tcPr>
+            <w:tcW w:type="dxa" w:w="2721"/>
+          </w:tcPr>
+          <w:p>
+            <w:pPr>
+              <w:spacing w:line="240" w:lineRule="auto" w:after="0"/>
+              <w:jc w:val="left"/>
+            </w:pPr>
+            <w:r/>
+            <w:r>
+              <w:rPr>
+                <w:rFonts w:ascii="Times New Roman" w:hAnsi="Times New Roman" w:eastAsia="Times New Roman"/>
+                <w:b w:val="0"/>
+                <w:i w:val="0"/>
+                <w:sz w:val="24"/>
+              </w:rPr>
+              <w:t>Документ совещания</w:t>
+            </w:r>
+          </w:p>
+        </w:tc>
+        <w:tc>
+          <w:tcPr>
+            <w:tcW w:type="dxa" w:w="2268"/>
+          </w:tcPr>
+          <w:p>
+            <w:pPr>
+              <w:spacing w:line="240" w:lineRule="auto" w:after="0"/>
+              <w:jc w:val="left"/>
+            </w:pPr>
+            <w:r/>
+            <w:r>
+              <w:rPr>
+                <w:rFonts w:ascii="Times New Roman" w:hAnsi="Times New Roman" w:eastAsia="Times New Roman"/>
+                <w:b w:val="0"/>
+                <w:i w:val="0"/>
+                <w:sz w:val="24"/>
+              </w:rPr>
+              <w:t>CHILD</w:t>
+            </w:r>
+          </w:p>
+        </w:tc>
+        <w:tc>
+          <w:tcPr>
+            <w:tcW w:type="dxa" w:w="4365"/>
+          </w:tcPr>
+          <w:p>
+            <w:pPr>
+              <w:spacing w:line="240" w:lineRule="auto" w:after="0"/>
+              <w:jc w:val="left"/>
+            </w:pPr>
+            <w:r/>
+            <w:r>
+              <w:rPr>
+                <w:rFonts w:ascii="Times New Roman" w:hAnsi="Times New Roman" w:eastAsia="Times New Roman"/>
+                <w:b w:val="0"/>
+                <w:i w:val="0"/>
+                <w:sz w:val="24"/>
+              </w:rPr>
+              <w:t>Вкладка-грид внутри «Совещание».</w:t>
+            </w:r>
+          </w:p>
+        </w:tc>
+      </w:tr>
+      <w:tr>
+        <w:tc>
+          <w:tcPr>
+            <w:tcW w:type="dxa" w:w="2721"/>
+          </w:tcPr>
+          <w:p>
+            <w:pPr>
+              <w:spacing w:line="240" w:lineRule="auto" w:after="0"/>
+              <w:jc w:val="left"/>
+            </w:pPr>
+            <w:r/>
+            <w:r>
+              <w:rPr>
+                <w:rFonts w:ascii="Times New Roman" w:hAnsi="Times New Roman" w:eastAsia="Times New Roman"/>
+                <w:b w:val="0"/>
+                <w:i w:val="0"/>
+                <w:sz w:val="24"/>
+              </w:rPr>
+              <w:t>Должностное лицо</w:t>
+            </w:r>
+          </w:p>
+        </w:tc>
+        <w:tc>
+          <w:tcPr>
+            <w:tcW w:type="dxa" w:w="2268"/>
+          </w:tcPr>
+          <w:p>
+            <w:pPr>
+              <w:spacing w:line="240" w:lineRule="auto" w:after="0"/>
+              <w:jc w:val="left"/>
+            </w:pPr>
+            <w:r/>
+            <w:r>
+              <w:rPr>
+                <w:rFonts w:ascii="Times New Roman" w:hAnsi="Times New Roman" w:eastAsia="Times New Roman"/>
+                <w:b w:val="0"/>
+                <w:i w:val="0"/>
+                <w:sz w:val="24"/>
+              </w:rPr>
+              <w:t>REFERENCE_DICTIONARY</w:t>
+            </w:r>
+          </w:p>
+        </w:tc>
+        <w:tc>
+          <w:tcPr>
+            <w:tcW w:type="dxa" w:w="4365"/>
+          </w:tcPr>
+          <w:p>
+            <w:pPr>
+              <w:spacing w:line="240" w:lineRule="auto" w:after="0"/>
+              <w:jc w:val="left"/>
+            </w:pPr>
+            <w:r/>
+            <w:r>
+              <w:rPr>
+                <w:rFonts w:ascii="Times New Roman" w:hAnsi="Times New Roman" w:eastAsia="Times New Roman"/>
+                <w:b w:val="0"/>
+                <w:i w:val="0"/>
+                <w:sz w:val="24"/>
+              </w:rPr>
+              <w:t>Цель ссылочных полей; системный справочник.</w:t>
+            </w:r>
+          </w:p>
+        </w:tc>
+      </w:tr>
+      <w:tr>
+        <w:tc>
+          <w:tcPr>
+            <w:tcW w:type="dxa" w:w="2721"/>
+          </w:tcPr>
+          <w:p>
+            <w:pPr>
+              <w:spacing w:line="240" w:lineRule="auto" w:after="0"/>
+              <w:jc w:val="left"/>
+            </w:pPr>
+            <w:r/>
+            <w:r>
+              <w:rPr>
+                <w:rFonts w:ascii="Times New Roman" w:hAnsi="Times New Roman" w:eastAsia="Times New Roman"/>
+                <w:b w:val="0"/>
+                <w:i w:val="0"/>
+                <w:sz w:val="24"/>
+              </w:rPr>
+              <w:t>Тип ГСК/ОГСК, Район, Причина смены, Справочник Да/Нет</w:t>
+            </w:r>
+          </w:p>
+        </w:tc>
+        <w:tc>
+          <w:tcPr>
+            <w:tcW w:type="dxa" w:w="2268"/>
+          </w:tcPr>
+          <w:p>
+            <w:pPr>
+              <w:spacing w:line="240" w:lineRule="auto" w:after="0"/>
+              <w:jc w:val="left"/>
+            </w:pPr>
+            <w:r/>
+            <w:r>
+              <w:rPr>
+                <w:rFonts w:ascii="Times New Roman" w:hAnsi="Times New Roman" w:eastAsia="Times New Roman"/>
+                <w:b w:val="0"/>
+                <w:i w:val="0"/>
+                <w:sz w:val="24"/>
+              </w:rPr>
+              <w:t>REFERENCE_DICTIONARY</w:t>
+            </w:r>
+          </w:p>
+        </w:tc>
+        <w:tc>
+          <w:tcPr>
+            <w:tcW w:type="dxa" w:w="4365"/>
+          </w:tcPr>
+          <w:p>
+            <w:pPr>
+              <w:spacing w:line="240" w:lineRule="auto" w:after="0"/>
+              <w:jc w:val="left"/>
+            </w:pPr>
+            <w:r/>
+            <w:r>
+              <w:rPr>
+                <w:rFonts w:ascii="Times New Roman" w:hAnsi="Times New Roman" w:eastAsia="Times New Roman"/>
+                <w:b w:val="0"/>
+                <w:i w:val="0"/>
+                <w:sz w:val="24"/>
+              </w:rPr>
+              <w:t>Значения ссылочных полей; поиск «выбрать одно значение».</w:t>
+            </w:r>
+          </w:p>
+        </w:tc>
+      </w:tr>
+    </w:tbl>
+    <w:p>
+      <w:pPr>
+        <w:spacing w:after="40"/>
+      </w:pPr>
     </w:p>
     <w:p>
       <w:pPr>
@@ -1906,7 +4094,7 @@
           <w:i w:val="0"/>
           <w:sz w:val="28"/>
         </w:rPr>
-        <w:t>Сгенерированные автотесты организуются по архитектурному шаблону «Объект страницы» (Page Object). Согласно этому шаблону, для каждой экранной формы (страницы) создаётся отдельный объект, который инкапсулирует элементы формы и операции над ними и предоставляет тесту понятные методы предметной области (например, «заполнить поле», «нажать Добавить», «поле отображается», «число строк таблицы»). Тестовый класс описывает сценарий проверки в терминах этих методов и не обращается к элементам страницы напрямую (рисунок 6).</w:t>
+        <w:t>Сгенерированные автотесты организуются по архитектурному шаблону «Объект страницы» (Page Object). Согласно этому шаблону, для каждой экранной формы создаётся отдельный объект, который инкапсулирует элементы формы и операции над ними и предоставляет тесту понятные методы предметной области (например, «заполнить поле», «нажать Добавить», «поле отображается», «число строк таблицы»). Тестовый класс описывает сценарий проверки в терминах этих методов и не обращается к элементам страницы напрямую (рисунок 8).</w:t>
       </w:r>
     </w:p>
     <w:p>
@@ -1919,7 +4107,7 @@
         <w:drawing>
           <wp:inline xmlns:a="http://schemas.openxmlformats.org/drawingml/2006/main" xmlns:pic="http://schemas.openxmlformats.org/drawingml/2006/picture">
             <wp:extent cx="4860000" cy="3242531"/>
-            <wp:docPr id="6" name="Picture 6"/>
+            <wp:docPr id="8" name="Picture 8"/>
             <wp:cNvGraphicFramePr>
               <a:graphicFrameLocks noChangeAspect="1"/>
             </wp:cNvGraphicFramePr>
@@ -1931,7 +4119,7 @@
                     <pic:cNvPicPr/>
                   </pic:nvPicPr>
                   <pic:blipFill>
-                    <a:blip r:embed="rId14"/>
+                    <a:blip r:embed="rId16"/>
                     <a:stretch>
                       <a:fillRect/>
                     </a:stretch>
@@ -1962,7 +4150,7 @@
           <w:i w:val="0"/>
           <w:sz w:val="28"/>
         </w:rPr>
-        <w:t>Рисунок 6 – Взаимодействие компонентов по паттерну Page Object</w:t>
+        <w:t>Рисунок 8 – Взаимодействие компонентов по паттерну Page Object</w:t>
       </w:r>
     </w:p>
     <w:p>
@@ -1977,7 +4165,22 @@
           <w:i w:val="0"/>
           <w:sz w:val="28"/>
         </w:rPr>
-        <w:t>Такое разделение даёт ключевое преимущество — устойчивость к изменениям: если разметка формы меняется, правки локализуются в одном объекте страницы, а тексты тестов остаются неизменными. Кроме того, повышается читаемость тестов и повторно используются операции над формой. Применительно к E3Core объект страницы учитывает особенности платформы: поля карточки адресуются по отображаемому (русскому) имени, поскольку устойчивых системных идентификаторов у ячеек табличной карточки нет; для ссылочных полей выполняется выбор значения из выпадающего списка, а действия (Добавить, Сохранить, Удалить) вызываются через меню «Редактирование».</w:t>
+        <w:t>Главное преимущество такого разделения — устойчивость к изменениям: если разметка формы меняется, правки локализуются в одном объекте страницы, а тексты тестов остаются неизменными. Кроме того, повышается читаемость тестов и повторно используются операции над формой. Без этого шаблона детали поиска элементов были бы разбросаны по всем тестам, и любое изменение интерфейса требовало бы массовых правок.</w:t>
+      </w:r>
+    </w:p>
+    <w:p>
+      <w:pPr>
+        <w:ind w:firstLine="425"/>
+        <w:jc w:val="both"/>
+      </w:pPr>
+      <w:r>
+        <w:rPr>
+          <w:rFonts w:ascii="Times New Roman" w:hAnsi="Times New Roman" w:eastAsia="Times New Roman"/>
+          <w:b w:val="0"/>
+          <w:i w:val="0"/>
+          <w:sz w:val="28"/>
+        </w:rPr>
+        <w:t>Применительно к E3Core объект страницы учитывает рассмотренные выше особенности платформы: поля карточки адресуются по отображаемому (русскому) имени, поскольку устойчивых идентификаторов у ячеек PropertyGrid нет; для ссылочных полей выполняется выбор значения из выпадающего списка или модального окна-пикера; действия (Добавить, Сохранить, Удалить) вызываются через меню «Редактирование», а навигация к сущности — через главное меню и форму поиска. Таким образом, вся специфика взаимодействия со стендом сосредоточена в объектах страниц, а тестовые сценарии остаются простыми и переносимыми.</w:t>
       </w:r>
     </w:p>
     <w:p>
@@ -2007,7 +4210,7 @@
           <w:i w:val="0"/>
           <w:sz w:val="28"/>
         </w:rPr>
-        <w:t>Генерация выполняется по шаблонному принципу: на основе объектной модели формируются исходные файлы тестового проекта по заранее заданным образцам. Сначала создаётся структура проекта — файл сборки и конфигурация запуска, — а затем инфраструктурные компоненты, общие для всех тестов: единый драйвер браузера (вход в систему и выбор подсистемы выполняются один раз и переиспользуются), базовый тестовый класс с общими операциями навигации и набор тестовых данных. После этого для каждой сущности модели по результату классификации формируются: для основной — объект страницы и тестовый класс; для дочерней — тест в составе родителя; справочники пропускаются. По завершении сохраняется отчёт о классификации (рисунок 7).</w:t>
+        <w:t>Генерация выполняется по шаблонному принципу: на основе объектной модели формируются исходные файлы тестового проекта по заранее заданным образцам. Сначала создаётся структура проекта — файл сборки и конфигурация запуска, — затем инфраструктурные компоненты, общие для всех тестов, после чего для каждой сущности по результату классификации формируются её объект страницы и тестовый класс либо тест в составе родителя; справочники пропускаются (рисунок 9). По завершении сохраняется отчёт о классификации.</w:t>
       </w:r>
     </w:p>
     <w:p>
@@ -2020,7 +4223,7 @@
         <w:drawing>
           <wp:inline xmlns:a="http://schemas.openxmlformats.org/drawingml/2006/main" xmlns:pic="http://schemas.openxmlformats.org/drawingml/2006/picture">
             <wp:extent cx="4140000" cy="3568191"/>
-            <wp:docPr id="7" name="Picture 7"/>
+            <wp:docPr id="9" name="Picture 9"/>
             <wp:cNvGraphicFramePr>
               <a:graphicFrameLocks noChangeAspect="1"/>
             </wp:cNvGraphicFramePr>
@@ -2032,7 +4235,7 @@
                     <pic:cNvPicPr/>
                   </pic:nvPicPr>
                   <pic:blipFill>
-                    <a:blip r:embed="rId15"/>
+                    <a:blip r:embed="rId17"/>
                     <a:stretch>
                       <a:fillRect/>
                     </a:stretch>
@@ -2063,7 +4266,7 @@
           <w:i w:val="0"/>
           <w:sz w:val="28"/>
         </w:rPr>
-        <w:t>Рисунок 7 – Алгоритм генерации тестового проекта</w:t>
+        <w:t>Рисунок 9 – Алгоритм генерации тестового проекта</w:t>
       </w:r>
     </w:p>
     <w:p>
@@ -2078,8 +4281,453 @@
           <w:i w:val="0"/>
           <w:sz w:val="28"/>
         </w:rPr>
-        <w:t>Результаты генерации разных XML-моделей размещаются в отдельных подкаталогах по имени файла, что исключает их смешение, а повторная генерация той же модели полностью пересоздаёт её подкаталог, не оставляя устаревших тестов. Шаблонный подход обеспечивает единый стиль сгенерированного кода, повторяемость результата и расширяемость — добавление новых видов проверок по мере появления новых элементов в модели.</w:t>
+        <w:t>Состав формируемых файлов проекта приведён в таблице 8. Инфраструктурные компоненты создаются один раз, а объект страницы и тестовый класс — для каждой тестируемой сущности.</w:t>
       </w:r>
+    </w:p>
+    <w:p>
+      <w:pPr>
+        <w:spacing w:before="160"/>
+        <w:jc w:val="right"/>
+      </w:pPr>
+      <w:r>
+        <w:rPr>
+          <w:rFonts w:ascii="Times New Roman" w:hAnsi="Times New Roman" w:eastAsia="Times New Roman"/>
+          <w:b w:val="0"/>
+          <w:i w:val="0"/>
+          <w:sz w:val="28"/>
+        </w:rPr>
+        <w:t>Таблица 8</w:t>
+      </w:r>
+    </w:p>
+    <w:p>
+      <w:pPr>
+        <w:spacing w:after="40"/>
+        <w:jc w:val="center"/>
+      </w:pPr>
+      <w:r>
+        <w:rPr>
+          <w:rFonts w:ascii="Times New Roman" w:hAnsi="Times New Roman" w:eastAsia="Times New Roman"/>
+          <w:b w:val="0"/>
+          <w:i w:val="0"/>
+          <w:sz w:val="28"/>
+        </w:rPr>
+        <w:t>Состав генерируемого тестового проекта</w:t>
+      </w:r>
+    </w:p>
+    <w:tbl>
+      <w:tblPr>
+        <w:tblStyle w:val="TableGrid"/>
+        <w:tblW w:type="auto" w:w="0"/>
+        <w:jc w:val="center"/>
+        <w:tblLook w:firstColumn="1" w:firstRow="1" w:lastColumn="0" w:lastRow="0" w:noHBand="0" w:noVBand="1" w:val="04A0"/>
+      </w:tblPr>
+      <w:tblGrid>
+        <w:gridCol w:w="4844"/>
+        <w:gridCol w:w="4844"/>
+      </w:tblGrid>
+      <w:tr>
+        <w:tc>
+          <w:tcPr>
+            <w:tcW w:type="dxa" w:w="2721"/>
+            <w:shd w:val="clear" w:color="auto" w:fill="D9D9D9"/>
+          </w:tcPr>
+          <w:p>
+            <w:pPr>
+              <w:spacing w:line="240" w:lineRule="auto" w:after="0"/>
+              <w:jc w:val="left"/>
+            </w:pPr>
+            <w:r/>
+            <w:r>
+              <w:rPr>
+                <w:rFonts w:ascii="Times New Roman" w:hAnsi="Times New Roman" w:eastAsia="Times New Roman"/>
+                <w:b/>
+                <w:i w:val="0"/>
+                <w:sz w:val="24"/>
+              </w:rPr>
+              <w:t>Компонент</w:t>
+            </w:r>
+          </w:p>
+        </w:tc>
+        <w:tc>
+          <w:tcPr>
+            <w:tcW w:type="dxa" w:w="6633"/>
+            <w:shd w:val="clear" w:color="auto" w:fill="D9D9D9"/>
+          </w:tcPr>
+          <w:p>
+            <w:pPr>
+              <w:spacing w:line="240" w:lineRule="auto" w:after="0"/>
+              <w:jc w:val="left"/>
+            </w:pPr>
+            <w:r/>
+            <w:r>
+              <w:rPr>
+                <w:rFonts w:ascii="Times New Roman" w:hAnsi="Times New Roman" w:eastAsia="Times New Roman"/>
+                <w:b/>
+                <w:i w:val="0"/>
+                <w:sz w:val="24"/>
+              </w:rPr>
+              <w:t>Назначение</w:t>
+            </w:r>
+          </w:p>
+        </w:tc>
+      </w:tr>
+      <w:tr>
+        <w:tc>
+          <w:tcPr>
+            <w:tcW w:type="dxa" w:w="2721"/>
+          </w:tcPr>
+          <w:p>
+            <w:pPr>
+              <w:spacing w:line="240" w:lineRule="auto" w:after="0"/>
+              <w:jc w:val="left"/>
+            </w:pPr>
+            <w:r/>
+            <w:r>
+              <w:rPr>
+                <w:rFonts w:ascii="Times New Roman" w:hAnsi="Times New Roman" w:eastAsia="Times New Roman"/>
+                <w:b w:val="0"/>
+                <w:i w:val="0"/>
+                <w:sz w:val="24"/>
+              </w:rPr>
+              <w:t>Файл сборки проекта</w:t>
+            </w:r>
+          </w:p>
+        </w:tc>
+        <w:tc>
+          <w:tcPr>
+            <w:tcW w:type="dxa" w:w="6633"/>
+          </w:tcPr>
+          <w:p>
+            <w:pPr>
+              <w:spacing w:line="240" w:lineRule="auto" w:after="0"/>
+              <w:jc w:val="left"/>
+            </w:pPr>
+            <w:r/>
+            <w:r>
+              <w:rPr>
+                <w:rFonts w:ascii="Times New Roman" w:hAnsi="Times New Roman" w:eastAsia="Times New Roman"/>
+                <w:b w:val="0"/>
+                <w:i w:val="0"/>
+                <w:sz w:val="24"/>
+              </w:rPr>
+              <w:t>Описывает зависимости (Selenium, JUnit 5, менеджер драйверов) и подключает модуль выполнения тестов.</w:t>
+            </w:r>
+          </w:p>
+        </w:tc>
+      </w:tr>
+      <w:tr>
+        <w:tc>
+          <w:tcPr>
+            <w:tcW w:type="dxa" w:w="2721"/>
+          </w:tcPr>
+          <w:p>
+            <w:pPr>
+              <w:spacing w:line="240" w:lineRule="auto" w:after="0"/>
+              <w:jc w:val="left"/>
+            </w:pPr>
+            <w:r/>
+            <w:r>
+              <w:rPr>
+                <w:rFonts w:ascii="Times New Roman" w:hAnsi="Times New Roman" w:eastAsia="Times New Roman"/>
+                <w:b w:val="0"/>
+                <w:i w:val="0"/>
+                <w:sz w:val="24"/>
+              </w:rPr>
+              <w:t>Конфигурация запуска</w:t>
+            </w:r>
+          </w:p>
+        </w:tc>
+        <w:tc>
+          <w:tcPr>
+            <w:tcW w:type="dxa" w:w="6633"/>
+          </w:tcPr>
+          <w:p>
+            <w:pPr>
+              <w:spacing w:line="240" w:lineRule="auto" w:after="0"/>
+              <w:jc w:val="left"/>
+            </w:pPr>
+            <w:r/>
+            <w:r>
+              <w:rPr>
+                <w:rFonts w:ascii="Times New Roman" w:hAnsi="Times New Roman" w:eastAsia="Times New Roman"/>
+                <w:b w:val="0"/>
+                <w:i w:val="0"/>
+                <w:sz w:val="24"/>
+              </w:rPr>
+              <w:t>Параметры выполнения тестов (последовательный прогон, перенаправление вывода).</w:t>
+            </w:r>
+          </w:p>
+        </w:tc>
+      </w:tr>
+      <w:tr>
+        <w:tc>
+          <w:tcPr>
+            <w:tcW w:type="dxa" w:w="2721"/>
+          </w:tcPr>
+          <w:p>
+            <w:pPr>
+              <w:spacing w:line="240" w:lineRule="auto" w:after="0"/>
+              <w:jc w:val="left"/>
+            </w:pPr>
+            <w:r/>
+            <w:r>
+              <w:rPr>
+                <w:rFonts w:ascii="Times New Roman" w:hAnsi="Times New Roman" w:eastAsia="Times New Roman"/>
+                <w:b w:val="0"/>
+                <w:i w:val="0"/>
+                <w:sz w:val="24"/>
+              </w:rPr>
+              <w:t>Общий драйвер браузера</w:t>
+            </w:r>
+          </w:p>
+        </w:tc>
+        <w:tc>
+          <w:tcPr>
+            <w:tcW w:type="dxa" w:w="6633"/>
+          </w:tcPr>
+          <w:p>
+            <w:pPr>
+              <w:spacing w:line="240" w:lineRule="auto" w:after="0"/>
+              <w:jc w:val="left"/>
+            </w:pPr>
+            <w:r/>
+            <w:r>
+              <w:rPr>
+                <w:rFonts w:ascii="Times New Roman" w:hAnsi="Times New Roman" w:eastAsia="Times New Roman"/>
+                <w:b w:val="0"/>
+                <w:i w:val="0"/>
+                <w:sz w:val="24"/>
+              </w:rPr>
+              <w:t>Единый экземпляр браузера: однократные вход в систему и выбор подсистемы, переиспользуемые всеми тестами.</w:t>
+            </w:r>
+          </w:p>
+        </w:tc>
+      </w:tr>
+      <w:tr>
+        <w:tc>
+          <w:tcPr>
+            <w:tcW w:type="dxa" w:w="2721"/>
+          </w:tcPr>
+          <w:p>
+            <w:pPr>
+              <w:spacing w:line="240" w:lineRule="auto" w:after="0"/>
+              <w:jc w:val="left"/>
+            </w:pPr>
+            <w:r/>
+            <w:r>
+              <w:rPr>
+                <w:rFonts w:ascii="Times New Roman" w:hAnsi="Times New Roman" w:eastAsia="Times New Roman"/>
+                <w:b w:val="0"/>
+                <w:i w:val="0"/>
+                <w:sz w:val="24"/>
+              </w:rPr>
+              <w:t>Базовый тестовый класс</w:t>
+            </w:r>
+          </w:p>
+        </w:tc>
+        <w:tc>
+          <w:tcPr>
+            <w:tcW w:type="dxa" w:w="6633"/>
+          </w:tcPr>
+          <w:p>
+            <w:pPr>
+              <w:spacing w:line="240" w:lineRule="auto" w:after="0"/>
+              <w:jc w:val="left"/>
+            </w:pPr>
+            <w:r/>
+            <w:r>
+              <w:rPr>
+                <w:rFonts w:ascii="Times New Roman" w:hAnsi="Times New Roman" w:eastAsia="Times New Roman"/>
+                <w:b w:val="0"/>
+                <w:i w:val="0"/>
+                <w:sz w:val="24"/>
+              </w:rPr>
+              <w:t>Общие операции: навигация по меню, открытие карточки и формы поиска, ожидания, снимки экрана.</w:t>
+            </w:r>
+          </w:p>
+        </w:tc>
+      </w:tr>
+      <w:tr>
+        <w:tc>
+          <w:tcPr>
+            <w:tcW w:type="dxa" w:w="2721"/>
+          </w:tcPr>
+          <w:p>
+            <w:pPr>
+              <w:spacing w:line="240" w:lineRule="auto" w:after="0"/>
+              <w:jc w:val="left"/>
+            </w:pPr>
+            <w:r/>
+            <w:r>
+              <w:rPr>
+                <w:rFonts w:ascii="Times New Roman" w:hAnsi="Times New Roman" w:eastAsia="Times New Roman"/>
+                <w:b w:val="0"/>
+                <w:i w:val="0"/>
+                <w:sz w:val="24"/>
+              </w:rPr>
+              <w:t>Набор тестовых данных</w:t>
+            </w:r>
+          </w:p>
+        </w:tc>
+        <w:tc>
+          <w:tcPr>
+            <w:tcW w:type="dxa" w:w="6633"/>
+          </w:tcPr>
+          <w:p>
+            <w:pPr>
+              <w:spacing w:line="240" w:lineRule="auto" w:after="0"/>
+              <w:jc w:val="left"/>
+            </w:pPr>
+            <w:r/>
+            <w:r>
+              <w:rPr>
+                <w:rFonts w:ascii="Times New Roman" w:hAnsi="Times New Roman" w:eastAsia="Times New Roman"/>
+                <w:b w:val="0"/>
+                <w:i w:val="0"/>
+                <w:sz w:val="24"/>
+              </w:rPr>
+              <w:t>Параметры стенда: адрес, учётные данные, тип сайта, наименование подсистемы.</w:t>
+            </w:r>
+          </w:p>
+        </w:tc>
+      </w:tr>
+      <w:tr>
+        <w:tc>
+          <w:tcPr>
+            <w:tcW w:type="dxa" w:w="2721"/>
+          </w:tcPr>
+          <w:p>
+            <w:pPr>
+              <w:spacing w:line="240" w:lineRule="auto" w:after="0"/>
+              <w:jc w:val="left"/>
+            </w:pPr>
+            <w:r/>
+            <w:r>
+              <w:rPr>
+                <w:rFonts w:ascii="Times New Roman" w:hAnsi="Times New Roman" w:eastAsia="Times New Roman"/>
+                <w:b w:val="0"/>
+                <w:i w:val="0"/>
+                <w:sz w:val="24"/>
+              </w:rPr>
+              <w:t>Объект страницы (на сущность)</w:t>
+            </w:r>
+          </w:p>
+        </w:tc>
+        <w:tc>
+          <w:tcPr>
+            <w:tcW w:type="dxa" w:w="6633"/>
+          </w:tcPr>
+          <w:p>
+            <w:pPr>
+              <w:spacing w:line="240" w:lineRule="auto" w:after="0"/>
+              <w:jc w:val="left"/>
+            </w:pPr>
+            <w:r/>
+            <w:r>
+              <w:rPr>
+                <w:rFonts w:ascii="Times New Roman" w:hAnsi="Times New Roman" w:eastAsia="Times New Roman"/>
+                <w:b w:val="0"/>
+                <w:i w:val="0"/>
+                <w:sz w:val="24"/>
+              </w:rPr>
+              <w:t>Инкапсуляция полей и операций формы конкретной сущности (Page Object).</w:t>
+            </w:r>
+          </w:p>
+        </w:tc>
+      </w:tr>
+      <w:tr>
+        <w:tc>
+          <w:tcPr>
+            <w:tcW w:type="dxa" w:w="2721"/>
+          </w:tcPr>
+          <w:p>
+            <w:pPr>
+              <w:spacing w:line="240" w:lineRule="auto" w:after="0"/>
+              <w:jc w:val="left"/>
+            </w:pPr>
+            <w:r/>
+            <w:r>
+              <w:rPr>
+                <w:rFonts w:ascii="Times New Roman" w:hAnsi="Times New Roman" w:eastAsia="Times New Roman"/>
+                <w:b w:val="0"/>
+                <w:i w:val="0"/>
+                <w:sz w:val="24"/>
+              </w:rPr>
+              <w:t>Тестовый класс (на сущность)</w:t>
+            </w:r>
+          </w:p>
+        </w:tc>
+        <w:tc>
+          <w:tcPr>
+            <w:tcW w:type="dxa" w:w="6633"/>
+          </w:tcPr>
+          <w:p>
+            <w:pPr>
+              <w:spacing w:line="240" w:lineRule="auto" w:after="0"/>
+              <w:jc w:val="left"/>
+            </w:pPr>
+            <w:r/>
+            <w:r>
+              <w:rPr>
+                <w:rFonts w:ascii="Times New Roman" w:hAnsi="Times New Roman" w:eastAsia="Times New Roman"/>
+                <w:b w:val="0"/>
+                <w:i w:val="0"/>
+                <w:sz w:val="24"/>
+              </w:rPr>
+              <w:t>Набор проверок сущности на JUnit 5.</w:t>
+            </w:r>
+          </w:p>
+        </w:tc>
+      </w:tr>
+      <w:tr>
+        <w:tc>
+          <w:tcPr>
+            <w:tcW w:type="dxa" w:w="2721"/>
+          </w:tcPr>
+          <w:p>
+            <w:pPr>
+              <w:spacing w:line="240" w:lineRule="auto" w:after="0"/>
+              <w:jc w:val="left"/>
+            </w:pPr>
+            <w:r/>
+            <w:r>
+              <w:rPr>
+                <w:rFonts w:ascii="Times New Roman" w:hAnsi="Times New Roman" w:eastAsia="Times New Roman"/>
+                <w:b w:val="0"/>
+                <w:i w:val="0"/>
+                <w:sz w:val="24"/>
+              </w:rPr>
+              <w:t>Отчёт о классификации</w:t>
+            </w:r>
+          </w:p>
+        </w:tc>
+        <w:tc>
+          <w:tcPr>
+            <w:tcW w:type="dxa" w:w="6633"/>
+          </w:tcPr>
+          <w:p>
+            <w:pPr>
+              <w:spacing w:line="240" w:lineRule="auto" w:after="0"/>
+              <w:jc w:val="left"/>
+            </w:pPr>
+            <w:r/>
+            <w:r>
+              <w:rPr>
+                <w:rFonts w:ascii="Times New Roman" w:hAnsi="Times New Roman" w:eastAsia="Times New Roman"/>
+                <w:b w:val="0"/>
+                <w:i w:val="0"/>
+                <w:sz w:val="24"/>
+              </w:rPr>
+              <w:t>Перечень сущностей с указанием категории и причины (основная/дочерняя/справочник).</w:t>
+            </w:r>
+          </w:p>
+        </w:tc>
+      </w:tr>
+    </w:tbl>
+    <w:p>
+      <w:pPr>
+        <w:spacing w:after="40"/>
+      </w:pPr>
     </w:p>
     <w:p>
       <w:pPr>
@@ -2093,8 +4741,321 @@
           <w:i w:val="0"/>
           <w:sz w:val="28"/>
         </w:rPr>
-        <w:t>Имена классов и методов формируются из русских имён сущностей и атрибутов автоматически — алгоритмом транслитерации кириллицы в латиницу с приведением к принятому в языке программирования виду (например, «ГСК/ОГСК» преобразуется в основу имени «GskOgsk»). Это гарантирует, что сгенерированные идентификаторы корректны и устойчивы при повторной генерации.</w:t>
+        <w:t>Результаты генерации разных XML-моделей размещаются в отдельных подкаталогах по имени файла, что исключает их смешение; повторная генерация той же модели полностью пересоздаёт её подкаталог, не оставляя устаревших тестов. Имена классов и методов формируются из русских имён сущностей и атрибутов автоматически — алгоритмом транслитерации кириллицы в латиницу с приведением к принятому в языке программирования виду. Примеры преобразования приведены в таблице 9.</w:t>
       </w:r>
+    </w:p>
+    <w:p>
+      <w:pPr>
+        <w:spacing w:before="160"/>
+        <w:jc w:val="right"/>
+      </w:pPr>
+      <w:r>
+        <w:rPr>
+          <w:rFonts w:ascii="Times New Roman" w:hAnsi="Times New Roman" w:eastAsia="Times New Roman"/>
+          <w:b w:val="0"/>
+          <w:i w:val="0"/>
+          <w:sz w:val="28"/>
+        </w:rPr>
+        <w:t>Таблица 9</w:t>
+      </w:r>
+    </w:p>
+    <w:p>
+      <w:pPr>
+        <w:spacing w:after="40"/>
+        <w:jc w:val="center"/>
+      </w:pPr>
+      <w:r>
+        <w:rPr>
+          <w:rFonts w:ascii="Times New Roman" w:hAnsi="Times New Roman" w:eastAsia="Times New Roman"/>
+          <w:b w:val="0"/>
+          <w:i w:val="0"/>
+          <w:sz w:val="28"/>
+        </w:rPr>
+        <w:t>Примеры формирования имён (транслитерация)</w:t>
+      </w:r>
+    </w:p>
+    <w:tbl>
+      <w:tblPr>
+        <w:tblStyle w:val="TableGrid"/>
+        <w:tblW w:type="auto" w:w="0"/>
+        <w:jc w:val="center"/>
+        <w:tblLook w:firstColumn="1" w:firstRow="1" w:lastColumn="0" w:lastRow="0" w:noHBand="0" w:noVBand="1" w:val="04A0"/>
+      </w:tblPr>
+      <w:tblGrid>
+        <w:gridCol w:w="4844"/>
+        <w:gridCol w:w="4844"/>
+      </w:tblGrid>
+      <w:tr>
+        <w:tc>
+          <w:tcPr>
+            <w:tcW w:type="dxa" w:w="3685"/>
+            <w:shd w:val="clear" w:color="auto" w:fill="D9D9D9"/>
+          </w:tcPr>
+          <w:p>
+            <w:pPr>
+              <w:spacing w:line="240" w:lineRule="auto" w:after="0"/>
+              <w:jc w:val="left"/>
+            </w:pPr>
+            <w:r/>
+            <w:r>
+              <w:rPr>
+                <w:rFonts w:ascii="Times New Roman" w:hAnsi="Times New Roman" w:eastAsia="Times New Roman"/>
+                <w:b/>
+                <w:i w:val="0"/>
+                <w:sz w:val="24"/>
+              </w:rPr>
+              <w:t>Имя в модели</w:t>
+            </w:r>
+          </w:p>
+        </w:tc>
+        <w:tc>
+          <w:tcPr>
+            <w:tcW w:type="dxa" w:w="5669"/>
+            <w:shd w:val="clear" w:color="auto" w:fill="D9D9D9"/>
+          </w:tcPr>
+          <w:p>
+            <w:pPr>
+              <w:spacing w:line="240" w:lineRule="auto" w:after="0"/>
+              <w:jc w:val="left"/>
+            </w:pPr>
+            <w:r/>
+            <w:r>
+              <w:rPr>
+                <w:rFonts w:ascii="Times New Roman" w:hAnsi="Times New Roman" w:eastAsia="Times New Roman"/>
+                <w:b/>
+                <w:i w:val="0"/>
+                <w:sz w:val="24"/>
+              </w:rPr>
+              <w:t>Сформированное имя</w:t>
+            </w:r>
+          </w:p>
+        </w:tc>
+      </w:tr>
+      <w:tr>
+        <w:tc>
+          <w:tcPr>
+            <w:tcW w:type="dxa" w:w="3685"/>
+          </w:tcPr>
+          <w:p>
+            <w:pPr>
+              <w:spacing w:line="240" w:lineRule="auto" w:after="0"/>
+              <w:jc w:val="left"/>
+            </w:pPr>
+            <w:r/>
+            <w:r>
+              <w:rPr>
+                <w:rFonts w:ascii="Times New Roman" w:hAnsi="Times New Roman" w:eastAsia="Times New Roman"/>
+                <w:b w:val="0"/>
+                <w:i w:val="0"/>
+                <w:sz w:val="24"/>
+              </w:rPr>
+              <w:t>Сущность «ГСК/ОГСК»</w:t>
+            </w:r>
+          </w:p>
+        </w:tc>
+        <w:tc>
+          <w:tcPr>
+            <w:tcW w:type="dxa" w:w="5669"/>
+          </w:tcPr>
+          <w:p>
+            <w:pPr>
+              <w:spacing w:line="240" w:lineRule="auto" w:after="0"/>
+              <w:jc w:val="left"/>
+            </w:pPr>
+            <w:r/>
+            <w:r>
+              <w:rPr>
+                <w:rFonts w:ascii="Times New Roman" w:hAnsi="Times New Roman" w:eastAsia="Times New Roman"/>
+                <w:b w:val="0"/>
+                <w:i w:val="0"/>
+                <w:sz w:val="24"/>
+              </w:rPr>
+              <w:t>Классы GskOgskPage, GskOgskTest</w:t>
+            </w:r>
+          </w:p>
+        </w:tc>
+      </w:tr>
+      <w:tr>
+        <w:tc>
+          <w:tcPr>
+            <w:tcW w:type="dxa" w:w="3685"/>
+          </w:tcPr>
+          <w:p>
+            <w:pPr>
+              <w:spacing w:line="240" w:lineRule="auto" w:after="0"/>
+              <w:jc w:val="left"/>
+            </w:pPr>
+            <w:r/>
+            <w:r>
+              <w:rPr>
+                <w:rFonts w:ascii="Times New Roman" w:hAnsi="Times New Roman" w:eastAsia="Times New Roman"/>
+                <w:b w:val="0"/>
+                <w:i w:val="0"/>
+                <w:sz w:val="24"/>
+              </w:rPr>
+              <w:t>Сущность «Совещание»</w:t>
+            </w:r>
+          </w:p>
+        </w:tc>
+        <w:tc>
+          <w:tcPr>
+            <w:tcW w:type="dxa" w:w="5669"/>
+          </w:tcPr>
+          <w:p>
+            <w:pPr>
+              <w:spacing w:line="240" w:lineRule="auto" w:after="0"/>
+              <w:jc w:val="left"/>
+            </w:pPr>
+            <w:r/>
+            <w:r>
+              <w:rPr>
+                <w:rFonts w:ascii="Times New Roman" w:hAnsi="Times New Roman" w:eastAsia="Times New Roman"/>
+                <w:b w:val="0"/>
+                <w:i w:val="0"/>
+                <w:sz w:val="24"/>
+              </w:rPr>
+              <w:t>Классы SoveshchaniePage, SoveshchanieTest</w:t>
+            </w:r>
+          </w:p>
+        </w:tc>
+      </w:tr>
+      <w:tr>
+        <w:tc>
+          <w:tcPr>
+            <w:tcW w:type="dxa" w:w="3685"/>
+          </w:tcPr>
+          <w:p>
+            <w:pPr>
+              <w:spacing w:line="240" w:lineRule="auto" w:after="0"/>
+              <w:jc w:val="left"/>
+            </w:pPr>
+            <w:r/>
+            <w:r>
+              <w:rPr>
+                <w:rFonts w:ascii="Times New Roman" w:hAnsi="Times New Roman" w:eastAsia="Times New Roman"/>
+                <w:b w:val="0"/>
+                <w:i w:val="0"/>
+                <w:sz w:val="24"/>
+              </w:rPr>
+              <w:t>Сущность «История ГСК/ОГСК»</w:t>
+            </w:r>
+          </w:p>
+        </w:tc>
+        <w:tc>
+          <w:tcPr>
+            <w:tcW w:type="dxa" w:w="5669"/>
+          </w:tcPr>
+          <w:p>
+            <w:pPr>
+              <w:spacing w:line="240" w:lineRule="auto" w:after="0"/>
+              <w:jc w:val="left"/>
+            </w:pPr>
+            <w:r/>
+            <w:r>
+              <w:rPr>
+                <w:rFonts w:ascii="Times New Roman" w:hAnsi="Times New Roman" w:eastAsia="Times New Roman"/>
+                <w:b w:val="0"/>
+                <w:i w:val="0"/>
+                <w:sz w:val="24"/>
+              </w:rPr>
+              <w:t>Классы IstoriyaGskOgskPage, IstoriyaGskOgskTest</w:t>
+            </w:r>
+          </w:p>
+        </w:tc>
+      </w:tr>
+      <w:tr>
+        <w:tc>
+          <w:tcPr>
+            <w:tcW w:type="dxa" w:w="3685"/>
+          </w:tcPr>
+          <w:p>
+            <w:pPr>
+              <w:spacing w:line="240" w:lineRule="auto" w:after="0"/>
+              <w:jc w:val="left"/>
+            </w:pPr>
+            <w:r/>
+            <w:r>
+              <w:rPr>
+                <w:rFonts w:ascii="Times New Roman" w:hAnsi="Times New Roman" w:eastAsia="Times New Roman"/>
+                <w:b w:val="0"/>
+                <w:i w:val="0"/>
+                <w:sz w:val="24"/>
+              </w:rPr>
+              <w:t>Атрибут GBS_NAME</w:t>
+            </w:r>
+          </w:p>
+        </w:tc>
+        <w:tc>
+          <w:tcPr>
+            <w:tcW w:type="dxa" w:w="5669"/>
+          </w:tcPr>
+          <w:p>
+            <w:pPr>
+              <w:spacing w:line="240" w:lineRule="auto" w:after="0"/>
+              <w:jc w:val="left"/>
+            </w:pPr>
+            <w:r/>
+            <w:r>
+              <w:rPr>
+                <w:rFonts w:ascii="Times New Roman" w:hAnsi="Times New Roman" w:eastAsia="Times New Roman"/>
+                <w:b w:val="0"/>
+                <w:i w:val="0"/>
+                <w:sz w:val="24"/>
+              </w:rPr>
+              <w:t>Метод заполнения fillGbsName</w:t>
+            </w:r>
+          </w:p>
+        </w:tc>
+      </w:tr>
+      <w:tr>
+        <w:tc>
+          <w:tcPr>
+            <w:tcW w:type="dxa" w:w="3685"/>
+          </w:tcPr>
+          <w:p>
+            <w:pPr>
+              <w:spacing w:line="240" w:lineRule="auto" w:after="0"/>
+              <w:jc w:val="left"/>
+            </w:pPr>
+            <w:r/>
+            <w:r>
+              <w:rPr>
+                <w:rFonts w:ascii="Times New Roman" w:hAnsi="Times New Roman" w:eastAsia="Times New Roman"/>
+                <w:b w:val="0"/>
+                <w:i w:val="0"/>
+                <w:sz w:val="24"/>
+              </w:rPr>
+              <w:t>Атрибут DATE_BEGIN</w:t>
+            </w:r>
+          </w:p>
+        </w:tc>
+        <w:tc>
+          <w:tcPr>
+            <w:tcW w:type="dxa" w:w="5669"/>
+          </w:tcPr>
+          <w:p>
+            <w:pPr>
+              <w:spacing w:line="240" w:lineRule="auto" w:after="0"/>
+              <w:jc w:val="left"/>
+            </w:pPr>
+            <w:r/>
+            <w:r>
+              <w:rPr>
+                <w:rFonts w:ascii="Times New Roman" w:hAnsi="Times New Roman" w:eastAsia="Times New Roman"/>
+                <w:b w:val="0"/>
+                <w:i w:val="0"/>
+                <w:sz w:val="24"/>
+              </w:rPr>
+              <w:t>Метод заполнения fillDateBegin</w:t>
+            </w:r>
+          </w:p>
+        </w:tc>
+      </w:tr>
+    </w:tbl>
+    <w:p>
+      <w:pPr>
+        <w:spacing w:after="40"/>
+      </w:pPr>
     </w:p>
     <w:p>
       <w:pPr>
@@ -2123,7 +5084,7 @@
           <w:i w:val="0"/>
           <w:sz w:val="28"/>
         </w:rPr>
-        <w:t>Для заполнения полей форм система подбирает значения по типу атрибута и маске ввода (рисунок 8). Ссылочные поля (справочник, ссылка) не заполняются текстом — для них предусмотрен выбор готового значения из выпадающего списка. Если у поля задана маска, значение формируется по ней: позиции цифр заполняются цифрами, позиции букв — буквами, разделители сохраняются; при этом маски, похожие на дату или дату-время, дают корректную текущую дату, а не произвольную последовательность цифр. Если маска не задана, значение выбирается по типу: для строки — осмысленный текстовый шаблон, для числа — случайное число в заданном диапазоне, для даты — сегодняшняя дата, для даты-времени — текущий момент со сдвигом назад (чтобы значение не оказалось в будущем). Для обязательных строковых полей к значению добавляется суффикс уникальности, что позволяет затем найти созданную запись в таблице результатов.</w:t>
+        <w:t>Для заполнения полей форм система подбирает значения по типу атрибута и маске ввода (рисунок 10). Ссылочные поля (справочник, ссылка) не заполняются текстом — для них предусмотрен выбор готового значения из выпадающего списка. Если у поля задана маска, значение формируется по ней; если маски нет — по типу значения. Правила подбора приведены в таблице 10, грамматика плейсхолдеров маски — в таблице 11.</w:t>
       </w:r>
     </w:p>
     <w:p>
@@ -2135,8 +5096,8 @@
       <w:r>
         <w:drawing>
           <wp:inline xmlns:a="http://schemas.openxmlformats.org/drawingml/2006/main" xmlns:pic="http://schemas.openxmlformats.org/drawingml/2006/picture">
-            <wp:extent cx="5580000" cy="1842389"/>
-            <wp:docPr id="8" name="Picture 8"/>
+            <wp:extent cx="4680000" cy="3784209"/>
+            <wp:docPr id="10" name="Picture 10"/>
             <wp:cNvGraphicFramePr>
               <a:graphicFrameLocks noChangeAspect="1"/>
             </wp:cNvGraphicFramePr>
@@ -2148,7 +5109,7 @@
                     <pic:cNvPicPr/>
                   </pic:nvPicPr>
                   <pic:blipFill>
-                    <a:blip r:embed="rId16"/>
+                    <a:blip r:embed="rId18"/>
                     <a:stretch>
                       <a:fillRect/>
                     </a:stretch>
@@ -2156,7 +5117,7 @@
                   <pic:spPr>
                     <a:xfrm>
                       <a:off x="0" y="0"/>
-                      <a:ext cx="5580000" cy="1842389"/>
+                      <a:ext cx="4680000" cy="3784209"/>
                     </a:xfrm>
                     <a:prstGeom prst="rect"/>
                   </pic:spPr>
@@ -2179,8 +5140,722 @@
           <w:i w:val="0"/>
           <w:sz w:val="28"/>
         </w:rPr>
-        <w:t>Рисунок 8 – Алгоритм подбора тестовых данных по типу и маске</w:t>
+        <w:t>Рисунок 10 – Алгоритм подбора тестовых данных по типу и маске</w:t>
       </w:r>
+    </w:p>
+    <w:p>
+      <w:pPr>
+        <w:spacing w:before="160"/>
+        <w:jc w:val="right"/>
+      </w:pPr>
+      <w:r>
+        <w:rPr>
+          <w:rFonts w:ascii="Times New Roman" w:hAnsi="Times New Roman" w:eastAsia="Times New Roman"/>
+          <w:b w:val="0"/>
+          <w:i w:val="0"/>
+          <w:sz w:val="28"/>
+        </w:rPr>
+        <w:t>Таблица 10</w:t>
+      </w:r>
+    </w:p>
+    <w:p>
+      <w:pPr>
+        <w:spacing w:after="40"/>
+        <w:jc w:val="center"/>
+      </w:pPr>
+      <w:r>
+        <w:rPr>
+          <w:rFonts w:ascii="Times New Roman" w:hAnsi="Times New Roman" w:eastAsia="Times New Roman"/>
+          <w:b w:val="0"/>
+          <w:i w:val="0"/>
+          <w:sz w:val="28"/>
+        </w:rPr>
+        <w:t>Правила подбора значения по типу атрибута</w:t>
+      </w:r>
+    </w:p>
+    <w:tbl>
+      <w:tblPr>
+        <w:tblStyle w:val="TableGrid"/>
+        <w:tblW w:type="auto" w:w="0"/>
+        <w:jc w:val="center"/>
+        <w:tblLook w:firstColumn="1" w:firstRow="1" w:lastColumn="0" w:lastRow="0" w:noHBand="0" w:noVBand="1" w:val="04A0"/>
+      </w:tblPr>
+      <w:tblGrid>
+        <w:gridCol w:w="4844"/>
+        <w:gridCol w:w="4844"/>
+      </w:tblGrid>
+      <w:tr>
+        <w:tc>
+          <w:tcPr>
+            <w:tcW w:type="dxa" w:w="2835"/>
+            <w:shd w:val="clear" w:color="auto" w:fill="D9D9D9"/>
+          </w:tcPr>
+          <w:p>
+            <w:pPr>
+              <w:spacing w:line="240" w:lineRule="auto" w:after="0"/>
+              <w:jc w:val="left"/>
+            </w:pPr>
+            <w:r/>
+            <w:r>
+              <w:rPr>
+                <w:rFonts w:ascii="Times New Roman" w:hAnsi="Times New Roman" w:eastAsia="Times New Roman"/>
+                <w:b/>
+                <w:i w:val="0"/>
+                <w:sz w:val="24"/>
+              </w:rPr>
+              <w:t>Условие</w:t>
+            </w:r>
+          </w:p>
+        </w:tc>
+        <w:tc>
+          <w:tcPr>
+            <w:tcW w:type="dxa" w:w="6520"/>
+            <w:shd w:val="clear" w:color="auto" w:fill="D9D9D9"/>
+          </w:tcPr>
+          <w:p>
+            <w:pPr>
+              <w:spacing w:line="240" w:lineRule="auto" w:after="0"/>
+              <w:jc w:val="left"/>
+            </w:pPr>
+            <w:r/>
+            <w:r>
+              <w:rPr>
+                <w:rFonts w:ascii="Times New Roman" w:hAnsi="Times New Roman" w:eastAsia="Times New Roman"/>
+                <w:b/>
+                <w:i w:val="0"/>
+                <w:sz w:val="24"/>
+              </w:rPr>
+              <w:t>Подбираемое значение</w:t>
+            </w:r>
+          </w:p>
+        </w:tc>
+      </w:tr>
+      <w:tr>
+        <w:tc>
+          <w:tcPr>
+            <w:tcW w:type="dxa" w:w="2835"/>
+          </w:tcPr>
+          <w:p>
+            <w:pPr>
+              <w:spacing w:line="240" w:lineRule="auto" w:after="0"/>
+              <w:jc w:val="left"/>
+            </w:pPr>
+            <w:r/>
+            <w:r>
+              <w:rPr>
+                <w:rFonts w:ascii="Times New Roman" w:hAnsi="Times New Roman" w:eastAsia="Times New Roman"/>
+                <w:b w:val="0"/>
+                <w:i w:val="0"/>
+                <w:sz w:val="24"/>
+              </w:rPr>
+              <w:t>Справочник/ссылка (Directory/Ref)</w:t>
+            </w:r>
+          </w:p>
+        </w:tc>
+        <w:tc>
+          <w:tcPr>
+            <w:tcW w:type="dxa" w:w="6520"/>
+          </w:tcPr>
+          <w:p>
+            <w:pPr>
+              <w:spacing w:line="240" w:lineRule="auto" w:after="0"/>
+              <w:jc w:val="left"/>
+            </w:pPr>
+            <w:r/>
+            <w:r>
+              <w:rPr>
+                <w:rFonts w:ascii="Times New Roman" w:hAnsi="Times New Roman" w:eastAsia="Times New Roman"/>
+                <w:b w:val="0"/>
+                <w:i w:val="0"/>
+                <w:sz w:val="24"/>
+              </w:rPr>
+              <w:t>Значение не задаётся текстом — выбор из выпадающего списка.</w:t>
+            </w:r>
+          </w:p>
+        </w:tc>
+      </w:tr>
+      <w:tr>
+        <w:tc>
+          <w:tcPr>
+            <w:tcW w:type="dxa" w:w="2835"/>
+          </w:tcPr>
+          <w:p>
+            <w:pPr>
+              <w:spacing w:line="240" w:lineRule="auto" w:after="0"/>
+              <w:jc w:val="left"/>
+            </w:pPr>
+            <w:r/>
+            <w:r>
+              <w:rPr>
+                <w:rFonts w:ascii="Times New Roman" w:hAnsi="Times New Roman" w:eastAsia="Times New Roman"/>
+                <w:b w:val="0"/>
+                <w:i w:val="0"/>
+                <w:sz w:val="24"/>
+              </w:rPr>
+              <w:t>Строка без маски</w:t>
+            </w:r>
+          </w:p>
+        </w:tc>
+        <w:tc>
+          <w:tcPr>
+            <w:tcW w:type="dxa" w:w="6520"/>
+          </w:tcPr>
+          <w:p>
+            <w:pPr>
+              <w:spacing w:line="240" w:lineRule="auto" w:after="0"/>
+              <w:jc w:val="left"/>
+            </w:pPr>
+            <w:r/>
+            <w:r>
+              <w:rPr>
+                <w:rFonts w:ascii="Times New Roman" w:hAnsi="Times New Roman" w:eastAsia="Times New Roman"/>
+                <w:b w:val="0"/>
+                <w:i w:val="0"/>
+                <w:sz w:val="24"/>
+              </w:rPr>
+              <w:t>Текстовый шаблон «Test_&lt;имя атрибута&gt;»; для обязательных полей добавляется суффикс уникальности.</w:t>
+            </w:r>
+          </w:p>
+        </w:tc>
+      </w:tr>
+      <w:tr>
+        <w:tc>
+          <w:tcPr>
+            <w:tcW w:type="dxa" w:w="2835"/>
+          </w:tcPr>
+          <w:p>
+            <w:pPr>
+              <w:spacing w:line="240" w:lineRule="auto" w:after="0"/>
+              <w:jc w:val="left"/>
+            </w:pPr>
+            <w:r/>
+            <w:r>
+              <w:rPr>
+                <w:rFonts w:ascii="Times New Roman" w:hAnsi="Times New Roman" w:eastAsia="Times New Roman"/>
+                <w:b w:val="0"/>
+                <w:i w:val="0"/>
+                <w:sz w:val="24"/>
+              </w:rPr>
+              <w:t>Число (decimal)</w:t>
+            </w:r>
+          </w:p>
+        </w:tc>
+        <w:tc>
+          <w:tcPr>
+            <w:tcW w:type="dxa" w:w="6520"/>
+          </w:tcPr>
+          <w:p>
+            <w:pPr>
+              <w:spacing w:line="240" w:lineRule="auto" w:after="0"/>
+              <w:jc w:val="left"/>
+            </w:pPr>
+            <w:r/>
+            <w:r>
+              <w:rPr>
+                <w:rFonts w:ascii="Times New Roman" w:hAnsi="Times New Roman" w:eastAsia="Times New Roman"/>
+                <w:b w:val="0"/>
+                <w:i w:val="0"/>
+                <w:sz w:val="24"/>
+              </w:rPr>
+              <w:t>Случайное число из заданного диапазона (100–999).</w:t>
+            </w:r>
+          </w:p>
+        </w:tc>
+      </w:tr>
+      <w:tr>
+        <w:tc>
+          <w:tcPr>
+            <w:tcW w:type="dxa" w:w="2835"/>
+          </w:tcPr>
+          <w:p>
+            <w:pPr>
+              <w:spacing w:line="240" w:lineRule="auto" w:after="0"/>
+              <w:jc w:val="left"/>
+            </w:pPr>
+            <w:r/>
+            <w:r>
+              <w:rPr>
+                <w:rFonts w:ascii="Times New Roman" w:hAnsi="Times New Roman" w:eastAsia="Times New Roman"/>
+                <w:b w:val="0"/>
+                <w:i w:val="0"/>
+                <w:sz w:val="24"/>
+              </w:rPr>
+              <w:t>Дата (date)</w:t>
+            </w:r>
+          </w:p>
+        </w:tc>
+        <w:tc>
+          <w:tcPr>
+            <w:tcW w:type="dxa" w:w="6520"/>
+          </w:tcPr>
+          <w:p>
+            <w:pPr>
+              <w:spacing w:line="240" w:lineRule="auto" w:after="0"/>
+              <w:jc w:val="left"/>
+            </w:pPr>
+            <w:r/>
+            <w:r>
+              <w:rPr>
+                <w:rFonts w:ascii="Times New Roman" w:hAnsi="Times New Roman" w:eastAsia="Times New Roman"/>
+                <w:b w:val="0"/>
+                <w:i w:val="0"/>
+                <w:sz w:val="24"/>
+              </w:rPr>
+              <w:t>Сегодняшняя дата в формате дд.мм.гггг.</w:t>
+            </w:r>
+          </w:p>
+        </w:tc>
+      </w:tr>
+      <w:tr>
+        <w:tc>
+          <w:tcPr>
+            <w:tcW w:type="dxa" w:w="2835"/>
+          </w:tcPr>
+          <w:p>
+            <w:pPr>
+              <w:spacing w:line="240" w:lineRule="auto" w:after="0"/>
+              <w:jc w:val="left"/>
+            </w:pPr>
+            <w:r/>
+            <w:r>
+              <w:rPr>
+                <w:rFonts w:ascii="Times New Roman" w:hAnsi="Times New Roman" w:eastAsia="Times New Roman"/>
+                <w:b w:val="0"/>
+                <w:i w:val="0"/>
+                <w:sz w:val="24"/>
+              </w:rPr>
+              <w:t>Дата-время (dateTime)</w:t>
+            </w:r>
+          </w:p>
+        </w:tc>
+        <w:tc>
+          <w:tcPr>
+            <w:tcW w:type="dxa" w:w="6520"/>
+          </w:tcPr>
+          <w:p>
+            <w:pPr>
+              <w:spacing w:line="240" w:lineRule="auto" w:after="0"/>
+              <w:jc w:val="left"/>
+            </w:pPr>
+            <w:r/>
+            <w:r>
+              <w:rPr>
+                <w:rFonts w:ascii="Times New Roman" w:hAnsi="Times New Roman" w:eastAsia="Times New Roman"/>
+                <w:b w:val="0"/>
+                <w:i w:val="0"/>
+                <w:sz w:val="24"/>
+              </w:rPr>
+              <w:t>Текущий момент со сдвигом назад (минус 10 минут), чтобы значение не оказалось в будущем.</w:t>
+            </w:r>
+          </w:p>
+        </w:tc>
+      </w:tr>
+      <w:tr>
+        <w:tc>
+          <w:tcPr>
+            <w:tcW w:type="dxa" w:w="2835"/>
+          </w:tcPr>
+          <w:p>
+            <w:pPr>
+              <w:spacing w:line="240" w:lineRule="auto" w:after="0"/>
+              <w:jc w:val="left"/>
+            </w:pPr>
+            <w:r/>
+            <w:r>
+              <w:rPr>
+                <w:rFonts w:ascii="Times New Roman" w:hAnsi="Times New Roman" w:eastAsia="Times New Roman"/>
+                <w:b w:val="0"/>
+                <w:i w:val="0"/>
+                <w:sz w:val="24"/>
+              </w:rPr>
+              <w:t>Поле с маской</w:t>
+            </w:r>
+          </w:p>
+        </w:tc>
+        <w:tc>
+          <w:tcPr>
+            <w:tcW w:type="dxa" w:w="6520"/>
+          </w:tcPr>
+          <w:p>
+            <w:pPr>
+              <w:spacing w:line="240" w:lineRule="auto" w:after="0"/>
+              <w:jc w:val="left"/>
+            </w:pPr>
+            <w:r/>
+            <w:r>
+              <w:rPr>
+                <w:rFonts w:ascii="Times New Roman" w:hAnsi="Times New Roman" w:eastAsia="Times New Roman"/>
+                <w:b w:val="0"/>
+                <w:i w:val="0"/>
+                <w:sz w:val="24"/>
+              </w:rPr>
+              <w:t>Значение по грамматике маски (см. таблицу 11); маска-дата даёт корректную текущую дату.</w:t>
+            </w:r>
+          </w:p>
+        </w:tc>
+      </w:tr>
+    </w:tbl>
+    <w:p>
+      <w:pPr>
+        <w:spacing w:after="40"/>
+      </w:pPr>
+    </w:p>
+    <w:p>
+      <w:pPr>
+        <w:spacing w:before="160"/>
+        <w:jc w:val="right"/>
+      </w:pPr>
+      <w:r>
+        <w:rPr>
+          <w:rFonts w:ascii="Times New Roman" w:hAnsi="Times New Roman" w:eastAsia="Times New Roman"/>
+          <w:b w:val="0"/>
+          <w:i w:val="0"/>
+          <w:sz w:val="28"/>
+        </w:rPr>
+        <w:t>Таблица 11</w:t>
+      </w:r>
+    </w:p>
+    <w:p>
+      <w:pPr>
+        <w:spacing w:after="40"/>
+        <w:jc w:val="center"/>
+      </w:pPr>
+      <w:r>
+        <w:rPr>
+          <w:rFonts w:ascii="Times New Roman" w:hAnsi="Times New Roman" w:eastAsia="Times New Roman"/>
+          <w:b w:val="0"/>
+          <w:i w:val="0"/>
+          <w:sz w:val="28"/>
+        </w:rPr>
+        <w:t>Грамматика плейсхолдеров маски</w:t>
+      </w:r>
+    </w:p>
+    <w:tbl>
+      <w:tblPr>
+        <w:tblStyle w:val="TableGrid"/>
+        <w:tblW w:type="auto" w:w="0"/>
+        <w:jc w:val="center"/>
+        <w:tblLook w:firstColumn="1" w:firstRow="1" w:lastColumn="0" w:lastRow="0" w:noHBand="0" w:noVBand="1" w:val="04A0"/>
+      </w:tblPr>
+      <w:tblGrid>
+        <w:gridCol w:w="4844"/>
+        <w:gridCol w:w="4844"/>
+      </w:tblGrid>
+      <w:tr>
+        <w:tc>
+          <w:tcPr>
+            <w:tcW w:type="dxa" w:w="3118"/>
+            <w:shd w:val="clear" w:color="auto" w:fill="D9D9D9"/>
+          </w:tcPr>
+          <w:p>
+            <w:pPr>
+              <w:spacing w:line="240" w:lineRule="auto" w:after="0"/>
+              <w:jc w:val="left"/>
+            </w:pPr>
+            <w:r/>
+            <w:r>
+              <w:rPr>
+                <w:rFonts w:ascii="Times New Roman" w:hAnsi="Times New Roman" w:eastAsia="Times New Roman"/>
+                <w:b/>
+                <w:i w:val="0"/>
+                <w:sz w:val="24"/>
+              </w:rPr>
+              <w:t>Плейсхолдер</w:t>
+            </w:r>
+          </w:p>
+        </w:tc>
+        <w:tc>
+          <w:tcPr>
+            <w:tcW w:type="dxa" w:w="6236"/>
+            <w:shd w:val="clear" w:color="auto" w:fill="D9D9D9"/>
+          </w:tcPr>
+          <w:p>
+            <w:pPr>
+              <w:spacing w:line="240" w:lineRule="auto" w:after="0"/>
+              <w:jc w:val="left"/>
+            </w:pPr>
+            <w:r/>
+            <w:r>
+              <w:rPr>
+                <w:rFonts w:ascii="Times New Roman" w:hAnsi="Times New Roman" w:eastAsia="Times New Roman"/>
+                <w:b/>
+                <w:i w:val="0"/>
+                <w:sz w:val="24"/>
+              </w:rPr>
+              <w:t>Значение позиции</w:t>
+            </w:r>
+          </w:p>
+        </w:tc>
+      </w:tr>
+      <w:tr>
+        <w:tc>
+          <w:tcPr>
+            <w:tcW w:type="dxa" w:w="3118"/>
+          </w:tcPr>
+          <w:p>
+            <w:pPr>
+              <w:spacing w:line="240" w:lineRule="auto" w:after="0"/>
+              <w:jc w:val="left"/>
+            </w:pPr>
+            <w:r/>
+            <w:r>
+              <w:rPr>
+                <w:rFonts w:ascii="Times New Roman" w:hAnsi="Times New Roman" w:eastAsia="Times New Roman"/>
+                <w:b w:val="0"/>
+                <w:i w:val="0"/>
+                <w:sz w:val="24"/>
+              </w:rPr>
+              <w:t>9, 0, #</w:t>
+            </w:r>
+          </w:p>
+        </w:tc>
+        <w:tc>
+          <w:tcPr>
+            <w:tcW w:type="dxa" w:w="6236"/>
+          </w:tcPr>
+          <w:p>
+            <w:pPr>
+              <w:spacing w:line="240" w:lineRule="auto" w:after="0"/>
+              <w:jc w:val="left"/>
+            </w:pPr>
+            <w:r/>
+            <w:r>
+              <w:rPr>
+                <w:rFonts w:ascii="Times New Roman" w:hAnsi="Times New Roman" w:eastAsia="Times New Roman"/>
+                <w:b w:val="0"/>
+                <w:i w:val="0"/>
+                <w:sz w:val="24"/>
+              </w:rPr>
+              <w:t>Цифра.</w:t>
+            </w:r>
+          </w:p>
+        </w:tc>
+      </w:tr>
+      <w:tr>
+        <w:tc>
+          <w:tcPr>
+            <w:tcW w:type="dxa" w:w="3118"/>
+          </w:tcPr>
+          <w:p>
+            <w:pPr>
+              <w:spacing w:line="240" w:lineRule="auto" w:after="0"/>
+              <w:jc w:val="left"/>
+            </w:pPr>
+            <w:r/>
+            <w:r>
+              <w:rPr>
+                <w:rFonts w:ascii="Times New Roman" w:hAnsi="Times New Roman" w:eastAsia="Times New Roman"/>
+                <w:b w:val="0"/>
+                <w:i w:val="0"/>
+                <w:sz w:val="24"/>
+              </w:rPr>
+              <w:t>a, A, L</w:t>
+            </w:r>
+          </w:p>
+        </w:tc>
+        <w:tc>
+          <w:tcPr>
+            <w:tcW w:type="dxa" w:w="6236"/>
+          </w:tcPr>
+          <w:p>
+            <w:pPr>
+              <w:spacing w:line="240" w:lineRule="auto" w:after="0"/>
+              <w:jc w:val="left"/>
+            </w:pPr>
+            <w:r/>
+            <w:r>
+              <w:rPr>
+                <w:rFonts w:ascii="Times New Roman" w:hAnsi="Times New Roman" w:eastAsia="Times New Roman"/>
+                <w:b w:val="0"/>
+                <w:i w:val="0"/>
+                <w:sz w:val="24"/>
+              </w:rPr>
+              <w:t>Буква.</w:t>
+            </w:r>
+          </w:p>
+        </w:tc>
+      </w:tr>
+      <w:tr>
+        <w:tc>
+          <w:tcPr>
+            <w:tcW w:type="dxa" w:w="3118"/>
+          </w:tcPr>
+          <w:p>
+            <w:pPr>
+              <w:spacing w:line="240" w:lineRule="auto" w:after="0"/>
+              <w:jc w:val="left"/>
+            </w:pPr>
+            <w:r/>
+            <w:r>
+              <w:rPr>
+                <w:rFonts w:ascii="Times New Roman" w:hAnsi="Times New Roman" w:eastAsia="Times New Roman"/>
+                <w:b w:val="0"/>
+                <w:i w:val="0"/>
+                <w:sz w:val="24"/>
+              </w:rPr>
+              <w:t>X, x, *, ?</w:t>
+            </w:r>
+          </w:p>
+        </w:tc>
+        <w:tc>
+          <w:tcPr>
+            <w:tcW w:type="dxa" w:w="6236"/>
+          </w:tcPr>
+          <w:p>
+            <w:pPr>
+              <w:spacing w:line="240" w:lineRule="auto" w:after="0"/>
+              <w:jc w:val="left"/>
+            </w:pPr>
+            <w:r/>
+            <w:r>
+              <w:rPr>
+                <w:rFonts w:ascii="Times New Roman" w:hAnsi="Times New Roman" w:eastAsia="Times New Roman"/>
+                <w:b w:val="0"/>
+                <w:i w:val="0"/>
+                <w:sz w:val="24"/>
+              </w:rPr>
+              <w:t>Любой символ.</w:t>
+            </w:r>
+          </w:p>
+        </w:tc>
+      </w:tr>
+      <w:tr>
+        <w:tc>
+          <w:tcPr>
+            <w:tcW w:type="dxa" w:w="3118"/>
+          </w:tcPr>
+          <w:p>
+            <w:pPr>
+              <w:spacing w:line="240" w:lineRule="auto" w:after="0"/>
+              <w:jc w:val="left"/>
+            </w:pPr>
+            <w:r/>
+            <w:r>
+              <w:rPr>
+                <w:rFonts w:ascii="Times New Roman" w:hAnsi="Times New Roman" w:eastAsia="Times New Roman"/>
+                <w:b w:val="0"/>
+                <w:i w:val="0"/>
+                <w:sz w:val="24"/>
+              </w:rPr>
+              <w:t>прочие символы (-, /, ., пробел)</w:t>
+            </w:r>
+          </w:p>
+        </w:tc>
+        <w:tc>
+          <w:tcPr>
+            <w:tcW w:type="dxa" w:w="6236"/>
+          </w:tcPr>
+          <w:p>
+            <w:pPr>
+              <w:spacing w:line="240" w:lineRule="auto" w:after="0"/>
+              <w:jc w:val="left"/>
+            </w:pPr>
+            <w:r/>
+            <w:r>
+              <w:rPr>
+                <w:rFonts w:ascii="Times New Roman" w:hAnsi="Times New Roman" w:eastAsia="Times New Roman"/>
+                <w:b w:val="0"/>
+                <w:i w:val="0"/>
+                <w:sz w:val="24"/>
+              </w:rPr>
+              <w:t>Литеральный разделитель — переносится в значение как есть.</w:t>
+            </w:r>
+          </w:p>
+        </w:tc>
+      </w:tr>
+      <w:tr>
+        <w:tc>
+          <w:tcPr>
+            <w:tcW w:type="dxa" w:w="3118"/>
+          </w:tcPr>
+          <w:p>
+            <w:pPr>
+              <w:spacing w:line="240" w:lineRule="auto" w:after="0"/>
+              <w:jc w:val="left"/>
+            </w:pPr>
+            <w:r/>
+            <w:r>
+              <w:rPr>
+                <w:rFonts w:ascii="Times New Roman" w:hAnsi="Times New Roman" w:eastAsia="Times New Roman"/>
+                <w:b w:val="0"/>
+                <w:i w:val="0"/>
+                <w:sz w:val="24"/>
+              </w:rPr>
+              <w:t>маска вида 99.99.9999</w:t>
+            </w:r>
+          </w:p>
+        </w:tc>
+        <w:tc>
+          <w:tcPr>
+            <w:tcW w:type="dxa" w:w="6236"/>
+          </w:tcPr>
+          <w:p>
+            <w:pPr>
+              <w:spacing w:line="240" w:lineRule="auto" w:after="0"/>
+              <w:jc w:val="left"/>
+            </w:pPr>
+            <w:r/>
+            <w:r>
+              <w:rPr>
+                <w:rFonts w:ascii="Times New Roman" w:hAnsi="Times New Roman" w:eastAsia="Times New Roman"/>
+                <w:b w:val="0"/>
+                <w:i w:val="0"/>
+                <w:sz w:val="24"/>
+              </w:rPr>
+              <w:t>Распознаётся как дата — подставляется корректная текущая дата.</w:t>
+            </w:r>
+          </w:p>
+        </w:tc>
+      </w:tr>
+      <w:tr>
+        <w:tc>
+          <w:tcPr>
+            <w:tcW w:type="dxa" w:w="3118"/>
+          </w:tcPr>
+          <w:p>
+            <w:pPr>
+              <w:spacing w:line="240" w:lineRule="auto" w:after="0"/>
+              <w:jc w:val="left"/>
+            </w:pPr>
+            <w:r/>
+            <w:r>
+              <w:rPr>
+                <w:rFonts w:ascii="Times New Roman" w:hAnsi="Times New Roman" w:eastAsia="Times New Roman"/>
+                <w:b w:val="0"/>
+                <w:i w:val="0"/>
+                <w:sz w:val="24"/>
+              </w:rPr>
+              <w:t>маска вида 99.99.9999 99:99</w:t>
+            </w:r>
+          </w:p>
+        </w:tc>
+        <w:tc>
+          <w:tcPr>
+            <w:tcW w:type="dxa" w:w="6236"/>
+          </w:tcPr>
+          <w:p>
+            <w:pPr>
+              <w:spacing w:line="240" w:lineRule="auto" w:after="0"/>
+              <w:jc w:val="left"/>
+            </w:pPr>
+            <w:r/>
+            <w:r>
+              <w:rPr>
+                <w:rFonts w:ascii="Times New Roman" w:hAnsi="Times New Roman" w:eastAsia="Times New Roman"/>
+                <w:b w:val="0"/>
+                <w:i w:val="0"/>
+                <w:sz w:val="24"/>
+              </w:rPr>
+              <w:t>Распознаётся как дата-время — подставляется текущий момент.</w:t>
+            </w:r>
+          </w:p>
+        </w:tc>
+      </w:tr>
+    </w:tbl>
+    <w:p>
+      <w:pPr>
+        <w:spacing w:after="40"/>
+      </w:pPr>
     </w:p>
     <w:p>
       <w:pPr>
@@ -2194,7 +5869,7 @@
           <w:i w:val="0"/>
           <w:sz w:val="28"/>
         </w:rPr>
-        <w:t>Генератор псевдослучайных значений инициализируется фиксированным начальным значением, поэтому при повторной генерации подбираются те же данные — это поддерживает воспроизводимость тестового набора.</w:t>
+        <w:t>Генератор псевдослучайных значений инициализируется фиксированным начальным значением, поэтому при повторной генерации подбираются те же данные — это поддерживает воспроизводимость тестового набора. Подбор корректных значений для обязательных полей и учёт масок снижают долю отказов формы по причине некорректного ввода и повышают долю содержательно выполненных проверок.</w:t>
       </w:r>
     </w:p>
     <w:p>
@@ -2224,7 +5899,7 @@
           <w:i w:val="0"/>
           <w:sz w:val="28"/>
         </w:rPr>
-        <w:t>Состав проверок для каждой тестируемой сущности определяется её описанием в модели: набором обязательных полей, перечнем допустимых действий (Modifier) и связанными поисками. Предусмотрены три уровня покрытия — смоук, базовый и полный, — отличающиеся глубиной проверок. Перечень формируемых проверок приведён в таблице 4.</w:t>
+        <w:t>Состав проверок для каждой тестируемой сущности определяется её описанием в модели: набором обязательных полей, перечнем допустимых действий (Modifier) и связанными поисками. Перечень формируемых проверок приведён в таблице 12. Проверки внутри класса упорядочены так, чтобы сначала выполнялись смоук-проверки (доступность полей), затем — проверки валидации, операции создания/изменения/удаления и поиски.</w:t>
       </w:r>
     </w:p>
     <w:p>
@@ -2239,7 +5914,7 @@
           <w:i w:val="0"/>
           <w:sz w:val="28"/>
         </w:rPr>
-        <w:t>Таблица 4</w:t>
+        <w:t>Таблица 12</w:t>
       </w:r>
     </w:p>
     <w:p>
@@ -2272,7 +5947,7 @@
       <w:tr>
         <w:tc>
           <w:tcPr>
-            <w:tcW w:type="dxa" w:w="2381"/>
+            <w:tcW w:type="dxa" w:w="2268"/>
             <w:shd w:val="clear" w:color="auto" w:fill="D9D9D9"/>
           </w:tcPr>
           <w:p>
@@ -2316,7 +5991,7 @@
         </w:tc>
         <w:tc>
           <w:tcPr>
-            <w:tcW w:type="dxa" w:w="3969"/>
+            <w:tcW w:type="dxa" w:w="4082"/>
             <w:shd w:val="clear" w:color="auto" w:fill="D9D9D9"/>
           </w:tcPr>
           <w:p>
@@ -2340,7 +6015,7 @@
       <w:tr>
         <w:tc>
           <w:tcPr>
-            <w:tcW w:type="dxa" w:w="2381"/>
+            <w:tcW w:type="dxa" w:w="2268"/>
           </w:tcPr>
           <w:p>
             <w:pPr>
@@ -2382,7 +6057,7 @@
         </w:tc>
         <w:tc>
           <w:tcPr>
-            <w:tcW w:type="dxa" w:w="3969"/>
+            <w:tcW w:type="dxa" w:w="4082"/>
           </w:tcPr>
           <w:p>
             <w:pPr>
@@ -2405,7 +6080,7 @@
       <w:tr>
         <w:tc>
           <w:tcPr>
-            <w:tcW w:type="dxa" w:w="2381"/>
+            <w:tcW w:type="dxa" w:w="2268"/>
           </w:tcPr>
           <w:p>
             <w:pPr>
@@ -2447,7 +6122,7 @@
         </w:tc>
         <w:tc>
           <w:tcPr>
-            <w:tcW w:type="dxa" w:w="3969"/>
+            <w:tcW w:type="dxa" w:w="4082"/>
           </w:tcPr>
           <w:p>
             <w:pPr>
@@ -2470,7 +6145,7 @@
       <w:tr>
         <w:tc>
           <w:tcPr>
-            <w:tcW w:type="dxa" w:w="2381"/>
+            <w:tcW w:type="dxa" w:w="2268"/>
           </w:tcPr>
           <w:p>
             <w:pPr>
@@ -2512,7 +6187,7 @@
         </w:tc>
         <w:tc>
           <w:tcPr>
-            <w:tcW w:type="dxa" w:w="3969"/>
+            <w:tcW w:type="dxa" w:w="4082"/>
           </w:tcPr>
           <w:p>
             <w:pPr>
@@ -2535,7 +6210,7 @@
       <w:tr>
         <w:tc>
           <w:tcPr>
-            <w:tcW w:type="dxa" w:w="2381"/>
+            <w:tcW w:type="dxa" w:w="2268"/>
           </w:tcPr>
           <w:p>
             <w:pPr>
@@ -2577,7 +6252,7 @@
         </w:tc>
         <w:tc>
           <w:tcPr>
-            <w:tcW w:type="dxa" w:w="3969"/>
+            <w:tcW w:type="dxa" w:w="4082"/>
           </w:tcPr>
           <w:p>
             <w:pPr>
@@ -2600,7 +6275,7 @@
       <w:tr>
         <w:tc>
           <w:tcPr>
-            <w:tcW w:type="dxa" w:w="2381"/>
+            <w:tcW w:type="dxa" w:w="2268"/>
           </w:tcPr>
           <w:p>
             <w:pPr>
@@ -2642,7 +6317,7 @@
         </w:tc>
         <w:tc>
           <w:tcPr>
-            <w:tcW w:type="dxa" w:w="3969"/>
+            <w:tcW w:type="dxa" w:w="4082"/>
           </w:tcPr>
           <w:p>
             <w:pPr>
@@ -2665,7 +6340,7 @@
       <w:tr>
         <w:tc>
           <w:tcPr>
-            <w:tcW w:type="dxa" w:w="2381"/>
+            <w:tcW w:type="dxa" w:w="2268"/>
           </w:tcPr>
           <w:p>
             <w:pPr>
@@ -2707,7 +6382,7 @@
         </w:tc>
         <w:tc>
           <w:tcPr>
-            <w:tcW w:type="dxa" w:w="3969"/>
+            <w:tcW w:type="dxa" w:w="4082"/>
           </w:tcPr>
           <w:p>
             <w:pPr>
@@ -2730,7 +6405,7 @@
       <w:tr>
         <w:tc>
           <w:tcPr>
-            <w:tcW w:type="dxa" w:w="2381"/>
+            <w:tcW w:type="dxa" w:w="2268"/>
           </w:tcPr>
           <w:p>
             <w:pPr>
@@ -2772,7 +6447,7 @@
         </w:tc>
         <w:tc>
           <w:tcPr>
-            <w:tcW w:type="dxa" w:w="3969"/>
+            <w:tcW w:type="dxa" w:w="4082"/>
           </w:tcPr>
           <w:p>
             <w:pPr>
@@ -2795,7 +6470,7 @@
       <w:tr>
         <w:tc>
           <w:tcPr>
-            <w:tcW w:type="dxa" w:w="2381"/>
+            <w:tcW w:type="dxa" w:w="2268"/>
           </w:tcPr>
           <w:p>
             <w:pPr>
@@ -2837,7 +6512,7 @@
         </w:tc>
         <w:tc>
           <w:tcPr>
-            <w:tcW w:type="dxa" w:w="3969"/>
+            <w:tcW w:type="dxa" w:w="4082"/>
           </w:tcPr>
           <w:p>
             <w:pPr>
@@ -2860,7 +6535,7 @@
       <w:tr>
         <w:tc>
           <w:tcPr>
-            <w:tcW w:type="dxa" w:w="2381"/>
+            <w:tcW w:type="dxa" w:w="2268"/>
           </w:tcPr>
           <w:p>
             <w:pPr>
@@ -2902,7 +6577,7 @@
         </w:tc>
         <w:tc>
           <w:tcPr>
-            <w:tcW w:type="dxa" w:w="3969"/>
+            <w:tcW w:type="dxa" w:w="4082"/>
           </w:tcPr>
           <w:p>
             <w:pPr>
@@ -2955,7 +6630,7 @@
           <w:i w:val="0"/>
           <w:sz w:val="28"/>
         </w:rPr>
-        <w:t>Запуск сгенерированных тестов выполняется средствами системы сборки Maven в стандартной фазе выполнения тестов через подключаемый модуль Surefire. Surefire выполняет тесты и формирует отчёты в формате XML в каталоге результатов. Тесты управляют реальным браузером через Selenium WebDriver: открывают тестируемое приложение, выполняют вход, навигацию и проверки, попутно сохраняя снимки экрана по шагам.</w:t>
+        <w:t>Запуск сгенерированных тестов выполняется средствами системы сборки Maven в стандартной фазе выполнения тестов через подключаемый модуль Surefire, который выполняет тесты и формирует отчёты в формате XML. Тесты управляют реальным браузером через Selenium WebDriver: вход в систему и выбор подсистемы выполняются один раз общим драйвером и переиспользуются, после чего для каждой сущности выполняются навигация и проверки с сохранением снимков экрана по шагам. Запускается весь сгенерированный набор тестов.</w:t>
       </w:r>
     </w:p>
     <w:p>
@@ -2970,7 +6645,7 @@
           <w:i w:val="0"/>
           <w:sz w:val="28"/>
         </w:rPr>
-        <w:t>Анализ результатов (рисунок 9) состоит в чтении XML-отчётов тем же потоковым методом, что и при разборе модели, извлечении из них статусов тестов (успех, отказ, пропуск), сообщений об ошибках и длительностей. По извлечённым данным формируется агрегированная статистика прогона; снимки экрана сопоставляются с соответствующими тест-кейсами по соглашению об именах файлов. Итоги выгружаются в автономные отчёты (HTML и CSV) и сохраняются в базе отчётов для последующего просмотра истории прогонов.</w:t>
+        <w:t>Анализ результатов (рисунок 11) состоит в чтении XML-отчётов тем же потоковым методом, что и при разборе модели, извлечении из них статусов тестов (успех, отказ, пропуск), сообщений об ошибках и длительностей. По извлечённым данным формируется агрегированная статистика прогона; снимки экрана сопоставляются с соответствующими тест-кейсами по соглашению об именах файлов. Итоги выгружаются в автономные отчёты и сохраняются в базе отчётов для просмотра истории прогонов. Перечень формируемых артефактов приведён в таблице 13.</w:t>
       </w:r>
     </w:p>
     <w:p>
@@ -2983,7 +6658,7 @@
         <w:drawing>
           <wp:inline xmlns:a="http://schemas.openxmlformats.org/drawingml/2006/main" xmlns:pic="http://schemas.openxmlformats.org/drawingml/2006/picture">
             <wp:extent cx="2520000" cy="3632355"/>
-            <wp:docPr id="9" name="Picture 9"/>
+            <wp:docPr id="11" name="Picture 11"/>
             <wp:cNvGraphicFramePr>
               <a:graphicFrameLocks noChangeAspect="1"/>
             </wp:cNvGraphicFramePr>
@@ -2995,7 +6670,7 @@
                     <pic:cNvPicPr/>
                   </pic:nvPicPr>
                   <pic:blipFill>
-                    <a:blip r:embed="rId17"/>
+                    <a:blip r:embed="rId19"/>
                     <a:stretch>
                       <a:fillRect/>
                     </a:stretch>
@@ -3026,7 +6701,335 @@
           <w:i w:val="0"/>
           <w:sz w:val="28"/>
         </w:rPr>
-        <w:t>Рисунок 9 – Алгоритм запуска тестов и анализа результатов</w:t>
+        <w:t>Рисунок 11 – Алгоритм запуска тестов и анализа результатов</w:t>
+      </w:r>
+    </w:p>
+    <w:p>
+      <w:pPr>
+        <w:spacing w:before="160"/>
+        <w:jc w:val="right"/>
+      </w:pPr>
+      <w:r>
+        <w:rPr>
+          <w:rFonts w:ascii="Times New Roman" w:hAnsi="Times New Roman" w:eastAsia="Times New Roman"/>
+          <w:b w:val="0"/>
+          <w:i w:val="0"/>
+          <w:sz w:val="28"/>
+        </w:rPr>
+        <w:t>Таблица 13</w:t>
+      </w:r>
+    </w:p>
+    <w:p>
+      <w:pPr>
+        <w:spacing w:after="40"/>
+        <w:jc w:val="center"/>
+      </w:pPr>
+      <w:r>
+        <w:rPr>
+          <w:rFonts w:ascii="Times New Roman" w:hAnsi="Times New Roman" w:eastAsia="Times New Roman"/>
+          <w:b w:val="0"/>
+          <w:i w:val="0"/>
+          <w:sz w:val="28"/>
+        </w:rPr>
+        <w:t>Артефакты запуска и отчётности</w:t>
+      </w:r>
+    </w:p>
+    <w:tbl>
+      <w:tblPr>
+        <w:tblStyle w:val="TableGrid"/>
+        <w:tblW w:type="auto" w:w="0"/>
+        <w:jc w:val="center"/>
+        <w:tblLook w:firstColumn="1" w:firstRow="1" w:lastColumn="0" w:lastRow="0" w:noHBand="0" w:noVBand="1" w:val="04A0"/>
+      </w:tblPr>
+      <w:tblGrid>
+        <w:gridCol w:w="4844"/>
+        <w:gridCol w:w="4844"/>
+      </w:tblGrid>
+      <w:tr>
+        <w:tc>
+          <w:tcPr>
+            <w:tcW w:type="dxa" w:w="2551"/>
+            <w:shd w:val="clear" w:color="auto" w:fill="D9D9D9"/>
+          </w:tcPr>
+          <w:p>
+            <w:pPr>
+              <w:spacing w:line="240" w:lineRule="auto" w:after="0"/>
+              <w:jc w:val="left"/>
+            </w:pPr>
+            <w:r/>
+            <w:r>
+              <w:rPr>
+                <w:rFonts w:ascii="Times New Roman" w:hAnsi="Times New Roman" w:eastAsia="Times New Roman"/>
+                <w:b/>
+                <w:i w:val="0"/>
+                <w:sz w:val="24"/>
+              </w:rPr>
+              <w:t>Артефакт</w:t>
+            </w:r>
+          </w:p>
+        </w:tc>
+        <w:tc>
+          <w:tcPr>
+            <w:tcW w:type="dxa" w:w="6803"/>
+            <w:shd w:val="clear" w:color="auto" w:fill="D9D9D9"/>
+          </w:tcPr>
+          <w:p>
+            <w:pPr>
+              <w:spacing w:line="240" w:lineRule="auto" w:after="0"/>
+              <w:jc w:val="left"/>
+            </w:pPr>
+            <w:r/>
+            <w:r>
+              <w:rPr>
+                <w:rFonts w:ascii="Times New Roman" w:hAnsi="Times New Roman" w:eastAsia="Times New Roman"/>
+                <w:b/>
+                <w:i w:val="0"/>
+                <w:sz w:val="24"/>
+              </w:rPr>
+              <w:t>Содержание</w:t>
+            </w:r>
+          </w:p>
+        </w:tc>
+      </w:tr>
+      <w:tr>
+        <w:tc>
+          <w:tcPr>
+            <w:tcW w:type="dxa" w:w="2551"/>
+          </w:tcPr>
+          <w:p>
+            <w:pPr>
+              <w:spacing w:line="240" w:lineRule="auto" w:after="0"/>
+              <w:jc w:val="left"/>
+            </w:pPr>
+            <w:r/>
+            <w:r>
+              <w:rPr>
+                <w:rFonts w:ascii="Times New Roman" w:hAnsi="Times New Roman" w:eastAsia="Times New Roman"/>
+                <w:b w:val="0"/>
+                <w:i w:val="0"/>
+                <w:sz w:val="24"/>
+              </w:rPr>
+              <w:t>XML-отчёты Surefire</w:t>
+            </w:r>
+          </w:p>
+        </w:tc>
+        <w:tc>
+          <w:tcPr>
+            <w:tcW w:type="dxa" w:w="6803"/>
+          </w:tcPr>
+          <w:p>
+            <w:pPr>
+              <w:spacing w:line="240" w:lineRule="auto" w:after="0"/>
+              <w:jc w:val="left"/>
+            </w:pPr>
+            <w:r/>
+            <w:r>
+              <w:rPr>
+                <w:rFonts w:ascii="Times New Roman" w:hAnsi="Times New Roman" w:eastAsia="Times New Roman"/>
+                <w:b w:val="0"/>
+                <w:i w:val="0"/>
+                <w:sz w:val="24"/>
+              </w:rPr>
+              <w:t>Машиночитаемые результаты по тест-классам; разбираются для построения сводки.</w:t>
+            </w:r>
+          </w:p>
+        </w:tc>
+      </w:tr>
+      <w:tr>
+        <w:tc>
+          <w:tcPr>
+            <w:tcW w:type="dxa" w:w="2551"/>
+          </w:tcPr>
+          <w:p>
+            <w:pPr>
+              <w:spacing w:line="240" w:lineRule="auto" w:after="0"/>
+              <w:jc w:val="left"/>
+            </w:pPr>
+            <w:r/>
+            <w:r>
+              <w:rPr>
+                <w:rFonts w:ascii="Times New Roman" w:hAnsi="Times New Roman" w:eastAsia="Times New Roman"/>
+                <w:b w:val="0"/>
+                <w:i w:val="0"/>
+                <w:sz w:val="24"/>
+              </w:rPr>
+              <w:t>HTML-отчёт прогона</w:t>
+            </w:r>
+          </w:p>
+        </w:tc>
+        <w:tc>
+          <w:tcPr>
+            <w:tcW w:type="dxa" w:w="6803"/>
+          </w:tcPr>
+          <w:p>
+            <w:pPr>
+              <w:spacing w:line="240" w:lineRule="auto" w:after="0"/>
+              <w:jc w:val="left"/>
+            </w:pPr>
+            <w:r/>
+            <w:r>
+              <w:rPr>
+                <w:rFonts w:ascii="Times New Roman" w:hAnsi="Times New Roman" w:eastAsia="Times New Roman"/>
+                <w:b w:val="0"/>
+                <w:i w:val="0"/>
+                <w:sz w:val="24"/>
+              </w:rPr>
+              <w:t>Автономный отчёт со сводкой, шагами и снимками экрана.</w:t>
+            </w:r>
+          </w:p>
+        </w:tc>
+      </w:tr>
+      <w:tr>
+        <w:tc>
+          <w:tcPr>
+            <w:tcW w:type="dxa" w:w="2551"/>
+          </w:tcPr>
+          <w:p>
+            <w:pPr>
+              <w:spacing w:line="240" w:lineRule="auto" w:after="0"/>
+              <w:jc w:val="left"/>
+            </w:pPr>
+            <w:r/>
+            <w:r>
+              <w:rPr>
+                <w:rFonts w:ascii="Times New Roman" w:hAnsi="Times New Roman" w:eastAsia="Times New Roman"/>
+                <w:b w:val="0"/>
+                <w:i w:val="0"/>
+                <w:sz w:val="24"/>
+              </w:rPr>
+              <w:t>CSV-выгрузка</w:t>
+            </w:r>
+          </w:p>
+        </w:tc>
+        <w:tc>
+          <w:tcPr>
+            <w:tcW w:type="dxa" w:w="6803"/>
+          </w:tcPr>
+          <w:p>
+            <w:pPr>
+              <w:spacing w:line="240" w:lineRule="auto" w:after="0"/>
+              <w:jc w:val="left"/>
+            </w:pPr>
+            <w:r/>
+            <w:r>
+              <w:rPr>
+                <w:rFonts w:ascii="Times New Roman" w:hAnsi="Times New Roman" w:eastAsia="Times New Roman"/>
+                <w:b w:val="0"/>
+                <w:i w:val="0"/>
+                <w:sz w:val="24"/>
+              </w:rPr>
+              <w:t>Результаты по тест-кейсам в табличном виде для дальнейшей обработки.</w:t>
+            </w:r>
+          </w:p>
+        </w:tc>
+      </w:tr>
+      <w:tr>
+        <w:tc>
+          <w:tcPr>
+            <w:tcW w:type="dxa" w:w="2551"/>
+          </w:tcPr>
+          <w:p>
+            <w:pPr>
+              <w:spacing w:line="240" w:lineRule="auto" w:after="0"/>
+              <w:jc w:val="left"/>
+            </w:pPr>
+            <w:r/>
+            <w:r>
+              <w:rPr>
+                <w:rFonts w:ascii="Times New Roman" w:hAnsi="Times New Roman" w:eastAsia="Times New Roman"/>
+                <w:b w:val="0"/>
+                <w:i w:val="0"/>
+                <w:sz w:val="24"/>
+              </w:rPr>
+              <w:t>Снимки экрана</w:t>
+            </w:r>
+          </w:p>
+        </w:tc>
+        <w:tc>
+          <w:tcPr>
+            <w:tcW w:type="dxa" w:w="6803"/>
+          </w:tcPr>
+          <w:p>
+            <w:pPr>
+              <w:spacing w:line="240" w:lineRule="auto" w:after="0"/>
+              <w:jc w:val="left"/>
+            </w:pPr>
+            <w:r/>
+            <w:r>
+              <w:rPr>
+                <w:rFonts w:ascii="Times New Roman" w:hAnsi="Times New Roman" w:eastAsia="Times New Roman"/>
+                <w:b w:val="0"/>
+                <w:i w:val="0"/>
+                <w:sz w:val="24"/>
+              </w:rPr>
+              <w:t>Покадровая запись хода проверок (по шагам каждого теста).</w:t>
+            </w:r>
+          </w:p>
+        </w:tc>
+      </w:tr>
+      <w:tr>
+        <w:tc>
+          <w:tcPr>
+            <w:tcW w:type="dxa" w:w="2551"/>
+          </w:tcPr>
+          <w:p>
+            <w:pPr>
+              <w:spacing w:line="240" w:lineRule="auto" w:after="0"/>
+              <w:jc w:val="left"/>
+            </w:pPr>
+            <w:r/>
+            <w:r>
+              <w:rPr>
+                <w:rFonts w:ascii="Times New Roman" w:hAnsi="Times New Roman" w:eastAsia="Times New Roman"/>
+                <w:b w:val="0"/>
+                <w:i w:val="0"/>
+                <w:sz w:val="24"/>
+              </w:rPr>
+              <w:t>База отчётов (SQLite)</w:t>
+            </w:r>
+          </w:p>
+        </w:tc>
+        <w:tc>
+          <w:tcPr>
+            <w:tcW w:type="dxa" w:w="6803"/>
+          </w:tcPr>
+          <w:p>
+            <w:pPr>
+              <w:spacing w:line="240" w:lineRule="auto" w:after="0"/>
+              <w:jc w:val="left"/>
+            </w:pPr>
+            <w:r/>
+            <w:r>
+              <w:rPr>
+                <w:rFonts w:ascii="Times New Roman" w:hAnsi="Times New Roman" w:eastAsia="Times New Roman"/>
+                <w:b w:val="0"/>
+                <w:i w:val="0"/>
+                <w:sz w:val="24"/>
+              </w:rPr>
+              <w:t>История прогонов: сведения о запуске и результаты отдельных тест-кейсов.</w:t>
+            </w:r>
+          </w:p>
+        </w:tc>
+      </w:tr>
+    </w:tbl>
+    <w:p>
+      <w:pPr>
+        <w:spacing w:after="40"/>
+      </w:pPr>
+    </w:p>
+    <w:p>
+      <w:pPr>
+        <w:ind w:firstLine="425"/>
+        <w:jc w:val="both"/>
+      </w:pPr>
+      <w:r>
+        <w:rPr>
+          <w:rFonts w:ascii="Times New Roman" w:hAnsi="Times New Roman" w:eastAsia="Times New Roman"/>
+          <w:b w:val="0"/>
+          <w:i w:val="0"/>
+          <w:sz w:val="28"/>
+        </w:rPr>
+        <w:t>Для хранения истории прогонов применяется встраиваемая СУБД SQLite, не требующая отдельного серверного процесса; база располагается в одном файле и создаётся автоматически при первом запуске. В неё сохраняются сведения о каждом прогоне (дата, исходный файл, итоговые показатели) и результаты отдельных тест-кейсов, что позволяет сравнивать прогоны и отслеживать динамику.</w:t>
       </w:r>
     </w:p>
     <w:p>
@@ -3041,22 +7044,7 @@
           <w:i w:val="0"/>
           <w:sz w:val="28"/>
         </w:rPr>
-        <w:t>Для хранения истории прогонов применяется встраиваемая СУБД, не требующая отдельного серверного процесса; база располагается в одном файле и создаётся автоматически при первом запуске. В неё сохраняются сведения о каждом прогоне (дата, исходный файл, итоговые показатели) и результаты отдельных тест-кейсов.</w:t>
-      </w:r>
-    </w:p>
-    <w:p>
-      <w:pPr>
-        <w:ind w:firstLine="425"/>
-        <w:jc w:val="both"/>
-      </w:pPr>
-      <w:r>
-        <w:rPr>
-          <w:rFonts w:ascii="Times New Roman" w:hAnsi="Times New Roman" w:eastAsia="Times New Roman"/>
-          <w:b w:val="0"/>
-          <w:i w:val="0"/>
-          <w:sz w:val="28"/>
-        </w:rPr>
-        <w:t>Таким образом, для решения поставленной задачи выбраны и обоснованы следующие методы и алгоритмы: потоковый разбор XML-модели (StAX), классификация сущностей по доступности из интерфейса, шаблонная генерация тестового проекта с организацией тестов по паттерну Page Object, подбор тестовых данных по типу и маске, запуск тестов средствами Maven Surefire с последующим разбором отчётов и сохранением истории. Совокупность этих методов образует воспроизводимый конвейер преобразования XML-метамодели в выполненные автотесты. Проектирование структур данных и классов, реализующих описанные алгоритмы, выполняется в последующих разделах (1.4–1.5).</w:t>
+        <w:t>Таким образом, для решения поставленной задачи выбраны и обоснованы следующие методы и алгоритмы: потоковый разбор XML-модели (StAX) как наиболее экономичный и управляемый способ чтения метамодели; классификация сущностей по доступности из интерфейса, исключающая бессмысленные тесты; шаблонная генерация тестового проекта с организацией тестов по паттерну Page Object, изолирующему специфику платформы E3Core; подбор тестовых данных по типу и маске с обеспечением воспроизводимости; запуск тестов средствами Maven Surefire с последующим разбором отчётов и сохранением истории. Совокупность этих методов образует воспроизводимый конвейер преобразования XML-метамодели в выполненные автотесты. Проектирование структур данных и классов, реализующих описанные алгоритмы, выполняется в последующих разделах (1.4–1.5).</w:t>
       </w:r>
     </w:p>
     <w:sectPr>

--- a/Раздел_1.3_исправленный.docx
+++ b/Раздел_1.3_исправленный.docx
@@ -56,7 +56,7 @@
       <w:r>
         <w:drawing>
           <wp:inline xmlns:a="http://schemas.openxmlformats.org/drawingml/2006/main" xmlns:pic="http://schemas.openxmlformats.org/drawingml/2006/picture">
-            <wp:extent cx="4140000" cy="4199876"/>
+            <wp:extent cx="4140000" cy="5137590"/>
             <wp:docPr id="1" name="Picture 1"/>
             <wp:cNvGraphicFramePr>
               <a:graphicFrameLocks noChangeAspect="1"/>
@@ -77,7 +77,7 @@
                   <pic:spPr>
                     <a:xfrm>
                       <a:off x="0" y="0"/>
-                      <a:ext cx="4140000" cy="4199876"/>
+                      <a:ext cx="4140000" cy="5137590"/>
                     </a:xfrm>
                     <a:prstGeom prst="rect"/>
                   </pic:spPr>
@@ -345,21 +345,6 @@
     </w:p>
     <w:p>
       <w:pPr>
-        <w:keepNext/>
-        <w:spacing w:before="160" w:after="40"/>
-      </w:pPr>
-      <w:r>
-        <w:rPr>
-          <w:rFonts w:ascii="Times New Roman" w:hAnsi="Times New Roman" w:eastAsia="Times New Roman"/>
-          <w:b/>
-          <w:i w:val="0"/>
-          <w:sz w:val="28"/>
-        </w:rPr>
-        <w:t>Платформа E3Core как источник обрабатываемой информации</w:t>
-      </w:r>
-    </w:p>
-    <w:p>
-      <w:pPr>
         <w:ind w:firstLine="425"/>
         <w:jc w:val="both"/>
       </w:pPr>
@@ -397,7 +382,7 @@
       <w:r>
         <w:drawing>
           <wp:inline xmlns:a="http://schemas.openxmlformats.org/drawingml/2006/main" xmlns:pic="http://schemas.openxmlformats.org/drawingml/2006/picture">
-            <wp:extent cx="5040000" cy="2955215"/>
+            <wp:extent cx="5040000" cy="2964144"/>
             <wp:docPr id="2" name="Picture 2"/>
             <wp:cNvGraphicFramePr>
               <a:graphicFrameLocks noChangeAspect="1"/>
@@ -418,7 +403,7 @@
                   <pic:spPr>
                     <a:xfrm>
                       <a:off x="0" y="0"/>
-                      <a:ext cx="5040000" cy="2955215"/>
+                      <a:ext cx="5040000" cy="2964144"/>
                     </a:xfrm>
                     <a:prstGeom prst="rect"/>
                   </pic:spPr>
@@ -789,21 +774,6 @@
     </w:p>
     <w:p>
       <w:pPr>
-        <w:keepNext/>
-        <w:spacing w:before="160" w:after="40"/>
-      </w:pPr>
-      <w:r>
-        <w:rPr>
-          <w:rFonts w:ascii="Times New Roman" w:hAnsi="Times New Roman" w:eastAsia="Times New Roman"/>
-          <w:b/>
-          <w:i w:val="0"/>
-          <w:sz w:val="28"/>
-        </w:rPr>
-        <w:t>Тестируемое приложение</w:t>
-      </w:r>
-    </w:p>
-    <w:p>
-      <w:pPr>
         <w:ind w:firstLine="425"/>
         <w:jc w:val="both"/>
       </w:pPr>
@@ -826,7 +796,7 @@
       <w:r>
         <w:drawing>
           <wp:inline xmlns:a="http://schemas.openxmlformats.org/drawingml/2006/main" xmlns:pic="http://schemas.openxmlformats.org/drawingml/2006/picture">
-            <wp:extent cx="3420000" cy="5790920"/>
+            <wp:extent cx="3420000" cy="5826667"/>
             <wp:docPr id="3" name="Picture 3"/>
             <wp:cNvGraphicFramePr>
               <a:graphicFrameLocks noChangeAspect="1"/>
@@ -847,7 +817,7 @@
                   <pic:spPr>
                     <a:xfrm>
                       <a:off x="0" y="0"/>
-                      <a:ext cx="3420000" cy="5790920"/>
+                      <a:ext cx="3420000" cy="5826667"/>
                     </a:xfrm>
                     <a:prstGeom prst="rect"/>
                   </pic:spPr>
@@ -1438,21 +1408,6 @@
     </w:p>
     <w:p>
       <w:pPr>
-        <w:keepNext/>
-        <w:spacing w:before="160" w:after="40"/>
-      </w:pPr>
-      <w:r>
-        <w:rPr>
-          <w:rFonts w:ascii="Times New Roman" w:hAnsi="Times New Roman" w:eastAsia="Times New Roman"/>
-          <w:b/>
-          <w:i w:val="0"/>
-          <w:sz w:val="28"/>
-        </w:rPr>
-        <w:t>Входные данные — XML-модель метаданных</w:t>
-      </w:r>
-    </w:p>
-    <w:p>
-      <w:pPr>
         <w:ind w:firstLine="425"/>
         <w:jc w:val="both"/>
       </w:pPr>
@@ -1475,7 +1430,7 @@
       <w:r>
         <w:drawing>
           <wp:inline xmlns:a="http://schemas.openxmlformats.org/drawingml/2006/main" xmlns:pic="http://schemas.openxmlformats.org/drawingml/2006/picture">
-            <wp:extent cx="5760000" cy="2157689"/>
+            <wp:extent cx="5760000" cy="2439652"/>
             <wp:docPr id="4" name="Picture 4"/>
             <wp:cNvGraphicFramePr>
               <a:graphicFrameLocks noChangeAspect="1"/>
@@ -1496,7 +1451,7 @@
                   <pic:spPr>
                     <a:xfrm>
                       <a:off x="0" y="0"/>
-                      <a:ext cx="5760000" cy="2157689"/>
+                      <a:ext cx="5760000" cy="2439652"/>
                     </a:xfrm>
                     <a:prstGeom prst="rect"/>
                   </pic:spPr>
@@ -2363,21 +2318,6 @@
     </w:p>
     <w:p>
       <w:pPr>
-        <w:keepNext/>
-        <w:spacing w:before="160" w:after="40"/>
-      </w:pPr>
-      <w:r>
-        <w:rPr>
-          <w:rFonts w:ascii="Times New Roman" w:hAnsi="Times New Roman" w:eastAsia="Times New Roman"/>
-          <w:b/>
-          <w:i w:val="0"/>
-          <w:sz w:val="28"/>
-        </w:rPr>
-        <w:t>Метод чтения XML-модели — потоковый разбор</w:t>
-      </w:r>
-    </w:p>
-    <w:p>
-      <w:pPr>
         <w:ind w:firstLine="425"/>
         <w:jc w:val="both"/>
       </w:pPr>
@@ -2827,7 +2767,7 @@
       <w:r>
         <w:drawing>
           <wp:inline xmlns:a="http://schemas.openxmlformats.org/drawingml/2006/main" xmlns:pic="http://schemas.openxmlformats.org/drawingml/2006/picture">
-            <wp:extent cx="4500000" cy="3254011"/>
+            <wp:extent cx="4500000" cy="3691667"/>
             <wp:docPr id="6" name="Picture 6"/>
             <wp:cNvGraphicFramePr>
               <a:graphicFrameLocks noChangeAspect="1"/>
@@ -2848,7 +2788,7 @@
                   <pic:spPr>
                     <a:xfrm>
                       <a:off x="0" y="0"/>
-                      <a:ext cx="4500000" cy="3254011"/>
+                      <a:ext cx="4500000" cy="3691667"/>
                     </a:xfrm>
                     <a:prstGeom prst="rect"/>
                   </pic:spPr>
@@ -2872,21 +2812,6 @@
           <w:sz w:val="28"/>
         </w:rPr>
         <w:t>Рисунок 6 – Алгоритм потокового разбора XML-модели</w:t>
-      </w:r>
-    </w:p>
-    <w:p>
-      <w:pPr>
-        <w:keepNext/>
-        <w:spacing w:before="160" w:after="40"/>
-      </w:pPr>
-      <w:r>
-        <w:rPr>
-          <w:rFonts w:ascii="Times New Roman" w:hAnsi="Times New Roman" w:eastAsia="Times New Roman"/>
-          <w:b/>
-          <w:i w:val="0"/>
-          <w:sz w:val="28"/>
-        </w:rPr>
-        <w:t>Построение объектной модели и классификация сущностей</w:t>
       </w:r>
     </w:p>
     <w:p>
@@ -3239,7 +3164,7 @@
       <w:r>
         <w:drawing>
           <wp:inline xmlns:a="http://schemas.openxmlformats.org/drawingml/2006/main" xmlns:pic="http://schemas.openxmlformats.org/drawingml/2006/picture">
-            <wp:extent cx="4140000" cy="6407639"/>
+            <wp:extent cx="4140000" cy="6491480"/>
             <wp:docPr id="7" name="Picture 7"/>
             <wp:cNvGraphicFramePr>
               <a:graphicFrameLocks noChangeAspect="1"/>
@@ -3260,7 +3185,7 @@
                   <pic:spPr>
                     <a:xfrm>
                       <a:off x="0" y="0"/>
-                      <a:ext cx="4140000" cy="6407639"/>
+                      <a:ext cx="4140000" cy="6491480"/>
                     </a:xfrm>
                     <a:prstGeom prst="rect"/>
                   </pic:spPr>
@@ -4069,21 +3994,6 @@
     </w:p>
     <w:p>
       <w:pPr>
-        <w:keepNext/>
-        <w:spacing w:before="160" w:after="40"/>
-      </w:pPr>
-      <w:r>
-        <w:rPr>
-          <w:rFonts w:ascii="Times New Roman" w:hAnsi="Times New Roman" w:eastAsia="Times New Roman"/>
-          <w:b/>
-          <w:i w:val="0"/>
-          <w:sz w:val="28"/>
-        </w:rPr>
-        <w:t>Метод организации автотестов — паттерн Page Object</w:t>
-      </w:r>
-    </w:p>
-    <w:p>
-      <w:pPr>
         <w:ind w:firstLine="425"/>
         <w:jc w:val="both"/>
       </w:pPr>
@@ -4106,7 +4016,7 @@
       <w:r>
         <w:drawing>
           <wp:inline xmlns:a="http://schemas.openxmlformats.org/drawingml/2006/main" xmlns:pic="http://schemas.openxmlformats.org/drawingml/2006/picture">
-            <wp:extent cx="4860000" cy="3242531"/>
+            <wp:extent cx="4860000" cy="3779658"/>
             <wp:docPr id="8" name="Picture 8"/>
             <wp:cNvGraphicFramePr>
               <a:graphicFrameLocks noChangeAspect="1"/>
@@ -4127,7 +4037,7 @@
                   <pic:spPr>
                     <a:xfrm>
                       <a:off x="0" y="0"/>
-                      <a:ext cx="4860000" cy="3242531"/>
+                      <a:ext cx="4860000" cy="3779658"/>
                     </a:xfrm>
                     <a:prstGeom prst="rect"/>
                   </pic:spPr>
@@ -4185,21 +4095,6 @@
     </w:p>
     <w:p>
       <w:pPr>
-        <w:keepNext/>
-        <w:spacing w:before="160" w:after="40"/>
-      </w:pPr>
-      <w:r>
-        <w:rPr>
-          <w:rFonts w:ascii="Times New Roman" w:hAnsi="Times New Roman" w:eastAsia="Times New Roman"/>
-          <w:b/>
-          <w:i w:val="0"/>
-          <w:sz w:val="28"/>
-        </w:rPr>
-        <w:t>Алгоритм генерации тестового проекта</w:t>
-      </w:r>
-    </w:p>
-    <w:p>
-      <w:pPr>
         <w:ind w:firstLine="425"/>
         <w:jc w:val="both"/>
       </w:pPr>
@@ -4222,7 +4117,7 @@
       <w:r>
         <w:drawing>
           <wp:inline xmlns:a="http://schemas.openxmlformats.org/drawingml/2006/main" xmlns:pic="http://schemas.openxmlformats.org/drawingml/2006/picture">
-            <wp:extent cx="4140000" cy="3568191"/>
+            <wp:extent cx="4140000" cy="4103218"/>
             <wp:docPr id="9" name="Picture 9"/>
             <wp:cNvGraphicFramePr>
               <a:graphicFrameLocks noChangeAspect="1"/>
@@ -4243,7 +4138,7 @@
                   <pic:spPr>
                     <a:xfrm>
                       <a:off x="0" y="0"/>
-                      <a:ext cx="4140000" cy="3568191"/>
+                      <a:ext cx="4140000" cy="4103218"/>
                     </a:xfrm>
                     <a:prstGeom prst="rect"/>
                   </pic:spPr>
@@ -5059,21 +4954,6 @@
     </w:p>
     <w:p>
       <w:pPr>
-        <w:keepNext/>
-        <w:spacing w:before="160" w:after="40"/>
-      </w:pPr>
-      <w:r>
-        <w:rPr>
-          <w:rFonts w:ascii="Times New Roman" w:hAnsi="Times New Roman" w:eastAsia="Times New Roman"/>
-          <w:b/>
-          <w:i w:val="0"/>
-          <w:sz w:val="28"/>
-        </w:rPr>
-        <w:t>Алгоритм подбора тестовых данных</w:t>
-      </w:r>
-    </w:p>
-    <w:p>
-      <w:pPr>
         <w:ind w:firstLine="425"/>
         <w:jc w:val="both"/>
       </w:pPr>
@@ -5096,7 +4976,7 @@
       <w:r>
         <w:drawing>
           <wp:inline xmlns:a="http://schemas.openxmlformats.org/drawingml/2006/main" xmlns:pic="http://schemas.openxmlformats.org/drawingml/2006/picture">
-            <wp:extent cx="4680000" cy="3784209"/>
+            <wp:extent cx="4680000" cy="4387865"/>
             <wp:docPr id="10" name="Picture 10"/>
             <wp:cNvGraphicFramePr>
               <a:graphicFrameLocks noChangeAspect="1"/>
@@ -5117,7 +4997,7 @@
                   <pic:spPr>
                     <a:xfrm>
                       <a:off x="0" y="0"/>
-                      <a:ext cx="4680000" cy="3784209"/>
+                      <a:ext cx="4680000" cy="4387865"/>
                     </a:xfrm>
                     <a:prstGeom prst="rect"/>
                   </pic:spPr>
@@ -5874,21 +5754,6 @@
     </w:p>
     <w:p>
       <w:pPr>
-        <w:keepNext/>
-        <w:spacing w:before="160" w:after="40"/>
-      </w:pPr>
-      <w:r>
-        <w:rPr>
-          <w:rFonts w:ascii="Times New Roman" w:hAnsi="Times New Roman" w:eastAsia="Times New Roman"/>
-          <w:b/>
-          <w:i w:val="0"/>
-          <w:sz w:val="28"/>
-        </w:rPr>
-        <w:t>Состав формируемых проверок</w:t>
-      </w:r>
-    </w:p>
-    <w:p>
-      <w:pPr>
         <w:ind w:firstLine="425"/>
         <w:jc w:val="both"/>
       </w:pPr>
@@ -6605,21 +6470,6 @@
     </w:p>
     <w:p>
       <w:pPr>
-        <w:keepNext/>
-        <w:spacing w:before="160" w:after="40"/>
-      </w:pPr>
-      <w:r>
-        <w:rPr>
-          <w:rFonts w:ascii="Times New Roman" w:hAnsi="Times New Roman" w:eastAsia="Times New Roman"/>
-          <w:b/>
-          <w:i w:val="0"/>
-          <w:sz w:val="28"/>
-        </w:rPr>
-        <w:t>Запуск тестов и анализ результатов</w:t>
-      </w:r>
-    </w:p>
-    <w:p>
-      <w:pPr>
         <w:ind w:firstLine="425"/>
         <w:jc w:val="both"/>
       </w:pPr>
@@ -6657,7 +6507,7 @@
       <w:r>
         <w:drawing>
           <wp:inline xmlns:a="http://schemas.openxmlformats.org/drawingml/2006/main" xmlns:pic="http://schemas.openxmlformats.org/drawingml/2006/picture">
-            <wp:extent cx="2520000" cy="3632355"/>
+            <wp:extent cx="2520000" cy="4237579"/>
             <wp:docPr id="11" name="Picture 11"/>
             <wp:cNvGraphicFramePr>
               <a:graphicFrameLocks noChangeAspect="1"/>
@@ -6678,7 +6528,7 @@
                   <pic:spPr>
                     <a:xfrm>
                       <a:off x="0" y="0"/>
-                      <a:ext cx="2520000" cy="3632355"/>
+                      <a:ext cx="2520000" cy="4237579"/>
                     </a:xfrm>
                     <a:prstGeom prst="rect"/>
                   </pic:spPr>

--- a/Раздел_1.3_исправленный.docx
+++ b/Раздел_1.3_исправленный.docx
@@ -2767,7 +2767,7 @@
       <w:r>
         <w:drawing>
           <wp:inline xmlns:a="http://schemas.openxmlformats.org/drawingml/2006/main" xmlns:pic="http://schemas.openxmlformats.org/drawingml/2006/picture">
-            <wp:extent cx="4500000" cy="3691667"/>
+            <wp:extent cx="4500000" cy="4586538"/>
             <wp:docPr id="6" name="Picture 6"/>
             <wp:cNvGraphicFramePr>
               <a:graphicFrameLocks noChangeAspect="1"/>
@@ -2788,7 +2788,7 @@
                   <pic:spPr>
                     <a:xfrm>
                       <a:off x="0" y="0"/>
-                      <a:ext cx="4500000" cy="3691667"/>
+                      <a:ext cx="4500000" cy="4586538"/>
                     </a:xfrm>
                     <a:prstGeom prst="rect"/>
                   </pic:spPr>
@@ -3164,7 +3164,7 @@
       <w:r>
         <w:drawing>
           <wp:inline xmlns:a="http://schemas.openxmlformats.org/drawingml/2006/main" xmlns:pic="http://schemas.openxmlformats.org/drawingml/2006/picture">
-            <wp:extent cx="4140000" cy="6491480"/>
+            <wp:extent cx="4140000" cy="4678200"/>
             <wp:docPr id="7" name="Picture 7"/>
             <wp:cNvGraphicFramePr>
               <a:graphicFrameLocks noChangeAspect="1"/>
@@ -3185,7 +3185,7 @@
                   <pic:spPr>
                     <a:xfrm>
                       <a:off x="0" y="0"/>
-                      <a:ext cx="4140000" cy="6491480"/>
+                      <a:ext cx="4140000" cy="4678200"/>
                     </a:xfrm>
                     <a:prstGeom prst="rect"/>
                   </pic:spPr>
@@ -4117,7 +4117,7 @@
       <w:r>
         <w:drawing>
           <wp:inline xmlns:a="http://schemas.openxmlformats.org/drawingml/2006/main" xmlns:pic="http://schemas.openxmlformats.org/drawingml/2006/picture">
-            <wp:extent cx="4140000" cy="4103218"/>
+            <wp:extent cx="4140000" cy="5428000"/>
             <wp:docPr id="9" name="Picture 9"/>
             <wp:cNvGraphicFramePr>
               <a:graphicFrameLocks noChangeAspect="1"/>
@@ -4138,7 +4138,7 @@
                   <pic:spPr>
                     <a:xfrm>
                       <a:off x="0" y="0"/>
-                      <a:ext cx="4140000" cy="4103218"/>
+                      <a:ext cx="4140000" cy="5428000"/>
                     </a:xfrm>
                     <a:prstGeom prst="rect"/>
                   </pic:spPr>
@@ -4976,7 +4976,7 @@
       <w:r>
         <w:drawing>
           <wp:inline xmlns:a="http://schemas.openxmlformats.org/drawingml/2006/main" xmlns:pic="http://schemas.openxmlformats.org/drawingml/2006/picture">
-            <wp:extent cx="4680000" cy="4387865"/>
+            <wp:extent cx="4680000" cy="4297959"/>
             <wp:docPr id="10" name="Picture 10"/>
             <wp:cNvGraphicFramePr>
               <a:graphicFrameLocks noChangeAspect="1"/>
@@ -4997,7 +4997,7 @@
                   <pic:spPr>
                     <a:xfrm>
                       <a:off x="0" y="0"/>
-                      <a:ext cx="4680000" cy="4387865"/>
+                      <a:ext cx="4680000" cy="4297959"/>
                     </a:xfrm>
                     <a:prstGeom prst="rect"/>
                   </pic:spPr>

--- a/Раздел_1.3_исправленный.docx
+++ b/Раздел_1.3_исправленный.docx
@@ -1418,7 +1418,78 @@
           <w:i w:val="0"/>
           <w:sz w:val="28"/>
         </w:rPr>
-        <w:t>Входная XML-модель имеет древовидную структуру (рисунок 4). Корневой элемент содержит описание подсистемы (Category) и общий блок поисков (Searches). Подсистема включает множество сущностей (Object); каждая сущность описывается ключом и именем хранимого представления (таблицы), набором связей с другими сущностями (AssociationObjectA) и группами свойств (Properties). Группа свойств может быть карточкой или гридом и содержит атрибуты (Property) и, при наличии, операцию (Operation) с набором допустимых действий (Modifier). Блок поисков содержит запросы (Search) с параметрами (SearchParam) и колонками результата (SearchResultProperty). Элементы модели снабжены глобальными идентификаторами (GUID) и взаимными ссылками, благодаря которым связи и ссылочные поля сопоставляются с целевыми сущностями. Пространства имён (префиксы e, e3, md) разделяют элементы разных уровней схемы.</w:t>
+        <w:t>Реальный интерфейс тестируемого приложения приведён на рисунке 4: слева — дерево объектов с загруженными объектами, справа — список групп свойств и карточка с атрибутами и их значениями, внизу — панель операций (меню «Редактирование»: Добавить, Сохранить изменения, Удалить); контекстное меню узла дерева открывает связанные сущности (например, повестку совещания). Это соответствует трёхпанельному браузеру E3Core (рисунок 2).</w:t>
+      </w:r>
+    </w:p>
+    <w:p>
+      <w:pPr>
+        <w:keepLines/>
+        <w:spacing w:before="120"/>
+        <w:jc w:val="center"/>
+      </w:pPr>
+      <w:r>
+        <w:drawing>
+          <wp:inline xmlns:a="http://schemas.openxmlformats.org/drawingml/2006/main" xmlns:pic="http://schemas.openxmlformats.org/drawingml/2006/picture">
+            <wp:extent cx="5400000" cy="3176803"/>
+            <wp:docPr id="4" name="Picture 4"/>
+            <wp:cNvGraphicFramePr>
+              <a:graphicFrameLocks noChangeAspect="1"/>
+            </wp:cNvGraphicFramePr>
+            <a:graphic>
+              <a:graphicData uri="http://schemas.openxmlformats.org/drawingml/2006/picture">
+                <pic:pic>
+                  <pic:nvPicPr>
+                    <pic:cNvPr id="0" name="ris_app.png"/>
+                    <pic:cNvPicPr/>
+                  </pic:nvPicPr>
+                  <pic:blipFill>
+                    <a:blip r:embed="rId12"/>
+                    <a:stretch>
+                      <a:fillRect/>
+                    </a:stretch>
+                  </pic:blipFill>
+                  <pic:spPr>
+                    <a:xfrm>
+                      <a:off x="0" y="0"/>
+                      <a:ext cx="5400000" cy="3176803"/>
+                    </a:xfrm>
+                    <a:prstGeom prst="rect"/>
+                  </pic:spPr>
+                </pic:pic>
+              </a:graphicData>
+            </a:graphic>
+          </wp:inline>
+        </w:drawing>
+      </w:r>
+    </w:p>
+    <w:p>
+      <w:pPr>
+        <w:spacing w:after="200"/>
+        <w:jc w:val="center"/>
+      </w:pPr>
+      <w:r>
+        <w:rPr>
+          <w:rFonts w:ascii="Times New Roman" w:hAnsi="Times New Roman" w:eastAsia="Times New Roman"/>
+          <w:b w:val="0"/>
+          <w:i w:val="0"/>
+          <w:sz w:val="28"/>
+        </w:rPr>
+        <w:t>Рисунок 4 – Интерфейс тестируемого приложения АИС ГСК (рабочее пространство E3Core)</w:t>
+      </w:r>
+    </w:p>
+    <w:p>
+      <w:pPr>
+        <w:ind w:firstLine="425"/>
+        <w:jc w:val="both"/>
+      </w:pPr>
+      <w:r>
+        <w:rPr>
+          <w:rFonts w:ascii="Times New Roman" w:hAnsi="Times New Roman" w:eastAsia="Times New Roman"/>
+          <w:b w:val="0"/>
+          <w:i w:val="0"/>
+          <w:sz w:val="28"/>
+        </w:rPr>
+        <w:t>Входная XML-модель имеет древовидную структуру (рисунок 5). Корневой элемент содержит описание подсистемы (Category) и общий блок поисков (Searches). Подсистема включает множество сущностей (Object); каждая сущность описывается ключом и именем хранимого представления (таблицы), набором связей с другими сущностями (AssociationObjectA) и группами свойств (Properties). Группа свойств может быть карточкой или гридом и содержит атрибуты (Property) и, при наличии, операцию (Operation) с набором допустимых действий (Modifier). Блок поисков содержит запросы (Search) с параметрами (SearchParam) и колонками результата (SearchResultProperty). Элементы модели снабжены глобальными идентификаторами (GUID) и взаимными ссылками, благодаря которым связи и ссылочные поля сопоставляются с целевыми сущностями. Пространства имён (префиксы e, e3, md) разделяют элементы разных уровней схемы.</w:t>
       </w:r>
     </w:p>
     <w:p>
@@ -1431,7 +1502,7 @@
         <w:drawing>
           <wp:inline xmlns:a="http://schemas.openxmlformats.org/drawingml/2006/main" xmlns:pic="http://schemas.openxmlformats.org/drawingml/2006/picture">
             <wp:extent cx="5760000" cy="2439652"/>
-            <wp:docPr id="4" name="Picture 4"/>
+            <wp:docPr id="5" name="Picture 5"/>
             <wp:cNvGraphicFramePr>
               <a:graphicFrameLocks noChangeAspect="1"/>
             </wp:cNvGraphicFramePr>
@@ -1443,7 +1514,7 @@
                     <pic:cNvPicPr/>
                   </pic:nvPicPr>
                   <pic:blipFill>
-                    <a:blip r:embed="rId12"/>
+                    <a:blip r:embed="rId13"/>
                     <a:stretch>
                       <a:fillRect/>
                     </a:stretch>
@@ -1474,7 +1545,7 @@
           <w:i w:val="0"/>
           <w:sz w:val="28"/>
         </w:rPr>
-        <w:t>Рисунок 4 – Структура XML-метамодели E3Core</w:t>
+        <w:t>Рисунок 5 – Структура XML-метамодели E3Core</w:t>
       </w:r>
     </w:p>
     <w:p>
@@ -1489,7 +1560,7 @@
           <w:i w:val="0"/>
           <w:sz w:val="28"/>
         </w:rPr>
-        <w:t>Все элементы метамодели, показанные на рисунке 4, и их назначение приведены в таблице 4.</w:t>
+        <w:t>Все элементы метамодели, показанные на рисунке 5, и их назначение приведены в таблице 4.</w:t>
       </w:r>
     </w:p>
     <w:p>
@@ -2257,7 +2328,7 @@
           <w:i w:val="0"/>
           <w:sz w:val="28"/>
         </w:rPr>
-        <w:t>Фрагмент входной XML-модели (с сокращениями) приведён на рисунке 5; он иллюстрирует описание сущности «ГСК/ОГСК», её обязательных и ссылочных атрибутов, операции с действиями и связанного поискового запроса.</w:t>
+        <w:t>Фрагмент входной XML-модели (с сокращениями) приведён на рисунке 6; он иллюстрирует описание сущности «ГСК/ОГСК», её обязательных и ссылочных атрибутов, операции с действиями и связанного поискового запроса.</w:t>
       </w:r>
     </w:p>
     <w:p>
@@ -2270,7 +2341,7 @@
         <w:drawing>
           <wp:inline xmlns:a="http://schemas.openxmlformats.org/drawingml/2006/main" xmlns:pic="http://schemas.openxmlformats.org/drawingml/2006/picture">
             <wp:extent cx="5760000" cy="4057446"/>
-            <wp:docPr id="5" name="Picture 5"/>
+            <wp:docPr id="6" name="Picture 6"/>
             <wp:cNvGraphicFramePr>
               <a:graphicFrameLocks noChangeAspect="1"/>
             </wp:cNvGraphicFramePr>
@@ -2282,7 +2353,7 @@
                     <pic:cNvPicPr/>
                   </pic:nvPicPr>
                   <pic:blipFill>
-                    <a:blip r:embed="rId13"/>
+                    <a:blip r:embed="rId14"/>
                     <a:stretch>
                       <a:fillRect/>
                     </a:stretch>
@@ -2313,7 +2384,7 @@
           <w:i w:val="0"/>
           <w:sz w:val="28"/>
         </w:rPr>
-        <w:t>Рисунок 5 – Фрагмент входной XML-модели метаданных (сокращённо)</w:t>
+        <w:t>Рисунок 6 – Фрагмент входной XML-модели метаданных (сокращённо)</w:t>
       </w:r>
     </w:p>
     <w:p>
@@ -2755,7 +2826,7 @@
           <w:i w:val="0"/>
           <w:sz w:val="28"/>
         </w:rPr>
-        <w:t>Алгоритм разбора (рисунок 6; здесь и далее схемы алгоритмов выполнены по ГОСТ 19.701-90) состоит в последовательном чтении событий до конца документа. При появлении начала элемента анализатор определяет его вид: описание подсистемы — сохраняет её имя и идентификатор; сущность — передаёт управление процедуре разбора сущности; блок поисков — процедуре разбора поисков. Неизвестные или неиспользуемые блоки пропускаются перемоткой курсора до соответствующего закрывающего тега, что снижает связанность анализатора с деталями формата. Вложенность отслеживается по балансу открывающих и закрывающих тегов. По достижении конца документа возвращается сформированная объектная модель.</w:t>
+        <w:t>Алгоритм разбора (рисунок 7; здесь и далее схемы алгоритмов выполнены по ГОСТ 19.701-90) состоит в последовательном чтении событий до конца документа. При появлении начала элемента анализатор определяет его вид: описание подсистемы — сохраняет её имя и идентификатор; сущность — передаёт управление процедуре разбора сущности; блок поисков — процедуре разбора поисков. Неизвестные или неиспользуемые блоки пропускаются перемоткой курсора до соответствующего закрывающего тега, что снижает связанность анализатора с деталями формата. Вложенность отслеживается по балансу открывающих и закрывающих тегов. По достижении конца документа возвращается сформированная объектная модель.</w:t>
       </w:r>
     </w:p>
     <w:p>
@@ -2768,7 +2839,7 @@
         <w:drawing>
           <wp:inline xmlns:a="http://schemas.openxmlformats.org/drawingml/2006/main" xmlns:pic="http://schemas.openxmlformats.org/drawingml/2006/picture">
             <wp:extent cx="4500000" cy="4586538"/>
-            <wp:docPr id="6" name="Picture 6"/>
+            <wp:docPr id="7" name="Picture 7"/>
             <wp:cNvGraphicFramePr>
               <a:graphicFrameLocks noChangeAspect="1"/>
             </wp:cNvGraphicFramePr>
@@ -2780,7 +2851,7 @@
                     <pic:cNvPicPr/>
                   </pic:nvPicPr>
                   <pic:blipFill>
-                    <a:blip r:embed="rId14"/>
+                    <a:blip r:embed="rId15"/>
                     <a:stretch>
                       <a:fillRect/>
                     </a:stretch>
@@ -2811,7 +2882,7 @@
           <w:i w:val="0"/>
           <w:sz w:val="28"/>
         </w:rPr>
-        <w:t>Рисунок 6 – Алгоритм потокового разбора XML-модели</w:t>
+        <w:t>Рисунок 7 – Алгоритм потокового разбора XML-модели</w:t>
       </w:r>
     </w:p>
     <w:p>
@@ -3152,7 +3223,7 @@
           <w:i w:val="0"/>
           <w:sz w:val="28"/>
         </w:rPr>
-        <w:t>Правила классификации применяются последовательно (рисунок 7). Сначала проверяется, не совпадает ли сущность по имени с какой-либо вкладкой-гридом внутри другой сущности (дочерняя сущность-вкладка). Затем — не показывается ли она узлом дерева внутри родителя при наличии собственных операций (дочерний узел дерева). Далее распознаются справочники: по служебному префиксу имени представления; по тому, что все связанные поиски не имеют параметров и возвращают только ключ и наименование (поиск «выбрать одно значение»); по тому, что сущность используется исключительно как цель подбора ссылочного значения и ни один родитель не показывает её строки таблицей. Если ни одно правило не сработало, сущность считается основной.</w:t>
+        <w:t>Правила классификации применяются последовательно (рисунок 8). Сначала проверяется, не совпадает ли сущность по имени с какой-либо вкладкой-гридом внутри другой сущности (дочерняя сущность-вкладка). Затем — не показывается ли она узлом дерева внутри родителя при наличии собственных операций (дочерний узел дерева). Далее распознаются справочники: по служебному префиксу имени представления; по тому, что все связанные поиски не имеют параметров и возвращают только ключ и наименование (поиск «выбрать одно значение»); по тому, что сущность используется исключительно как цель подбора ссылочного значения и ни один родитель не показывает её строки таблицей. Если ни одно правило не сработало, сущность считается основной.</w:t>
       </w:r>
     </w:p>
     <w:p>
@@ -3165,7 +3236,7 @@
         <w:drawing>
           <wp:inline xmlns:a="http://schemas.openxmlformats.org/drawingml/2006/main" xmlns:pic="http://schemas.openxmlformats.org/drawingml/2006/picture">
             <wp:extent cx="4140000" cy="4678200"/>
-            <wp:docPr id="7" name="Picture 7"/>
+            <wp:docPr id="8" name="Picture 8"/>
             <wp:cNvGraphicFramePr>
               <a:graphicFrameLocks noChangeAspect="1"/>
             </wp:cNvGraphicFramePr>
@@ -3177,7 +3248,7 @@
                     <pic:cNvPicPr/>
                   </pic:nvPicPr>
                   <pic:blipFill>
-                    <a:blip r:embed="rId15"/>
+                    <a:blip r:embed="rId16"/>
                     <a:stretch>
                       <a:fillRect/>
                     </a:stretch>
@@ -3208,7 +3279,7 @@
           <w:i w:val="0"/>
           <w:sz w:val="28"/>
         </w:rPr>
-        <w:t>Рисунок 7 – Алгоритм классификации сущностей</w:t>
+        <w:t>Рисунок 8 – Алгоритм классификации сущностей</w:t>
       </w:r>
     </w:p>
     <w:p>
@@ -4004,7 +4075,7 @@
           <w:i w:val="0"/>
           <w:sz w:val="28"/>
         </w:rPr>
-        <w:t>Сгенерированные автотесты организуются по архитектурному шаблону «Объект страницы» (Page Object). Согласно этому шаблону, для каждой экранной формы создаётся отдельный объект, который инкапсулирует элементы формы и операции над ними и предоставляет тесту понятные методы предметной области (например, «заполнить поле», «нажать Добавить», «поле отображается», «число строк таблицы»). Тестовый класс описывает сценарий проверки в терминах этих методов и не обращается к элементам страницы напрямую (рисунок 8).</w:t>
+        <w:t>Сгенерированные автотесты организуются по архитектурному шаблону «Объект страницы» (Page Object). Согласно этому шаблону, для каждой экранной формы создаётся отдельный объект, который инкапсулирует элементы формы и операции над ними и предоставляет тесту понятные методы предметной области (например, «заполнить поле», «нажать Добавить», «поле отображается», «число строк таблицы»). Тестовый класс описывает сценарий проверки в терминах этих методов и не обращается к элементам страницы напрямую (рисунок 9).</w:t>
       </w:r>
     </w:p>
     <w:p>
@@ -4017,7 +4088,7 @@
         <w:drawing>
           <wp:inline xmlns:a="http://schemas.openxmlformats.org/drawingml/2006/main" xmlns:pic="http://schemas.openxmlformats.org/drawingml/2006/picture">
             <wp:extent cx="4860000" cy="3779658"/>
-            <wp:docPr id="8" name="Picture 8"/>
+            <wp:docPr id="9" name="Picture 9"/>
             <wp:cNvGraphicFramePr>
               <a:graphicFrameLocks noChangeAspect="1"/>
             </wp:cNvGraphicFramePr>
@@ -4029,7 +4100,7 @@
                     <pic:cNvPicPr/>
                   </pic:nvPicPr>
                   <pic:blipFill>
-                    <a:blip r:embed="rId16"/>
+                    <a:blip r:embed="rId17"/>
                     <a:stretch>
                       <a:fillRect/>
                     </a:stretch>
@@ -4060,7 +4131,7 @@
           <w:i w:val="0"/>
           <w:sz w:val="28"/>
         </w:rPr>
-        <w:t>Рисунок 8 – Взаимодействие компонентов по паттерну Page Object</w:t>
+        <w:t>Рисунок 9 – Взаимодействие компонентов по паттерну Page Object</w:t>
       </w:r>
     </w:p>
     <w:p>
@@ -4105,7 +4176,7 @@
           <w:i w:val="0"/>
           <w:sz w:val="28"/>
         </w:rPr>
-        <w:t>Генерация выполняется по шаблонному принципу: на основе объектной модели формируются исходные файлы тестового проекта по заранее заданным образцам. Сначала создаётся структура проекта — файл сборки и конфигурация запуска, — затем инфраструктурные компоненты, общие для всех тестов, после чего для каждой сущности по результату классификации формируются её объект страницы и тестовый класс либо тест в составе родителя; справочники пропускаются (рисунок 9). По завершении сохраняется отчёт о классификации.</w:t>
+        <w:t>Генерация выполняется по шаблонному принципу: на основе объектной модели формируются исходные файлы тестового проекта по заранее заданным образцам. Сначала создаётся структура проекта — файл сборки и конфигурация запуска, — затем инфраструктурные компоненты, общие для всех тестов, после чего для каждой сущности по результату классификации формируются её объект страницы и тестовый класс либо тест в составе родителя; справочники пропускаются (рисунок 10). По завершении сохраняется отчёт о классификации.</w:t>
       </w:r>
     </w:p>
     <w:p>
@@ -4118,7 +4189,7 @@
         <w:drawing>
           <wp:inline xmlns:a="http://schemas.openxmlformats.org/drawingml/2006/main" xmlns:pic="http://schemas.openxmlformats.org/drawingml/2006/picture">
             <wp:extent cx="4140000" cy="5428000"/>
-            <wp:docPr id="9" name="Picture 9"/>
+            <wp:docPr id="10" name="Picture 10"/>
             <wp:cNvGraphicFramePr>
               <a:graphicFrameLocks noChangeAspect="1"/>
             </wp:cNvGraphicFramePr>
@@ -4130,7 +4201,7 @@
                     <pic:cNvPicPr/>
                   </pic:nvPicPr>
                   <pic:blipFill>
-                    <a:blip r:embed="rId17"/>
+                    <a:blip r:embed="rId18"/>
                     <a:stretch>
                       <a:fillRect/>
                     </a:stretch>
@@ -4161,7 +4232,7 @@
           <w:i w:val="0"/>
           <w:sz w:val="28"/>
         </w:rPr>
-        <w:t>Рисунок 9 – Алгоритм генерации тестового проекта</w:t>
+        <w:t>Рисунок 10 – Алгоритм генерации тестового проекта</w:t>
       </w:r>
     </w:p>
     <w:p>
@@ -4964,7 +5035,7 @@
           <w:i w:val="0"/>
           <w:sz w:val="28"/>
         </w:rPr>
-        <w:t>Для заполнения полей форм система подбирает значения по типу атрибута и маске ввода (рисунок 10). Ссылочные поля (справочник, ссылка) не заполняются текстом — для них предусмотрен выбор готового значения из выпадающего списка. Если у поля задана маска, значение формируется по ней; если маски нет — по типу значения. Правила подбора приведены в таблице 10, грамматика плейсхолдеров маски — в таблице 11.</w:t>
+        <w:t>Для заполнения полей форм система подбирает значения по типу атрибута и маске ввода (рисунок 11). Ссылочные поля (справочник, ссылка) не заполняются текстом — для них предусмотрен выбор готового значения из выпадающего списка. Если у поля задана маска, значение формируется по ней; если маски нет — по типу значения. Правила подбора приведены в таблице 10, грамматика плейсхолдеров маски — в таблице 11.</w:t>
       </w:r>
     </w:p>
     <w:p>
@@ -4977,7 +5048,7 @@
         <w:drawing>
           <wp:inline xmlns:a="http://schemas.openxmlformats.org/drawingml/2006/main" xmlns:pic="http://schemas.openxmlformats.org/drawingml/2006/picture">
             <wp:extent cx="4680000" cy="4297959"/>
-            <wp:docPr id="10" name="Picture 10"/>
+            <wp:docPr id="11" name="Picture 11"/>
             <wp:cNvGraphicFramePr>
               <a:graphicFrameLocks noChangeAspect="1"/>
             </wp:cNvGraphicFramePr>
@@ -4989,7 +5060,7 @@
                     <pic:cNvPicPr/>
                   </pic:nvPicPr>
                   <pic:blipFill>
-                    <a:blip r:embed="rId18"/>
+                    <a:blip r:embed="rId19"/>
                     <a:stretch>
                       <a:fillRect/>
                     </a:stretch>
@@ -5020,7 +5091,7 @@
           <w:i w:val="0"/>
           <w:sz w:val="28"/>
         </w:rPr>
-        <w:t>Рисунок 10 – Алгоритм подбора тестовых данных по типу и маске</w:t>
+        <w:t>Рисунок 11 – Алгоритм подбора тестовых данных по типу и маске</w:t>
       </w:r>
     </w:p>
     <w:p>
@@ -6495,7 +6566,7 @@
           <w:i w:val="0"/>
           <w:sz w:val="28"/>
         </w:rPr>
-        <w:t>Анализ результатов (рисунок 11) состоит в чтении XML-отчётов тем же потоковым методом, что и при разборе модели, извлечении из них статусов тестов (успех, отказ, пропуск), сообщений об ошибках и длительностей. По извлечённым данным формируется агрегированная статистика прогона; снимки экрана сопоставляются с соответствующими тест-кейсами по соглашению об именах файлов. Итоги выгружаются в автономные отчёты и сохраняются в базе отчётов для просмотра истории прогонов. Перечень формируемых артефактов приведён в таблице 13.</w:t>
+        <w:t>Анализ результатов (рисунок 12) состоит в чтении XML-отчётов тем же потоковым методом, что и при разборе модели, извлечении из них статусов тестов (успех, отказ, пропуск), сообщений об ошибках и длительностей. По извлечённым данным формируется агрегированная статистика прогона; снимки экрана сопоставляются с соответствующими тест-кейсами по соглашению об именах файлов. Итоги выгружаются в автономные отчёты и сохраняются в базе отчётов для просмотра истории прогонов. Перечень формируемых артефактов приведён в таблице 13.</w:t>
       </w:r>
     </w:p>
     <w:p>
@@ -6508,7 +6579,7 @@
         <w:drawing>
           <wp:inline xmlns:a="http://schemas.openxmlformats.org/drawingml/2006/main" xmlns:pic="http://schemas.openxmlformats.org/drawingml/2006/picture">
             <wp:extent cx="2520000" cy="4237579"/>
-            <wp:docPr id="11" name="Picture 11"/>
+            <wp:docPr id="12" name="Picture 12"/>
             <wp:cNvGraphicFramePr>
               <a:graphicFrameLocks noChangeAspect="1"/>
             </wp:cNvGraphicFramePr>
@@ -6520,7 +6591,7 @@
                     <pic:cNvPicPr/>
                   </pic:nvPicPr>
                   <pic:blipFill>
-                    <a:blip r:embed="rId19"/>
+                    <a:blip r:embed="rId20"/>
                     <a:stretch>
                       <a:fillRect/>
                     </a:stretch>
@@ -6551,7 +6622,7 @@
           <w:i w:val="0"/>
           <w:sz w:val="28"/>
         </w:rPr>
-        <w:t>Рисунок 11 – Алгоритм запуска тестов и анализа результатов</w:t>
+        <w:t>Рисунок 12 – Алгоритм запуска тестов и анализа результатов</w:t>
       </w:r>
     </w:p>
     <w:p>
